--- a/weeks/2026_1012-1018_RPent多模型性能分析/2026-10-16-实验结果与改进分析/具身智能实验结果与改进方向报告.docx
+++ b/weeks/2026_1012-1018_RPent多模型性能分析/2026-10-16-实验结果与改进分析/具身智能实验结果与改进方向报告.docx
@@ -30,7 +30,7 @@
           <w:color w:val="555555"/>
           <w:sz w:val="18"/>
         </w:rPr>
-        <w:t>v4.0  2026年10月16日</w:t>
+        <w:t>v4.1  2026年10月16日</w:t>
       </w:r>
     </w:p>
     <w:p>
@@ -1177,6 +1177,52 @@
     </w:p>
     <w:p>
       <w:pPr>
+        <w:spacing w:after="140"/>
+      </w:pPr>
+      <w:r>
+        <w:rPr>
+          <w:rFonts w:ascii="Arial" w:hAnsi="Arial" w:eastAsia="Hiragino Sans GB" w:cs="Arial"/>
+          <w:b w:val="0"/>
+          <w:bCs w:val="0"/>
+          <w:color w:val="000000"/>
+        </w:rPr>
+        <w:t>下一章表 02 将官网榜单与本地 bowl 结果分组列在一起。近期榜单既出现新的策略模型，也出现组织记忆、代码和反馈的 Agent 系统。对我们最有用的启发，是把基座能力与系统组织一起研究。外部成绩给出方向，解释本地差异仍要回到相同任务、初态和接口下的实验。〔W02、L01，E3〕</w:t>
+      </w:r>
+    </w:p>
+    <w:p>
+      <w:pPr>
+        <w:pStyle w:val="Heading1"/>
+        <w:pageBreakBefore w:val="0"/>
+      </w:pPr>
+      <w:r>
+        <w:t>2  模型能力 从抓放结果到逐轮判断</w:t>
+      </w:r>
+    </w:p>
+    <w:p>
+      <w:pPr>
+        <w:pStyle w:val="Heading2"/>
+        <w:pageBreakBefore w:val="0"/>
+      </w:pPr>
+      <w:r>
+        <w:t>2.1  Astra 完成更多抓放任务 平均决策数也更少</w:t>
+      </w:r>
+    </w:p>
+    <w:p>
+      <w:pPr>
+        <w:spacing w:after="140"/>
+      </w:pPr>
+      <w:r>
+        <w:rPr>
+          <w:rFonts w:ascii="Arial" w:hAnsi="Arial" w:eastAsia="Hiragino Sans GB" w:cs="Arial"/>
+          <w:b w:val="0"/>
+          <w:bCs w:val="0"/>
+          <w:color w:val="000000"/>
+        </w:rPr>
+        <w:t>bowl 实验要求模型根据三路 RGB 图像和机器人实测状态，把红块放入蓝碗；模型自行决定位置、夹爪开合与结束时机，控制器执行 move_to。观测不提供物体真值坐标，统一上限为 20 次决策、900 个控制步。这个接口把视觉定位、执行进度判断和失败恢复同时交给了模型。〔L02，协议 E2；职责解释 E3〕</w:t>
+      </w:r>
+    </w:p>
+    <w:p>
+      <w:pPr>
         <w:keepNext/>
         <w:spacing w:after="80"/>
       </w:pPr>
@@ -1207,10 +1253,12 @@
         </w:tblBorders>
       </w:tblPr>
       <w:tblGrid>
-        <w:gridCol w:w="2016"/>
-        <w:gridCol w:w="4378"/>
-        <w:gridCol w:w="1728"/>
-        <w:gridCol w:w="2016"/>
+        <w:gridCol w:w="2376"/>
+        <w:gridCol w:w="1627"/>
+        <w:gridCol w:w="936"/>
+        <w:gridCol w:w="1037"/>
+        <w:gridCol w:w="1238"/>
+        <w:gridCol w:w="2923"/>
       </w:tblGrid>
       <w:tr>
         <w:trPr>
@@ -1219,12 +1267,12 @@
         </w:trPr>
         <w:tc>
           <w:tcPr>
-            <w:tcW w:type="dxa" w:w="2016"/>
+            <w:tcW w:type="dxa" w:w="2376"/>
             <w:vAlign w:val="center"/>
             <w:shd w:fill="343A40"/>
             <w:tcMar>
-              <w:top w:w="85" w:type="dxa"/>
-              <w:bottom w:w="85" w:type="dxa"/>
+              <w:top w:w="60" w:type="dxa"/>
+              <w:bottom w:w="60" w:type="dxa"/>
               <w:left w:w="100" w:type="dxa"/>
               <w:right w:w="100" w:type="dxa"/>
             </w:tcMar>
@@ -1243,18 +1291,18 @@
                 <w:color w:val="FFFFFF"/>
                 <w:sz w:val="19"/>
               </w:rPr>
-              <w:t>官方加入日期</w:t>
-            </w:r>
-          </w:p>
-        </w:tc>
-        <w:tc>
-          <w:tcPr>
-            <w:tcW w:type="dxa" w:w="4378"/>
+              <w:t>模型或系统</w:t>
+            </w:r>
+          </w:p>
+        </w:tc>
+        <w:tc>
+          <w:tcPr>
+            <w:tcW w:type="dxa" w:w="1627"/>
             <w:vAlign w:val="center"/>
             <w:shd w:fill="343A40"/>
             <w:tcMar>
-              <w:top w:w="85" w:type="dxa"/>
-              <w:bottom w:w="85" w:type="dxa"/>
+              <w:top w:w="60" w:type="dxa"/>
+              <w:bottom w:w="60" w:type="dxa"/>
               <w:left w:w="100" w:type="dxa"/>
               <w:right w:w="100" w:type="dxa"/>
             </w:tcMar>
@@ -1273,18 +1321,18 @@
                 <w:color w:val="FFFFFF"/>
                 <w:sz w:val="19"/>
               </w:rPr>
-              <w:t>模型或系统</w:t>
-            </w:r>
-          </w:p>
-        </w:tc>
-        <w:tc>
-          <w:tcPr>
-            <w:tcW w:type="dxa" w:w="1728"/>
+              <w:t>评价结果</w:t>
+            </w:r>
+          </w:p>
+        </w:tc>
+        <w:tc>
+          <w:tcPr>
+            <w:tcW w:type="dxa" w:w="936"/>
             <w:vAlign w:val="center"/>
             <w:shd w:fill="343A40"/>
             <w:tcMar>
-              <w:top w:w="85" w:type="dxa"/>
-              <w:bottom w:w="85" w:type="dxa"/>
+              <w:top w:w="60" w:type="dxa"/>
+              <w:bottom w:w="60" w:type="dxa"/>
               <w:left w:w="100" w:type="dxa"/>
               <w:right w:w="100" w:type="dxa"/>
             </w:tcMar>
@@ -1303,18 +1351,20 @@
                 <w:color w:val="FFFFFF"/>
                 <w:sz w:val="19"/>
               </w:rPr>
-              <w:t>Score</w:t>
-            </w:r>
-          </w:p>
-        </w:tc>
-        <w:tc>
-          <w:tcPr>
-            <w:tcW w:type="dxa" w:w="2016"/>
+              <w:t>决策</w:t>
+              <w:br/>
+              <w:t>均值</w:t>
+            </w:r>
+          </w:p>
+        </w:tc>
+        <w:tc>
+          <w:tcPr>
+            <w:tcW w:type="dxa" w:w="1037"/>
             <w:vAlign w:val="center"/>
             <w:shd w:fill="343A40"/>
             <w:tcMar>
-              <w:top w:w="85" w:type="dxa"/>
-              <w:bottom w:w="85" w:type="dxa"/>
+              <w:top w:w="60" w:type="dxa"/>
+              <w:bottom w:w="60" w:type="dxa"/>
               <w:left w:w="100" w:type="dxa"/>
               <w:right w:w="100" w:type="dxa"/>
             </w:tcMar>
@@ -1333,7 +1383,71 @@
                 <w:color w:val="FFFFFF"/>
                 <w:sz w:val="19"/>
               </w:rPr>
-              <w:t>SR</w:t>
+              <w:t>控制步</w:t>
+              <w:br/>
+              <w:t>均值</w:t>
+            </w:r>
+          </w:p>
+        </w:tc>
+        <w:tc>
+          <w:tcPr>
+            <w:tcW w:type="dxa" w:w="1238"/>
+            <w:vAlign w:val="center"/>
+            <w:shd w:fill="343A40"/>
+            <w:tcMar>
+              <w:top w:w="60" w:type="dxa"/>
+              <w:bottom w:w="60" w:type="dxa"/>
+              <w:left w:w="100" w:type="dxa"/>
+              <w:right w:w="100" w:type="dxa"/>
+            </w:tcMar>
+          </w:tcPr>
+          <w:p>
+            <w:pPr>
+              <w:keepNext/>
+              <w:spacing w:after="0" w:before="0" w:line="259" w:lineRule="auto"/>
+              <w:jc w:val="left"/>
+            </w:pPr>
+            <w:r>
+              <w:rPr>
+                <w:rFonts w:ascii="Arial" w:hAnsi="Arial" w:eastAsia="Hiragino Sans GB" w:cs="Arial"/>
+                <w:b/>
+                <w:bCs/>
+                <w:color w:val="FFFFFF"/>
+                <w:sz w:val="19"/>
+              </w:rPr>
+              <w:t>回合墙钟</w:t>
+              <w:br/>
+              <w:t>均值/s</w:t>
+            </w:r>
+          </w:p>
+        </w:tc>
+        <w:tc>
+          <w:tcPr>
+            <w:tcW w:type="dxa" w:w="2923"/>
+            <w:vAlign w:val="center"/>
+            <w:shd w:fill="343A40"/>
+            <w:tcMar>
+              <w:top w:w="60" w:type="dxa"/>
+              <w:bottom w:w="60" w:type="dxa"/>
+              <w:left w:w="100" w:type="dxa"/>
+              <w:right w:w="100" w:type="dxa"/>
+            </w:tcMar>
+          </w:tcPr>
+          <w:p>
+            <w:pPr>
+              <w:keepNext/>
+              <w:spacing w:after="0" w:before="0" w:line="259" w:lineRule="auto"/>
+              <w:jc w:val="left"/>
+            </w:pPr>
+            <w:r>
+              <w:rPr>
+                <w:rFonts w:ascii="Arial" w:hAnsi="Arial" w:eastAsia="Hiragino Sans GB" w:cs="Arial"/>
+                <w:b/>
+                <w:bCs/>
+                <w:color w:val="FFFFFF"/>
+                <w:sz w:val="19"/>
+              </w:rPr>
+              <w:t>补充记录</w:t>
             </w:r>
           </w:p>
         </w:tc>
@@ -1344,121 +1458,31 @@
         </w:trPr>
         <w:tc>
           <w:tcPr>
-            <w:tcW w:type="dxa" w:w="2016"/>
-            <w:vAlign w:val="center"/>
-            <w:shd w:fill="FFFFFF"/>
-            <w:tcMar>
-              <w:top w:w="85" w:type="dxa"/>
-              <w:bottom w:w="85" w:type="dxa"/>
-              <w:left w:w="100" w:type="dxa"/>
-              <w:right w:w="100" w:type="dxa"/>
-            </w:tcMar>
-          </w:tcPr>
-          <w:p>
-            <w:pPr>
-              <w:keepNext/>
-              <w:spacing w:after="0" w:before="0" w:line="259" w:lineRule="auto"/>
-              <w:jc w:val="left"/>
-            </w:pPr>
-            <w:r>
-              <w:rPr>
-                <w:rFonts w:ascii="Arial" w:hAnsi="Arial" w:eastAsia="Hiragino Sans GB" w:cs="Arial"/>
-                <w:b w:val="0"/>
-                <w:bCs w:val="0"/>
+            <w:tcW w:type="dxa" w:w="10137"/>
+            <w:vAlign w:val="center"/>
+            <w:gridSpan w:val="6"/>
+            <w:tcMar>
+              <w:top w:w="60" w:type="dxa"/>
+              <w:bottom w:w="60" w:type="dxa"/>
+              <w:left w:w="100" w:type="dxa"/>
+              <w:right w:w="100" w:type="dxa"/>
+            </w:tcMar>
+            <w:shd w:fill="E1E7EB"/>
+          </w:tcPr>
+          <w:p>
+            <w:pPr>
+              <w:keepNext/>
+              <w:spacing w:after="0" w:before="0" w:line="259" w:lineRule="auto"/>
+            </w:pPr>
+            <w:r>
+              <w:rPr>
+                <w:rFonts w:ascii="Arial" w:hAnsi="Arial" w:eastAsia="Hiragino Sans GB" w:cs="Arial"/>
+                <w:b/>
+                <w:bCs/>
                 <w:color w:val="000000"/>
                 <w:sz w:val="19"/>
               </w:rPr>
-              <w:t>2026-09-16</w:t>
-            </w:r>
-          </w:p>
-        </w:tc>
-        <w:tc>
-          <w:tcPr>
-            <w:tcW w:type="dxa" w:w="4378"/>
-            <w:vAlign w:val="center"/>
-            <w:shd w:fill="FFFFFF"/>
-            <w:tcMar>
-              <w:top w:w="85" w:type="dxa"/>
-              <w:bottom w:w="85" w:type="dxa"/>
-              <w:left w:w="100" w:type="dxa"/>
-              <w:right w:w="100" w:type="dxa"/>
-            </w:tcMar>
-          </w:tcPr>
-          <w:p>
-            <w:pPr>
-              <w:keepNext/>
-              <w:spacing w:after="0" w:before="0" w:line="259" w:lineRule="auto"/>
-              <w:jc w:val="center"/>
-            </w:pPr>
-            <w:r>
-              <w:rPr>
-                <w:rFonts w:ascii="Arial" w:hAnsi="Arial" w:eastAsia="Hiragino Sans GB" w:cs="Arial"/>
-                <w:b w:val="0"/>
-                <w:bCs w:val="0"/>
-                <w:color w:val="000000"/>
-                <w:sz w:val="19"/>
-              </w:rPr>
-              <w:t>GPT-6-Astra</w:t>
-            </w:r>
-          </w:p>
-        </w:tc>
-        <w:tc>
-          <w:tcPr>
-            <w:tcW w:type="dxa" w:w="1728"/>
-            <w:vAlign w:val="center"/>
-            <w:shd w:fill="FFFFFF"/>
-            <w:tcMar>
-              <w:top w:w="85" w:type="dxa"/>
-              <w:bottom w:w="85" w:type="dxa"/>
-              <w:left w:w="100" w:type="dxa"/>
-              <w:right w:w="100" w:type="dxa"/>
-            </w:tcMar>
-          </w:tcPr>
-          <w:p>
-            <w:pPr>
-              <w:keepNext/>
-              <w:spacing w:after="0" w:before="0" w:line="259" w:lineRule="auto"/>
-              <w:jc w:val="center"/>
-            </w:pPr>
-            <w:r>
-              <w:rPr>
-                <w:rFonts w:ascii="Arial" w:hAnsi="Arial" w:eastAsia="Hiragino Sans GB" w:cs="Arial"/>
-                <w:b w:val="0"/>
-                <w:bCs w:val="0"/>
-                <w:color w:val="000000"/>
-                <w:sz w:val="19"/>
-              </w:rPr>
-              <w:t>28.97</w:t>
-            </w:r>
-          </w:p>
-        </w:tc>
-        <w:tc>
-          <w:tcPr>
-            <w:tcW w:type="dxa" w:w="2016"/>
-            <w:vAlign w:val="center"/>
-            <w:shd w:fill="FFFFFF"/>
-            <w:tcMar>
-              <w:top w:w="85" w:type="dxa"/>
-              <w:bottom w:w="85" w:type="dxa"/>
-              <w:left w:w="100" w:type="dxa"/>
-              <w:right w:w="100" w:type="dxa"/>
-            </w:tcMar>
-          </w:tcPr>
-          <w:p>
-            <w:pPr>
-              <w:keepNext/>
-              <w:spacing w:after="0" w:before="0" w:line="259" w:lineRule="auto"/>
-              <w:jc w:val="center"/>
-            </w:pPr>
-            <w:r>
-              <w:rPr>
-                <w:rFonts w:ascii="Arial" w:hAnsi="Arial" w:eastAsia="Hiragino Sans GB" w:cs="Arial"/>
-                <w:b w:val="0"/>
-                <w:bCs w:val="0"/>
-                <w:color w:val="000000"/>
-                <w:sz w:val="19"/>
-              </w:rPr>
-              <w:t>22.48%</w:t>
+              <w:t>A  RoboDojo 官方榜单快照  2026-10-16</w:t>
             </w:r>
           </w:p>
         </w:tc>
@@ -1469,12 +1493,12 @@
         </w:trPr>
         <w:tc>
           <w:tcPr>
-            <w:tcW w:type="dxa" w:w="2016"/>
+            <w:tcW w:type="dxa" w:w="2376"/>
             <w:vAlign w:val="center"/>
             <w:shd w:fill="F3F4F5"/>
             <w:tcMar>
-              <w:top w:w="85" w:type="dxa"/>
-              <w:bottom w:w="85" w:type="dxa"/>
+              <w:top w:w="60" w:type="dxa"/>
+              <w:bottom w:w="60" w:type="dxa"/>
               <w:left w:w="100" w:type="dxa"/>
               <w:right w:w="100" w:type="dxa"/>
             </w:tcMar>
@@ -1493,27 +1517,27 @@
                 <w:color w:val="000000"/>
                 <w:sz w:val="19"/>
               </w:rPr>
-              <w:t>2026-09-28</w:t>
-            </w:r>
-          </w:p>
-        </w:tc>
-        <w:tc>
-          <w:tcPr>
-            <w:tcW w:type="dxa" w:w="4378"/>
+              <w:t>GPT-6-Astra</w:t>
+            </w:r>
+          </w:p>
+        </w:tc>
+        <w:tc>
+          <w:tcPr>
+            <w:tcW w:type="dxa" w:w="1627"/>
             <w:vAlign w:val="center"/>
             <w:shd w:fill="F3F4F5"/>
             <w:tcMar>
-              <w:top w:w="85" w:type="dxa"/>
-              <w:bottom w:w="85" w:type="dxa"/>
-              <w:left w:w="100" w:type="dxa"/>
-              <w:right w:w="100" w:type="dxa"/>
-            </w:tcMar>
-          </w:tcPr>
-          <w:p>
-            <w:pPr>
-              <w:keepNext/>
-              <w:spacing w:after="0" w:before="0" w:line="259" w:lineRule="auto"/>
-              <w:jc w:val="left"/>
+              <w:top w:w="60" w:type="dxa"/>
+              <w:bottom w:w="60" w:type="dxa"/>
+              <w:left w:w="100" w:type="dxa"/>
+              <w:right w:w="100" w:type="dxa"/>
+            </w:tcMar>
+          </w:tcPr>
+          <w:p>
+            <w:pPr>
+              <w:keepNext/>
+              <w:spacing w:after="0" w:before="0" w:line="259" w:lineRule="auto"/>
+              <w:jc w:val="center"/>
             </w:pPr>
             <w:r>
               <w:rPr>
@@ -1523,27 +1547,29 @@
                 <w:color w:val="000000"/>
                 <w:sz w:val="19"/>
               </w:rPr>
-              <w:t>PhysicalRSI（Agent 基线）</w:t>
-            </w:r>
-          </w:p>
-        </w:tc>
-        <w:tc>
-          <w:tcPr>
-            <w:tcW w:type="dxa" w:w="1728"/>
+              <w:t>Score 28.97</w:t>
+              <w:br/>
+              <w:t>SR 22.48%</w:t>
+            </w:r>
+          </w:p>
+        </w:tc>
+        <w:tc>
+          <w:tcPr>
+            <w:tcW w:type="dxa" w:w="936"/>
             <w:vAlign w:val="center"/>
             <w:shd w:fill="F3F4F5"/>
             <w:tcMar>
-              <w:top w:w="85" w:type="dxa"/>
-              <w:bottom w:w="85" w:type="dxa"/>
-              <w:left w:w="100" w:type="dxa"/>
-              <w:right w:w="100" w:type="dxa"/>
-            </w:tcMar>
-          </w:tcPr>
-          <w:p>
-            <w:pPr>
-              <w:keepNext/>
-              <w:spacing w:after="0" w:before="0" w:line="259" w:lineRule="auto"/>
-              <w:jc w:val="center"/>
+              <w:top w:w="60" w:type="dxa"/>
+              <w:bottom w:w="60" w:type="dxa"/>
+              <w:left w:w="100" w:type="dxa"/>
+              <w:right w:w="100" w:type="dxa"/>
+            </w:tcMar>
+          </w:tcPr>
+          <w:p>
+            <w:pPr>
+              <w:keepNext/>
+              <w:spacing w:after="0" w:before="0" w:line="259" w:lineRule="auto"/>
+              <w:jc w:val="left"/>
             </w:pPr>
             <w:r>
               <w:rPr>
@@ -1553,27 +1579,27 @@
                 <w:color w:val="000000"/>
                 <w:sz w:val="19"/>
               </w:rPr>
-              <w:t>36.27</w:t>
-            </w:r>
-          </w:p>
-        </w:tc>
-        <w:tc>
-          <w:tcPr>
-            <w:tcW w:type="dxa" w:w="2016"/>
+              <w:t>—</w:t>
+            </w:r>
+          </w:p>
+        </w:tc>
+        <w:tc>
+          <w:tcPr>
+            <w:tcW w:type="dxa" w:w="1037"/>
             <w:vAlign w:val="center"/>
             <w:shd w:fill="F3F4F5"/>
             <w:tcMar>
-              <w:top w:w="85" w:type="dxa"/>
-              <w:bottom w:w="85" w:type="dxa"/>
-              <w:left w:w="100" w:type="dxa"/>
-              <w:right w:w="100" w:type="dxa"/>
-            </w:tcMar>
-          </w:tcPr>
-          <w:p>
-            <w:pPr>
-              <w:keepNext/>
-              <w:spacing w:after="0" w:before="0" w:line="259" w:lineRule="auto"/>
-              <w:jc w:val="center"/>
+              <w:top w:w="60" w:type="dxa"/>
+              <w:bottom w:w="60" w:type="dxa"/>
+              <w:left w:w="100" w:type="dxa"/>
+              <w:right w:w="100" w:type="dxa"/>
+            </w:tcMar>
+          </w:tcPr>
+          <w:p>
+            <w:pPr>
+              <w:keepNext/>
+              <w:spacing w:after="0" w:before="0" w:line="259" w:lineRule="auto"/>
+              <w:jc w:val="left"/>
             </w:pPr>
             <w:r>
               <w:rPr>
@@ -1583,7 +1609,67 @@
                 <w:color w:val="000000"/>
                 <w:sz w:val="19"/>
               </w:rPr>
-              <w:t>31.38%</w:t>
+              <w:t>—</w:t>
+            </w:r>
+          </w:p>
+        </w:tc>
+        <w:tc>
+          <w:tcPr>
+            <w:tcW w:type="dxa" w:w="1238"/>
+            <w:vAlign w:val="center"/>
+            <w:shd w:fill="F3F4F5"/>
+            <w:tcMar>
+              <w:top w:w="60" w:type="dxa"/>
+              <w:bottom w:w="60" w:type="dxa"/>
+              <w:left w:w="100" w:type="dxa"/>
+              <w:right w:w="100" w:type="dxa"/>
+            </w:tcMar>
+          </w:tcPr>
+          <w:p>
+            <w:pPr>
+              <w:keepNext/>
+              <w:spacing w:after="0" w:before="0" w:line="259" w:lineRule="auto"/>
+              <w:jc w:val="left"/>
+            </w:pPr>
+            <w:r>
+              <w:rPr>
+                <w:rFonts w:ascii="Arial" w:hAnsi="Arial" w:eastAsia="Hiragino Sans GB" w:cs="Arial"/>
+                <w:b w:val="0"/>
+                <w:bCs w:val="0"/>
+                <w:color w:val="000000"/>
+                <w:sz w:val="19"/>
+              </w:rPr>
+              <w:t>—</w:t>
+            </w:r>
+          </w:p>
+        </w:tc>
+        <w:tc>
+          <w:tcPr>
+            <w:tcW w:type="dxa" w:w="2923"/>
+            <w:vAlign w:val="center"/>
+            <w:shd w:fill="F3F4F5"/>
+            <w:tcMar>
+              <w:top w:w="60" w:type="dxa"/>
+              <w:bottom w:w="60" w:type="dxa"/>
+              <w:left w:w="100" w:type="dxa"/>
+              <w:right w:w="100" w:type="dxa"/>
+            </w:tcMar>
+          </w:tcPr>
+          <w:p>
+            <w:pPr>
+              <w:keepNext/>
+              <w:spacing w:after="0" w:before="0" w:line="259" w:lineRule="auto"/>
+              <w:jc w:val="center"/>
+            </w:pPr>
+            <w:r>
+              <w:rPr>
+                <w:rFonts w:ascii="Arial" w:hAnsi="Arial" w:eastAsia="Hiragino Sans GB" w:cs="Arial"/>
+                <w:b w:val="0"/>
+                <w:bCs w:val="0"/>
+                <w:color w:val="000000"/>
+                <w:sz w:val="19"/>
+              </w:rPr>
+              <w:t>加入 2026-09-16</w:t>
             </w:r>
           </w:p>
         </w:tc>
@@ -1594,12 +1680,12 @@
         </w:trPr>
         <w:tc>
           <w:tcPr>
-            <w:tcW w:type="dxa" w:w="2016"/>
+            <w:tcW w:type="dxa" w:w="2376"/>
             <w:vAlign w:val="center"/>
             <w:shd w:fill="FFFFFF"/>
             <w:tcMar>
-              <w:top w:w="85" w:type="dxa"/>
-              <w:bottom w:w="85" w:type="dxa"/>
+              <w:top w:w="60" w:type="dxa"/>
+              <w:bottom w:w="60" w:type="dxa"/>
               <w:left w:w="100" w:type="dxa"/>
               <w:right w:w="100" w:type="dxa"/>
             </w:tcMar>
@@ -1618,18 +1704,18 @@
                 <w:color w:val="000000"/>
                 <w:sz w:val="19"/>
               </w:rPr>
-              <w:t>2026-10-08</w:t>
-            </w:r>
-          </w:p>
-        </w:tc>
-        <w:tc>
-          <w:tcPr>
-            <w:tcW w:type="dxa" w:w="4378"/>
+              <w:t>PhysicalRSI（Agent 基线）</w:t>
+            </w:r>
+          </w:p>
+        </w:tc>
+        <w:tc>
+          <w:tcPr>
+            <w:tcW w:type="dxa" w:w="1627"/>
             <w:vAlign w:val="center"/>
             <w:shd w:fill="FFFFFF"/>
             <w:tcMar>
-              <w:top w:w="85" w:type="dxa"/>
-              <w:bottom w:w="85" w:type="dxa"/>
+              <w:top w:w="60" w:type="dxa"/>
+              <w:bottom w:w="60" w:type="dxa"/>
               <w:left w:w="100" w:type="dxa"/>
               <w:right w:w="100" w:type="dxa"/>
             </w:tcMar>
@@ -1648,27 +1734,29 @@
                 <w:color w:val="000000"/>
                 <w:sz w:val="19"/>
               </w:rPr>
-              <w:t>VPP2</w:t>
-            </w:r>
-          </w:p>
-        </w:tc>
-        <w:tc>
-          <w:tcPr>
-            <w:tcW w:type="dxa" w:w="1728"/>
+              <w:t>Score 36.27</w:t>
+              <w:br/>
+              <w:t>SR 31.38%</w:t>
+            </w:r>
+          </w:p>
+        </w:tc>
+        <w:tc>
+          <w:tcPr>
+            <w:tcW w:type="dxa" w:w="936"/>
             <w:vAlign w:val="center"/>
             <w:shd w:fill="FFFFFF"/>
             <w:tcMar>
-              <w:top w:w="85" w:type="dxa"/>
-              <w:bottom w:w="85" w:type="dxa"/>
-              <w:left w:w="100" w:type="dxa"/>
-              <w:right w:w="100" w:type="dxa"/>
-            </w:tcMar>
-          </w:tcPr>
-          <w:p>
-            <w:pPr>
-              <w:keepNext/>
-              <w:spacing w:after="0" w:before="0" w:line="259" w:lineRule="auto"/>
-              <w:jc w:val="center"/>
+              <w:top w:w="60" w:type="dxa"/>
+              <w:bottom w:w="60" w:type="dxa"/>
+              <w:left w:w="100" w:type="dxa"/>
+              <w:right w:w="100" w:type="dxa"/>
+            </w:tcMar>
+          </w:tcPr>
+          <w:p>
+            <w:pPr>
+              <w:keepNext/>
+              <w:spacing w:after="0" w:before="0" w:line="259" w:lineRule="auto"/>
+              <w:jc w:val="left"/>
             </w:pPr>
             <w:r>
               <w:rPr>
@@ -1678,27 +1766,27 @@
                 <w:color w:val="000000"/>
                 <w:sz w:val="19"/>
               </w:rPr>
-              <w:t>39.26</w:t>
-            </w:r>
-          </w:p>
-        </w:tc>
-        <w:tc>
-          <w:tcPr>
-            <w:tcW w:type="dxa" w:w="2016"/>
+              <w:t>—</w:t>
+            </w:r>
+          </w:p>
+        </w:tc>
+        <w:tc>
+          <w:tcPr>
+            <w:tcW w:type="dxa" w:w="1037"/>
             <w:vAlign w:val="center"/>
             <w:shd w:fill="FFFFFF"/>
             <w:tcMar>
-              <w:top w:w="85" w:type="dxa"/>
-              <w:bottom w:w="85" w:type="dxa"/>
-              <w:left w:w="100" w:type="dxa"/>
-              <w:right w:w="100" w:type="dxa"/>
-            </w:tcMar>
-          </w:tcPr>
-          <w:p>
-            <w:pPr>
-              <w:keepNext/>
-              <w:spacing w:after="0" w:before="0" w:line="259" w:lineRule="auto"/>
-              <w:jc w:val="center"/>
+              <w:top w:w="60" w:type="dxa"/>
+              <w:bottom w:w="60" w:type="dxa"/>
+              <w:left w:w="100" w:type="dxa"/>
+              <w:right w:w="100" w:type="dxa"/>
+            </w:tcMar>
+          </w:tcPr>
+          <w:p>
+            <w:pPr>
+              <w:keepNext/>
+              <w:spacing w:after="0" w:before="0" w:line="259" w:lineRule="auto"/>
+              <w:jc w:val="left"/>
             </w:pPr>
             <w:r>
               <w:rPr>
@@ -1708,7 +1796,67 @@
                 <w:color w:val="000000"/>
                 <w:sz w:val="19"/>
               </w:rPr>
-              <w:t>32.26%</w:t>
+              <w:t>—</w:t>
+            </w:r>
+          </w:p>
+        </w:tc>
+        <w:tc>
+          <w:tcPr>
+            <w:tcW w:type="dxa" w:w="1238"/>
+            <w:vAlign w:val="center"/>
+            <w:shd w:fill="FFFFFF"/>
+            <w:tcMar>
+              <w:top w:w="60" w:type="dxa"/>
+              <w:bottom w:w="60" w:type="dxa"/>
+              <w:left w:w="100" w:type="dxa"/>
+              <w:right w:w="100" w:type="dxa"/>
+            </w:tcMar>
+          </w:tcPr>
+          <w:p>
+            <w:pPr>
+              <w:keepNext/>
+              <w:spacing w:after="0" w:before="0" w:line="259" w:lineRule="auto"/>
+              <w:jc w:val="left"/>
+            </w:pPr>
+            <w:r>
+              <w:rPr>
+                <w:rFonts w:ascii="Arial" w:hAnsi="Arial" w:eastAsia="Hiragino Sans GB" w:cs="Arial"/>
+                <w:b w:val="0"/>
+                <w:bCs w:val="0"/>
+                <w:color w:val="000000"/>
+                <w:sz w:val="19"/>
+              </w:rPr>
+              <w:t>—</w:t>
+            </w:r>
+          </w:p>
+        </w:tc>
+        <w:tc>
+          <w:tcPr>
+            <w:tcW w:type="dxa" w:w="2923"/>
+            <w:vAlign w:val="center"/>
+            <w:shd w:fill="FFFFFF"/>
+            <w:tcMar>
+              <w:top w:w="60" w:type="dxa"/>
+              <w:bottom w:w="60" w:type="dxa"/>
+              <w:left w:w="100" w:type="dxa"/>
+              <w:right w:w="100" w:type="dxa"/>
+            </w:tcMar>
+          </w:tcPr>
+          <w:p>
+            <w:pPr>
+              <w:keepNext/>
+              <w:spacing w:after="0" w:before="0" w:line="259" w:lineRule="auto"/>
+              <w:jc w:val="center"/>
+            </w:pPr>
+            <w:r>
+              <w:rPr>
+                <w:rFonts w:ascii="Arial" w:hAnsi="Arial" w:eastAsia="Hiragino Sans GB" w:cs="Arial"/>
+                <w:b w:val="0"/>
+                <w:bCs w:val="0"/>
+                <w:color w:val="000000"/>
+                <w:sz w:val="19"/>
+              </w:rPr>
+              <w:t>加入 2026-09-28</w:t>
             </w:r>
           </w:p>
         </w:tc>
@@ -1719,12 +1867,12 @@
         </w:trPr>
         <w:tc>
           <w:tcPr>
-            <w:tcW w:type="dxa" w:w="2016"/>
+            <w:tcW w:type="dxa" w:w="2376"/>
             <w:vAlign w:val="center"/>
             <w:shd w:fill="F3F4F5"/>
             <w:tcMar>
-              <w:top w:w="85" w:type="dxa"/>
-              <w:bottom w:w="85" w:type="dxa"/>
+              <w:top w:w="60" w:type="dxa"/>
+              <w:bottom w:w="60" w:type="dxa"/>
               <w:left w:w="100" w:type="dxa"/>
               <w:right w:w="100" w:type="dxa"/>
             </w:tcMar>
@@ -1743,27 +1891,27 @@
                 <w:color w:val="000000"/>
                 <w:sz w:val="19"/>
               </w:rPr>
-              <w:t>2026-10-14</w:t>
-            </w:r>
-          </w:p>
-        </w:tc>
-        <w:tc>
-          <w:tcPr>
-            <w:tcW w:type="dxa" w:w="4378"/>
+              <w:t>VPP2</w:t>
+            </w:r>
+          </w:p>
+        </w:tc>
+        <w:tc>
+          <w:tcPr>
+            <w:tcW w:type="dxa" w:w="1627"/>
             <w:vAlign w:val="center"/>
             <w:shd w:fill="F3F4F5"/>
             <w:tcMar>
-              <w:top w:w="85" w:type="dxa"/>
-              <w:bottom w:w="85" w:type="dxa"/>
-              <w:left w:w="100" w:type="dxa"/>
-              <w:right w:w="100" w:type="dxa"/>
-            </w:tcMar>
-          </w:tcPr>
-          <w:p>
-            <w:pPr>
-              <w:keepNext/>
-              <w:spacing w:after="0" w:before="0" w:line="259" w:lineRule="auto"/>
-              <w:jc w:val="left"/>
+              <w:top w:w="60" w:type="dxa"/>
+              <w:bottom w:w="60" w:type="dxa"/>
+              <w:left w:w="100" w:type="dxa"/>
+              <w:right w:w="100" w:type="dxa"/>
+            </w:tcMar>
+          </w:tcPr>
+          <w:p>
+            <w:pPr>
+              <w:keepNext/>
+              <w:spacing w:after="0" w:before="0" w:line="259" w:lineRule="auto"/>
+              <w:jc w:val="center"/>
             </w:pPr>
             <w:r>
               <w:rPr>
@@ -1773,27 +1921,29 @@
                 <w:color w:val="000000"/>
                 <w:sz w:val="19"/>
               </w:rPr>
-              <w:t>EmbodiedEvo（Agent track）</w:t>
-            </w:r>
-          </w:p>
-        </w:tc>
-        <w:tc>
-          <w:tcPr>
-            <w:tcW w:type="dxa" w:w="1728"/>
+              <w:t>Score 39.26</w:t>
+              <w:br/>
+              <w:t>SR 32.26%</w:t>
+            </w:r>
+          </w:p>
+        </w:tc>
+        <w:tc>
+          <w:tcPr>
+            <w:tcW w:type="dxa" w:w="936"/>
             <w:vAlign w:val="center"/>
             <w:shd w:fill="F3F4F5"/>
             <w:tcMar>
-              <w:top w:w="85" w:type="dxa"/>
-              <w:bottom w:w="85" w:type="dxa"/>
-              <w:left w:w="100" w:type="dxa"/>
-              <w:right w:w="100" w:type="dxa"/>
-            </w:tcMar>
-          </w:tcPr>
-          <w:p>
-            <w:pPr>
-              <w:keepNext/>
-              <w:spacing w:after="0" w:before="0" w:line="259" w:lineRule="auto"/>
-              <w:jc w:val="center"/>
+              <w:top w:w="60" w:type="dxa"/>
+              <w:bottom w:w="60" w:type="dxa"/>
+              <w:left w:w="100" w:type="dxa"/>
+              <w:right w:w="100" w:type="dxa"/>
+            </w:tcMar>
+          </w:tcPr>
+          <w:p>
+            <w:pPr>
+              <w:keepNext/>
+              <w:spacing w:after="0" w:before="0" w:line="259" w:lineRule="auto"/>
+              <w:jc w:val="left"/>
             </w:pPr>
             <w:r>
               <w:rPr>
@@ -1803,27 +1953,27 @@
                 <w:color w:val="000000"/>
                 <w:sz w:val="19"/>
               </w:rPr>
-              <w:t>45.08</w:t>
-            </w:r>
-          </w:p>
-        </w:tc>
-        <w:tc>
-          <w:tcPr>
-            <w:tcW w:type="dxa" w:w="2016"/>
+              <w:t>—</w:t>
+            </w:r>
+          </w:p>
+        </w:tc>
+        <w:tc>
+          <w:tcPr>
+            <w:tcW w:type="dxa" w:w="1037"/>
             <w:vAlign w:val="center"/>
             <w:shd w:fill="F3F4F5"/>
             <w:tcMar>
-              <w:top w:w="85" w:type="dxa"/>
-              <w:bottom w:w="85" w:type="dxa"/>
-              <w:left w:w="100" w:type="dxa"/>
-              <w:right w:w="100" w:type="dxa"/>
-            </w:tcMar>
-          </w:tcPr>
-          <w:p>
-            <w:pPr>
-              <w:keepNext/>
-              <w:spacing w:after="0" w:before="0" w:line="259" w:lineRule="auto"/>
-              <w:jc w:val="center"/>
+              <w:top w:w="60" w:type="dxa"/>
+              <w:bottom w:w="60" w:type="dxa"/>
+              <w:left w:w="100" w:type="dxa"/>
+              <w:right w:w="100" w:type="dxa"/>
+            </w:tcMar>
+          </w:tcPr>
+          <w:p>
+            <w:pPr>
+              <w:keepNext/>
+              <w:spacing w:after="0" w:before="0" w:line="259" w:lineRule="auto"/>
+              <w:jc w:val="left"/>
             </w:pPr>
             <w:r>
               <w:rPr>
@@ -1833,7 +1983,1798 @@
                 <w:color w:val="000000"/>
                 <w:sz w:val="19"/>
               </w:rPr>
-              <w:t>38.95%</w:t>
+              <w:t>—</w:t>
+            </w:r>
+          </w:p>
+        </w:tc>
+        <w:tc>
+          <w:tcPr>
+            <w:tcW w:type="dxa" w:w="1238"/>
+            <w:vAlign w:val="center"/>
+            <w:shd w:fill="F3F4F5"/>
+            <w:tcMar>
+              <w:top w:w="60" w:type="dxa"/>
+              <w:bottom w:w="60" w:type="dxa"/>
+              <w:left w:w="100" w:type="dxa"/>
+              <w:right w:w="100" w:type="dxa"/>
+            </w:tcMar>
+          </w:tcPr>
+          <w:p>
+            <w:pPr>
+              <w:keepNext/>
+              <w:spacing w:after="0" w:before="0" w:line="259" w:lineRule="auto"/>
+              <w:jc w:val="left"/>
+            </w:pPr>
+            <w:r>
+              <w:rPr>
+                <w:rFonts w:ascii="Arial" w:hAnsi="Arial" w:eastAsia="Hiragino Sans GB" w:cs="Arial"/>
+                <w:b w:val="0"/>
+                <w:bCs w:val="0"/>
+                <w:color w:val="000000"/>
+                <w:sz w:val="19"/>
+              </w:rPr>
+              <w:t>—</w:t>
+            </w:r>
+          </w:p>
+        </w:tc>
+        <w:tc>
+          <w:tcPr>
+            <w:tcW w:type="dxa" w:w="2923"/>
+            <w:vAlign w:val="center"/>
+            <w:shd w:fill="F3F4F5"/>
+            <w:tcMar>
+              <w:top w:w="60" w:type="dxa"/>
+              <w:bottom w:w="60" w:type="dxa"/>
+              <w:left w:w="100" w:type="dxa"/>
+              <w:right w:w="100" w:type="dxa"/>
+            </w:tcMar>
+          </w:tcPr>
+          <w:p>
+            <w:pPr>
+              <w:keepNext/>
+              <w:spacing w:after="0" w:before="0" w:line="259" w:lineRule="auto"/>
+              <w:jc w:val="center"/>
+            </w:pPr>
+            <w:r>
+              <w:rPr>
+                <w:rFonts w:ascii="Arial" w:hAnsi="Arial" w:eastAsia="Hiragino Sans GB" w:cs="Arial"/>
+                <w:b w:val="0"/>
+                <w:bCs w:val="0"/>
+                <w:color w:val="000000"/>
+                <w:sz w:val="19"/>
+              </w:rPr>
+              <w:t>加入 2026-10-08</w:t>
+            </w:r>
+          </w:p>
+        </w:tc>
+      </w:tr>
+      <w:tr>
+        <w:trPr>
+          <w:cantSplit/>
+        </w:trPr>
+        <w:tc>
+          <w:tcPr>
+            <w:tcW w:type="dxa" w:w="2376"/>
+            <w:vAlign w:val="center"/>
+            <w:shd w:fill="FFFFFF"/>
+            <w:tcMar>
+              <w:top w:w="60" w:type="dxa"/>
+              <w:bottom w:w="60" w:type="dxa"/>
+              <w:left w:w="100" w:type="dxa"/>
+              <w:right w:w="100" w:type="dxa"/>
+            </w:tcMar>
+          </w:tcPr>
+          <w:p>
+            <w:pPr>
+              <w:keepNext/>
+              <w:spacing w:after="0" w:before="0" w:line="259" w:lineRule="auto"/>
+              <w:jc w:val="left"/>
+            </w:pPr>
+            <w:r>
+              <w:rPr>
+                <w:rFonts w:ascii="Arial" w:hAnsi="Arial" w:eastAsia="Hiragino Sans GB" w:cs="Arial"/>
+                <w:b w:val="0"/>
+                <w:bCs w:val="0"/>
+                <w:color w:val="000000"/>
+                <w:sz w:val="19"/>
+              </w:rPr>
+              <w:t>EmbodiedEvo（Agent track）</w:t>
+            </w:r>
+          </w:p>
+        </w:tc>
+        <w:tc>
+          <w:tcPr>
+            <w:tcW w:type="dxa" w:w="1627"/>
+            <w:vAlign w:val="center"/>
+            <w:shd w:fill="FFFFFF"/>
+            <w:tcMar>
+              <w:top w:w="60" w:type="dxa"/>
+              <w:bottom w:w="60" w:type="dxa"/>
+              <w:left w:w="100" w:type="dxa"/>
+              <w:right w:w="100" w:type="dxa"/>
+            </w:tcMar>
+          </w:tcPr>
+          <w:p>
+            <w:pPr>
+              <w:keepNext/>
+              <w:spacing w:after="0" w:before="0" w:line="259" w:lineRule="auto"/>
+              <w:jc w:val="center"/>
+            </w:pPr>
+            <w:r>
+              <w:rPr>
+                <w:rFonts w:ascii="Arial" w:hAnsi="Arial" w:eastAsia="Hiragino Sans GB" w:cs="Arial"/>
+                <w:b w:val="0"/>
+                <w:bCs w:val="0"/>
+                <w:color w:val="000000"/>
+                <w:sz w:val="19"/>
+              </w:rPr>
+              <w:t>Score 45.08</w:t>
+              <w:br/>
+              <w:t>SR 38.95%</w:t>
+            </w:r>
+          </w:p>
+        </w:tc>
+        <w:tc>
+          <w:tcPr>
+            <w:tcW w:type="dxa" w:w="936"/>
+            <w:vAlign w:val="center"/>
+            <w:shd w:fill="FFFFFF"/>
+            <w:tcMar>
+              <w:top w:w="60" w:type="dxa"/>
+              <w:bottom w:w="60" w:type="dxa"/>
+              <w:left w:w="100" w:type="dxa"/>
+              <w:right w:w="100" w:type="dxa"/>
+            </w:tcMar>
+          </w:tcPr>
+          <w:p>
+            <w:pPr>
+              <w:keepNext/>
+              <w:spacing w:after="0" w:before="0" w:line="259" w:lineRule="auto"/>
+              <w:jc w:val="left"/>
+            </w:pPr>
+            <w:r>
+              <w:rPr>
+                <w:rFonts w:ascii="Arial" w:hAnsi="Arial" w:eastAsia="Hiragino Sans GB" w:cs="Arial"/>
+                <w:b w:val="0"/>
+                <w:bCs w:val="0"/>
+                <w:color w:val="000000"/>
+                <w:sz w:val="19"/>
+              </w:rPr>
+              <w:t>—</w:t>
+            </w:r>
+          </w:p>
+        </w:tc>
+        <w:tc>
+          <w:tcPr>
+            <w:tcW w:type="dxa" w:w="1037"/>
+            <w:vAlign w:val="center"/>
+            <w:shd w:fill="FFFFFF"/>
+            <w:tcMar>
+              <w:top w:w="60" w:type="dxa"/>
+              <w:bottom w:w="60" w:type="dxa"/>
+              <w:left w:w="100" w:type="dxa"/>
+              <w:right w:w="100" w:type="dxa"/>
+            </w:tcMar>
+          </w:tcPr>
+          <w:p>
+            <w:pPr>
+              <w:keepNext/>
+              <w:spacing w:after="0" w:before="0" w:line="259" w:lineRule="auto"/>
+              <w:jc w:val="left"/>
+            </w:pPr>
+            <w:r>
+              <w:rPr>
+                <w:rFonts w:ascii="Arial" w:hAnsi="Arial" w:eastAsia="Hiragino Sans GB" w:cs="Arial"/>
+                <w:b w:val="0"/>
+                <w:bCs w:val="0"/>
+                <w:color w:val="000000"/>
+                <w:sz w:val="19"/>
+              </w:rPr>
+              <w:t>—</w:t>
+            </w:r>
+          </w:p>
+        </w:tc>
+        <w:tc>
+          <w:tcPr>
+            <w:tcW w:type="dxa" w:w="1238"/>
+            <w:vAlign w:val="center"/>
+            <w:shd w:fill="FFFFFF"/>
+            <w:tcMar>
+              <w:top w:w="60" w:type="dxa"/>
+              <w:bottom w:w="60" w:type="dxa"/>
+              <w:left w:w="100" w:type="dxa"/>
+              <w:right w:w="100" w:type="dxa"/>
+            </w:tcMar>
+          </w:tcPr>
+          <w:p>
+            <w:pPr>
+              <w:keepNext/>
+              <w:spacing w:after="0" w:before="0" w:line="259" w:lineRule="auto"/>
+              <w:jc w:val="left"/>
+            </w:pPr>
+            <w:r>
+              <w:rPr>
+                <w:rFonts w:ascii="Arial" w:hAnsi="Arial" w:eastAsia="Hiragino Sans GB" w:cs="Arial"/>
+                <w:b w:val="0"/>
+                <w:bCs w:val="0"/>
+                <w:color w:val="000000"/>
+                <w:sz w:val="19"/>
+              </w:rPr>
+              <w:t>—</w:t>
+            </w:r>
+          </w:p>
+        </w:tc>
+        <w:tc>
+          <w:tcPr>
+            <w:tcW w:type="dxa" w:w="2923"/>
+            <w:vAlign w:val="center"/>
+            <w:shd w:fill="FFFFFF"/>
+            <w:tcMar>
+              <w:top w:w="60" w:type="dxa"/>
+              <w:bottom w:w="60" w:type="dxa"/>
+              <w:left w:w="100" w:type="dxa"/>
+              <w:right w:w="100" w:type="dxa"/>
+            </w:tcMar>
+          </w:tcPr>
+          <w:p>
+            <w:pPr>
+              <w:keepNext/>
+              <w:spacing w:after="0" w:before="0" w:line="259" w:lineRule="auto"/>
+              <w:jc w:val="center"/>
+            </w:pPr>
+            <w:r>
+              <w:rPr>
+                <w:rFonts w:ascii="Arial" w:hAnsi="Arial" w:eastAsia="Hiragino Sans GB" w:cs="Arial"/>
+                <w:b w:val="0"/>
+                <w:bCs w:val="0"/>
+                <w:color w:val="000000"/>
+                <w:sz w:val="19"/>
+              </w:rPr>
+              <w:t>加入 2026-10-14</w:t>
+            </w:r>
+          </w:p>
+        </w:tc>
+      </w:tr>
+      <w:tr>
+        <w:trPr>
+          <w:cantSplit/>
+        </w:trPr>
+        <w:tc>
+          <w:tcPr>
+            <w:tcW w:type="dxa" w:w="10137"/>
+            <w:vAlign w:val="center"/>
+            <w:gridSpan w:val="6"/>
+            <w:tcMar>
+              <w:top w:w="60" w:type="dxa"/>
+              <w:bottom w:w="60" w:type="dxa"/>
+              <w:left w:w="100" w:type="dxa"/>
+              <w:right w:w="100" w:type="dxa"/>
+            </w:tcMar>
+            <w:shd w:fill="E1E7EB"/>
+          </w:tcPr>
+          <w:p>
+            <w:pPr>
+              <w:keepNext/>
+              <w:spacing w:after="0" w:before="0" w:line="259" w:lineRule="auto"/>
+            </w:pPr>
+            <w:r>
+              <w:rPr>
+                <w:rFonts w:ascii="Arial" w:hAnsi="Arial" w:eastAsia="Hiragino Sans GB" w:cs="Arial"/>
+                <w:b/>
+                <w:bCs/>
+                <w:color w:val="000000"/>
+                <w:sz w:val="19"/>
+              </w:rPr>
+              <w:t>B  本地 bowl 首批  自动入碗  9 月 16 日  Astra n=5  其余各 n=20</w:t>
+            </w:r>
+          </w:p>
+        </w:tc>
+      </w:tr>
+      <w:tr>
+        <w:trPr>
+          <w:cantSplit/>
+        </w:trPr>
+        <w:tc>
+          <w:tcPr>
+            <w:tcW w:type="dxa" w:w="2376"/>
+            <w:vAlign w:val="center"/>
+            <w:shd w:fill="FFFFFF"/>
+            <w:tcMar>
+              <w:top w:w="60" w:type="dxa"/>
+              <w:bottom w:w="60" w:type="dxa"/>
+              <w:left w:w="100" w:type="dxa"/>
+              <w:right w:w="100" w:type="dxa"/>
+            </w:tcMar>
+          </w:tcPr>
+          <w:p>
+            <w:pPr>
+              <w:keepNext/>
+              <w:spacing w:after="0" w:before="0" w:line="259" w:lineRule="auto"/>
+              <w:jc w:val="left"/>
+            </w:pPr>
+            <w:r>
+              <w:rPr>
+                <w:rFonts w:ascii="Arial" w:hAnsi="Arial" w:eastAsia="Hiragino Sans GB" w:cs="Arial"/>
+                <w:b w:val="0"/>
+                <w:bCs w:val="0"/>
+                <w:color w:val="000000"/>
+                <w:sz w:val="19"/>
+              </w:rPr>
+              <w:t>Astra 首批</w:t>
+            </w:r>
+          </w:p>
+        </w:tc>
+        <w:tc>
+          <w:tcPr>
+            <w:tcW w:type="dxa" w:w="1627"/>
+            <w:vAlign w:val="center"/>
+            <w:shd w:fill="FFFFFF"/>
+            <w:tcMar>
+              <w:top w:w="60" w:type="dxa"/>
+              <w:bottom w:w="60" w:type="dxa"/>
+              <w:left w:w="100" w:type="dxa"/>
+              <w:right w:w="100" w:type="dxa"/>
+            </w:tcMar>
+          </w:tcPr>
+          <w:p>
+            <w:pPr>
+              <w:keepNext/>
+              <w:spacing w:after="0" w:before="0" w:line="259" w:lineRule="auto"/>
+              <w:jc w:val="center"/>
+            </w:pPr>
+            <w:r>
+              <w:rPr>
+                <w:rFonts w:ascii="Arial" w:hAnsi="Arial" w:eastAsia="Hiragino Sans GB" w:cs="Arial"/>
+                <w:b w:val="0"/>
+                <w:bCs w:val="0"/>
+                <w:color w:val="000000"/>
+                <w:sz w:val="19"/>
+              </w:rPr>
+              <w:t>5/5</w:t>
+            </w:r>
+          </w:p>
+        </w:tc>
+        <w:tc>
+          <w:tcPr>
+            <w:tcW w:type="dxa" w:w="936"/>
+            <w:vAlign w:val="center"/>
+            <w:shd w:fill="FFFFFF"/>
+            <w:tcMar>
+              <w:top w:w="60" w:type="dxa"/>
+              <w:bottom w:w="60" w:type="dxa"/>
+              <w:left w:w="100" w:type="dxa"/>
+              <w:right w:w="100" w:type="dxa"/>
+            </w:tcMar>
+          </w:tcPr>
+          <w:p>
+            <w:pPr>
+              <w:keepNext/>
+              <w:spacing w:after="0" w:before="0" w:line="259" w:lineRule="auto"/>
+              <w:jc w:val="center"/>
+            </w:pPr>
+            <w:r>
+              <w:rPr>
+                <w:rFonts w:ascii="Arial" w:hAnsi="Arial" w:eastAsia="Hiragino Sans GB" w:cs="Arial"/>
+                <w:b w:val="0"/>
+                <w:bCs w:val="0"/>
+                <w:color w:val="000000"/>
+                <w:sz w:val="19"/>
+              </w:rPr>
+              <w:t>12.2</w:t>
+            </w:r>
+          </w:p>
+        </w:tc>
+        <w:tc>
+          <w:tcPr>
+            <w:tcW w:type="dxa" w:w="1037"/>
+            <w:vAlign w:val="center"/>
+            <w:shd w:fill="FFFFFF"/>
+            <w:tcMar>
+              <w:top w:w="60" w:type="dxa"/>
+              <w:bottom w:w="60" w:type="dxa"/>
+              <w:left w:w="100" w:type="dxa"/>
+              <w:right w:w="100" w:type="dxa"/>
+            </w:tcMar>
+          </w:tcPr>
+          <w:p>
+            <w:pPr>
+              <w:keepNext/>
+              <w:spacing w:after="0" w:before="0" w:line="259" w:lineRule="auto"/>
+              <w:jc w:val="center"/>
+            </w:pPr>
+            <w:r>
+              <w:rPr>
+                <w:rFonts w:ascii="Arial" w:hAnsi="Arial" w:eastAsia="Hiragino Sans GB" w:cs="Arial"/>
+                <w:b w:val="0"/>
+                <w:bCs w:val="0"/>
+                <w:color w:val="000000"/>
+                <w:sz w:val="19"/>
+              </w:rPr>
+              <w:t>432.2</w:t>
+            </w:r>
+          </w:p>
+        </w:tc>
+        <w:tc>
+          <w:tcPr>
+            <w:tcW w:type="dxa" w:w="1238"/>
+            <w:vAlign w:val="center"/>
+            <w:shd w:fill="FFFFFF"/>
+            <w:tcMar>
+              <w:top w:w="60" w:type="dxa"/>
+              <w:bottom w:w="60" w:type="dxa"/>
+              <w:left w:w="100" w:type="dxa"/>
+              <w:right w:w="100" w:type="dxa"/>
+            </w:tcMar>
+          </w:tcPr>
+          <w:p>
+            <w:pPr>
+              <w:keepNext/>
+              <w:spacing w:after="0" w:before="0" w:line="259" w:lineRule="auto"/>
+              <w:jc w:val="left"/>
+            </w:pPr>
+            <w:r>
+              <w:rPr>
+                <w:rFonts w:ascii="Arial" w:hAnsi="Arial" w:eastAsia="Hiragino Sans GB" w:cs="Arial"/>
+                <w:b w:val="0"/>
+                <w:bCs w:val="0"/>
+                <w:color w:val="000000"/>
+                <w:sz w:val="19"/>
+              </w:rPr>
+              <w:t>—</w:t>
+            </w:r>
+          </w:p>
+        </w:tc>
+        <w:tc>
+          <w:tcPr>
+            <w:tcW w:type="dxa" w:w="2923"/>
+            <w:vAlign w:val="center"/>
+            <w:shd w:fill="FFFFFF"/>
+            <w:tcMar>
+              <w:top w:w="60" w:type="dxa"/>
+              <w:bottom w:w="60" w:type="dxa"/>
+              <w:left w:w="100" w:type="dxa"/>
+              <w:right w:w="100" w:type="dxa"/>
+            </w:tcMar>
+          </w:tcPr>
+          <w:p>
+            <w:pPr>
+              <w:keepNext/>
+              <w:spacing w:after="0" w:before="0" w:line="259" w:lineRule="auto"/>
+              <w:jc w:val="center"/>
+            </w:pPr>
+            <w:r>
+              <w:rPr>
+                <w:rFonts w:ascii="Arial" w:hAnsi="Arial" w:eastAsia="Hiragino Sans GB" w:cs="Arial"/>
+                <w:b w:val="0"/>
+                <w:bCs w:val="0"/>
+                <w:color w:val="000000"/>
+                <w:sz w:val="19"/>
+              </w:rPr>
+              <w:t>阶段 0–1：0/5</w:t>
+            </w:r>
+          </w:p>
+        </w:tc>
+      </w:tr>
+      <w:tr>
+        <w:trPr>
+          <w:cantSplit/>
+        </w:trPr>
+        <w:tc>
+          <w:tcPr>
+            <w:tcW w:type="dxa" w:w="2376"/>
+            <w:vAlign w:val="center"/>
+            <w:shd w:fill="F3F4F5"/>
+            <w:tcMar>
+              <w:top w:w="60" w:type="dxa"/>
+              <w:bottom w:w="60" w:type="dxa"/>
+              <w:left w:w="100" w:type="dxa"/>
+              <w:right w:w="100" w:type="dxa"/>
+            </w:tcMar>
+          </w:tcPr>
+          <w:p>
+            <w:pPr>
+              <w:keepNext/>
+              <w:spacing w:after="0" w:before="0" w:line="259" w:lineRule="auto"/>
+              <w:jc w:val="left"/>
+            </w:pPr>
+            <w:r>
+              <w:rPr>
+                <w:rFonts w:ascii="Arial" w:hAnsi="Arial" w:eastAsia="Hiragino Sans GB" w:cs="Arial"/>
+                <w:b w:val="0"/>
+                <w:bCs w:val="0"/>
+                <w:color w:val="000000"/>
+                <w:sz w:val="19"/>
+              </w:rPr>
+              <w:t>GLM-5.3-Flash</w:t>
+            </w:r>
+          </w:p>
+        </w:tc>
+        <w:tc>
+          <w:tcPr>
+            <w:tcW w:type="dxa" w:w="1627"/>
+            <w:vAlign w:val="center"/>
+            <w:shd w:fill="F3F4F5"/>
+            <w:tcMar>
+              <w:top w:w="60" w:type="dxa"/>
+              <w:bottom w:w="60" w:type="dxa"/>
+              <w:left w:w="100" w:type="dxa"/>
+              <w:right w:w="100" w:type="dxa"/>
+            </w:tcMar>
+          </w:tcPr>
+          <w:p>
+            <w:pPr>
+              <w:keepNext/>
+              <w:spacing w:after="0" w:before="0" w:line="259" w:lineRule="auto"/>
+              <w:jc w:val="center"/>
+            </w:pPr>
+            <w:r>
+              <w:rPr>
+                <w:rFonts w:ascii="Arial" w:hAnsi="Arial" w:eastAsia="Hiragino Sans GB" w:cs="Arial"/>
+                <w:b w:val="0"/>
+                <w:bCs w:val="0"/>
+                <w:color w:val="000000"/>
+                <w:sz w:val="19"/>
+              </w:rPr>
+              <w:t>0/20</w:t>
+            </w:r>
+          </w:p>
+        </w:tc>
+        <w:tc>
+          <w:tcPr>
+            <w:tcW w:type="dxa" w:w="936"/>
+            <w:vAlign w:val="center"/>
+            <w:shd w:fill="F3F4F5"/>
+            <w:tcMar>
+              <w:top w:w="60" w:type="dxa"/>
+              <w:bottom w:w="60" w:type="dxa"/>
+              <w:left w:w="100" w:type="dxa"/>
+              <w:right w:w="100" w:type="dxa"/>
+            </w:tcMar>
+          </w:tcPr>
+          <w:p>
+            <w:pPr>
+              <w:keepNext/>
+              <w:spacing w:after="0" w:before="0" w:line="259" w:lineRule="auto"/>
+              <w:jc w:val="center"/>
+            </w:pPr>
+            <w:r>
+              <w:rPr>
+                <w:rFonts w:ascii="Arial" w:hAnsi="Arial" w:eastAsia="Hiragino Sans GB" w:cs="Arial"/>
+                <w:b w:val="0"/>
+                <w:bCs w:val="0"/>
+                <w:color w:val="000000"/>
+                <w:sz w:val="19"/>
+              </w:rPr>
+              <w:t>18.5</w:t>
+            </w:r>
+          </w:p>
+        </w:tc>
+        <w:tc>
+          <w:tcPr>
+            <w:tcW w:type="dxa" w:w="1037"/>
+            <w:vAlign w:val="center"/>
+            <w:shd w:fill="F3F4F5"/>
+            <w:tcMar>
+              <w:top w:w="60" w:type="dxa"/>
+              <w:bottom w:w="60" w:type="dxa"/>
+              <w:left w:w="100" w:type="dxa"/>
+              <w:right w:w="100" w:type="dxa"/>
+            </w:tcMar>
+          </w:tcPr>
+          <w:p>
+            <w:pPr>
+              <w:keepNext/>
+              <w:spacing w:after="0" w:before="0" w:line="259" w:lineRule="auto"/>
+              <w:jc w:val="center"/>
+            </w:pPr>
+            <w:r>
+              <w:rPr>
+                <w:rFonts w:ascii="Arial" w:hAnsi="Arial" w:eastAsia="Hiragino Sans GB" w:cs="Arial"/>
+                <w:b w:val="0"/>
+                <w:bCs w:val="0"/>
+                <w:color w:val="000000"/>
+                <w:sz w:val="19"/>
+              </w:rPr>
+              <w:t>623.1</w:t>
+            </w:r>
+          </w:p>
+        </w:tc>
+        <w:tc>
+          <w:tcPr>
+            <w:tcW w:type="dxa" w:w="1238"/>
+            <w:vAlign w:val="center"/>
+            <w:shd w:fill="F3F4F5"/>
+            <w:tcMar>
+              <w:top w:w="60" w:type="dxa"/>
+              <w:bottom w:w="60" w:type="dxa"/>
+              <w:left w:w="100" w:type="dxa"/>
+              <w:right w:w="100" w:type="dxa"/>
+            </w:tcMar>
+          </w:tcPr>
+          <w:p>
+            <w:pPr>
+              <w:keepNext/>
+              <w:spacing w:after="0" w:before="0" w:line="259" w:lineRule="auto"/>
+              <w:jc w:val="left"/>
+            </w:pPr>
+            <w:r>
+              <w:rPr>
+                <w:rFonts w:ascii="Arial" w:hAnsi="Arial" w:eastAsia="Hiragino Sans GB" w:cs="Arial"/>
+                <w:b w:val="0"/>
+                <w:bCs w:val="0"/>
+                <w:color w:val="000000"/>
+                <w:sz w:val="19"/>
+              </w:rPr>
+              <w:t>—</w:t>
+            </w:r>
+          </w:p>
+        </w:tc>
+        <w:tc>
+          <w:tcPr>
+            <w:tcW w:type="dxa" w:w="2923"/>
+            <w:vAlign w:val="center"/>
+            <w:shd w:fill="F3F4F5"/>
+            <w:tcMar>
+              <w:top w:w="60" w:type="dxa"/>
+              <w:bottom w:w="60" w:type="dxa"/>
+              <w:left w:w="100" w:type="dxa"/>
+              <w:right w:w="100" w:type="dxa"/>
+            </w:tcMar>
+          </w:tcPr>
+          <w:p>
+            <w:pPr>
+              <w:keepNext/>
+              <w:spacing w:after="0" w:before="0" w:line="259" w:lineRule="auto"/>
+              <w:jc w:val="center"/>
+            </w:pPr>
+            <w:r>
+              <w:rPr>
+                <w:rFonts w:ascii="Arial" w:hAnsi="Arial" w:eastAsia="Hiragino Sans GB" w:cs="Arial"/>
+                <w:b w:val="0"/>
+                <w:bCs w:val="0"/>
+                <w:color w:val="000000"/>
+                <w:sz w:val="19"/>
+              </w:rPr>
+              <w:t>阶段 0–1：17/20</w:t>
+            </w:r>
+          </w:p>
+        </w:tc>
+      </w:tr>
+      <w:tr>
+        <w:trPr>
+          <w:cantSplit/>
+        </w:trPr>
+        <w:tc>
+          <w:tcPr>
+            <w:tcW w:type="dxa" w:w="2376"/>
+            <w:vAlign w:val="center"/>
+            <w:shd w:fill="FFFFFF"/>
+            <w:tcMar>
+              <w:top w:w="60" w:type="dxa"/>
+              <w:bottom w:w="60" w:type="dxa"/>
+              <w:left w:w="100" w:type="dxa"/>
+              <w:right w:w="100" w:type="dxa"/>
+            </w:tcMar>
+          </w:tcPr>
+          <w:p>
+            <w:pPr>
+              <w:keepNext/>
+              <w:spacing w:after="0" w:before="0" w:line="259" w:lineRule="auto"/>
+              <w:jc w:val="left"/>
+            </w:pPr>
+            <w:r>
+              <w:rPr>
+                <w:rFonts w:ascii="Arial" w:hAnsi="Arial" w:eastAsia="Hiragino Sans GB" w:cs="Arial"/>
+                <w:b w:val="0"/>
+                <w:bCs w:val="0"/>
+                <w:color w:val="000000"/>
+                <w:sz w:val="19"/>
+              </w:rPr>
+              <w:t>DeepSeek-v4.1-flash</w:t>
+            </w:r>
+          </w:p>
+        </w:tc>
+        <w:tc>
+          <w:tcPr>
+            <w:tcW w:type="dxa" w:w="1627"/>
+            <w:vAlign w:val="center"/>
+            <w:shd w:fill="FFFFFF"/>
+            <w:tcMar>
+              <w:top w:w="60" w:type="dxa"/>
+              <w:bottom w:w="60" w:type="dxa"/>
+              <w:left w:w="100" w:type="dxa"/>
+              <w:right w:w="100" w:type="dxa"/>
+            </w:tcMar>
+          </w:tcPr>
+          <w:p>
+            <w:pPr>
+              <w:keepNext/>
+              <w:spacing w:after="0" w:before="0" w:line="259" w:lineRule="auto"/>
+              <w:jc w:val="center"/>
+            </w:pPr>
+            <w:r>
+              <w:rPr>
+                <w:rFonts w:ascii="Arial" w:hAnsi="Arial" w:eastAsia="Hiragino Sans GB" w:cs="Arial"/>
+                <w:b w:val="0"/>
+                <w:bCs w:val="0"/>
+                <w:color w:val="000000"/>
+                <w:sz w:val="19"/>
+              </w:rPr>
+              <w:t>1/20</w:t>
+            </w:r>
+          </w:p>
+        </w:tc>
+        <w:tc>
+          <w:tcPr>
+            <w:tcW w:type="dxa" w:w="936"/>
+            <w:vAlign w:val="center"/>
+            <w:shd w:fill="FFFFFF"/>
+            <w:tcMar>
+              <w:top w:w="60" w:type="dxa"/>
+              <w:bottom w:w="60" w:type="dxa"/>
+              <w:left w:w="100" w:type="dxa"/>
+              <w:right w:w="100" w:type="dxa"/>
+            </w:tcMar>
+          </w:tcPr>
+          <w:p>
+            <w:pPr>
+              <w:keepNext/>
+              <w:spacing w:after="0" w:before="0" w:line="259" w:lineRule="auto"/>
+              <w:jc w:val="center"/>
+            </w:pPr>
+            <w:r>
+              <w:rPr>
+                <w:rFonts w:ascii="Arial" w:hAnsi="Arial" w:eastAsia="Hiragino Sans GB" w:cs="Arial"/>
+                <w:b w:val="0"/>
+                <w:bCs w:val="0"/>
+                <w:color w:val="000000"/>
+                <w:sz w:val="19"/>
+              </w:rPr>
+              <w:t>18.1</w:t>
+            </w:r>
+          </w:p>
+        </w:tc>
+        <w:tc>
+          <w:tcPr>
+            <w:tcW w:type="dxa" w:w="1037"/>
+            <w:vAlign w:val="center"/>
+            <w:shd w:fill="FFFFFF"/>
+            <w:tcMar>
+              <w:top w:w="60" w:type="dxa"/>
+              <w:bottom w:w="60" w:type="dxa"/>
+              <w:left w:w="100" w:type="dxa"/>
+              <w:right w:w="100" w:type="dxa"/>
+            </w:tcMar>
+          </w:tcPr>
+          <w:p>
+            <w:pPr>
+              <w:keepNext/>
+              <w:spacing w:after="0" w:before="0" w:line="259" w:lineRule="auto"/>
+              <w:jc w:val="center"/>
+            </w:pPr>
+            <w:r>
+              <w:rPr>
+                <w:rFonts w:ascii="Arial" w:hAnsi="Arial" w:eastAsia="Hiragino Sans GB" w:cs="Arial"/>
+                <w:b w:val="0"/>
+                <w:bCs w:val="0"/>
+                <w:color w:val="000000"/>
+                <w:sz w:val="19"/>
+              </w:rPr>
+              <w:t>715.4</w:t>
+            </w:r>
+          </w:p>
+        </w:tc>
+        <w:tc>
+          <w:tcPr>
+            <w:tcW w:type="dxa" w:w="1238"/>
+            <w:vAlign w:val="center"/>
+            <w:shd w:fill="FFFFFF"/>
+            <w:tcMar>
+              <w:top w:w="60" w:type="dxa"/>
+              <w:bottom w:w="60" w:type="dxa"/>
+              <w:left w:w="100" w:type="dxa"/>
+              <w:right w:w="100" w:type="dxa"/>
+            </w:tcMar>
+          </w:tcPr>
+          <w:p>
+            <w:pPr>
+              <w:keepNext/>
+              <w:spacing w:after="0" w:before="0" w:line="259" w:lineRule="auto"/>
+              <w:jc w:val="left"/>
+            </w:pPr>
+            <w:r>
+              <w:rPr>
+                <w:rFonts w:ascii="Arial" w:hAnsi="Arial" w:eastAsia="Hiragino Sans GB" w:cs="Arial"/>
+                <w:b w:val="0"/>
+                <w:bCs w:val="0"/>
+                <w:color w:val="000000"/>
+                <w:sz w:val="19"/>
+              </w:rPr>
+              <w:t>—</w:t>
+            </w:r>
+          </w:p>
+        </w:tc>
+        <w:tc>
+          <w:tcPr>
+            <w:tcW w:type="dxa" w:w="2923"/>
+            <w:vAlign w:val="center"/>
+            <w:shd w:fill="FFFFFF"/>
+            <w:tcMar>
+              <w:top w:w="60" w:type="dxa"/>
+              <w:bottom w:w="60" w:type="dxa"/>
+              <w:left w:w="100" w:type="dxa"/>
+              <w:right w:w="100" w:type="dxa"/>
+            </w:tcMar>
+          </w:tcPr>
+          <w:p>
+            <w:pPr>
+              <w:keepNext/>
+              <w:spacing w:after="0" w:before="0" w:line="259" w:lineRule="auto"/>
+              <w:jc w:val="center"/>
+            </w:pPr>
+            <w:r>
+              <w:rPr>
+                <w:rFonts w:ascii="Arial" w:hAnsi="Arial" w:eastAsia="Hiragino Sans GB" w:cs="Arial"/>
+                <w:b w:val="0"/>
+                <w:bCs w:val="0"/>
+                <w:color w:val="000000"/>
+                <w:sz w:val="19"/>
+              </w:rPr>
+              <w:t>阶段 0–1：17/20</w:t>
+            </w:r>
+          </w:p>
+        </w:tc>
+      </w:tr>
+      <w:tr>
+        <w:trPr>
+          <w:cantSplit/>
+        </w:trPr>
+        <w:tc>
+          <w:tcPr>
+            <w:tcW w:type="dxa" w:w="2376"/>
+            <w:vAlign w:val="center"/>
+            <w:shd w:fill="F3F4F5"/>
+            <w:tcMar>
+              <w:top w:w="60" w:type="dxa"/>
+              <w:bottom w:w="60" w:type="dxa"/>
+              <w:left w:w="100" w:type="dxa"/>
+              <w:right w:w="100" w:type="dxa"/>
+            </w:tcMar>
+          </w:tcPr>
+          <w:p>
+            <w:pPr>
+              <w:keepNext/>
+              <w:spacing w:after="0" w:before="0" w:line="259" w:lineRule="auto"/>
+              <w:jc w:val="left"/>
+            </w:pPr>
+            <w:r>
+              <w:rPr>
+                <w:rFonts w:ascii="Arial" w:hAnsi="Arial" w:eastAsia="Hiragino Sans GB" w:cs="Arial"/>
+                <w:b w:val="0"/>
+                <w:bCs w:val="0"/>
+                <w:color w:val="000000"/>
+                <w:sz w:val="19"/>
+              </w:rPr>
+              <w:t>Qwen3.8-flash</w:t>
+            </w:r>
+          </w:p>
+        </w:tc>
+        <w:tc>
+          <w:tcPr>
+            <w:tcW w:type="dxa" w:w="1627"/>
+            <w:vAlign w:val="center"/>
+            <w:shd w:fill="F3F4F5"/>
+            <w:tcMar>
+              <w:top w:w="60" w:type="dxa"/>
+              <w:bottom w:w="60" w:type="dxa"/>
+              <w:left w:w="100" w:type="dxa"/>
+              <w:right w:w="100" w:type="dxa"/>
+            </w:tcMar>
+          </w:tcPr>
+          <w:p>
+            <w:pPr>
+              <w:keepNext/>
+              <w:spacing w:after="0" w:before="0" w:line="259" w:lineRule="auto"/>
+              <w:jc w:val="center"/>
+            </w:pPr>
+            <w:r>
+              <w:rPr>
+                <w:rFonts w:ascii="Arial" w:hAnsi="Arial" w:eastAsia="Hiragino Sans GB" w:cs="Arial"/>
+                <w:b w:val="0"/>
+                <w:bCs w:val="0"/>
+                <w:color w:val="000000"/>
+                <w:sz w:val="19"/>
+              </w:rPr>
+              <w:t>4/20</w:t>
+            </w:r>
+          </w:p>
+        </w:tc>
+        <w:tc>
+          <w:tcPr>
+            <w:tcW w:type="dxa" w:w="936"/>
+            <w:vAlign w:val="center"/>
+            <w:shd w:fill="F3F4F5"/>
+            <w:tcMar>
+              <w:top w:w="60" w:type="dxa"/>
+              <w:bottom w:w="60" w:type="dxa"/>
+              <w:left w:w="100" w:type="dxa"/>
+              <w:right w:w="100" w:type="dxa"/>
+            </w:tcMar>
+          </w:tcPr>
+          <w:p>
+            <w:pPr>
+              <w:keepNext/>
+              <w:spacing w:after="0" w:before="0" w:line="259" w:lineRule="auto"/>
+              <w:jc w:val="center"/>
+            </w:pPr>
+            <w:r>
+              <w:rPr>
+                <w:rFonts w:ascii="Arial" w:hAnsi="Arial" w:eastAsia="Hiragino Sans GB" w:cs="Arial"/>
+                <w:b w:val="0"/>
+                <w:bCs w:val="0"/>
+                <w:color w:val="000000"/>
+                <w:sz w:val="19"/>
+              </w:rPr>
+              <w:t>18.9</w:t>
+            </w:r>
+          </w:p>
+        </w:tc>
+        <w:tc>
+          <w:tcPr>
+            <w:tcW w:type="dxa" w:w="1037"/>
+            <w:vAlign w:val="center"/>
+            <w:shd w:fill="F3F4F5"/>
+            <w:tcMar>
+              <w:top w:w="60" w:type="dxa"/>
+              <w:bottom w:w="60" w:type="dxa"/>
+              <w:left w:w="100" w:type="dxa"/>
+              <w:right w:w="100" w:type="dxa"/>
+            </w:tcMar>
+          </w:tcPr>
+          <w:p>
+            <w:pPr>
+              <w:keepNext/>
+              <w:spacing w:after="0" w:before="0" w:line="259" w:lineRule="auto"/>
+              <w:jc w:val="center"/>
+            </w:pPr>
+            <w:r>
+              <w:rPr>
+                <w:rFonts w:ascii="Arial" w:hAnsi="Arial" w:eastAsia="Hiragino Sans GB" w:cs="Arial"/>
+                <w:b w:val="0"/>
+                <w:bCs w:val="0"/>
+                <w:color w:val="000000"/>
+                <w:sz w:val="19"/>
+              </w:rPr>
+              <w:t>675.3</w:t>
+            </w:r>
+          </w:p>
+        </w:tc>
+        <w:tc>
+          <w:tcPr>
+            <w:tcW w:type="dxa" w:w="1238"/>
+            <w:vAlign w:val="center"/>
+            <w:shd w:fill="F3F4F5"/>
+            <w:tcMar>
+              <w:top w:w="60" w:type="dxa"/>
+              <w:bottom w:w="60" w:type="dxa"/>
+              <w:left w:w="100" w:type="dxa"/>
+              <w:right w:w="100" w:type="dxa"/>
+            </w:tcMar>
+          </w:tcPr>
+          <w:p>
+            <w:pPr>
+              <w:keepNext/>
+              <w:spacing w:after="0" w:before="0" w:line="259" w:lineRule="auto"/>
+              <w:jc w:val="left"/>
+            </w:pPr>
+            <w:r>
+              <w:rPr>
+                <w:rFonts w:ascii="Arial" w:hAnsi="Arial" w:eastAsia="Hiragino Sans GB" w:cs="Arial"/>
+                <w:b w:val="0"/>
+                <w:bCs w:val="0"/>
+                <w:color w:val="000000"/>
+                <w:sz w:val="19"/>
+              </w:rPr>
+              <w:t>—</w:t>
+            </w:r>
+          </w:p>
+        </w:tc>
+        <w:tc>
+          <w:tcPr>
+            <w:tcW w:type="dxa" w:w="2923"/>
+            <w:vAlign w:val="center"/>
+            <w:shd w:fill="F3F4F5"/>
+            <w:tcMar>
+              <w:top w:w="60" w:type="dxa"/>
+              <w:bottom w:w="60" w:type="dxa"/>
+              <w:left w:w="100" w:type="dxa"/>
+              <w:right w:w="100" w:type="dxa"/>
+            </w:tcMar>
+          </w:tcPr>
+          <w:p>
+            <w:pPr>
+              <w:keepNext/>
+              <w:spacing w:after="0" w:before="0" w:line="259" w:lineRule="auto"/>
+              <w:jc w:val="center"/>
+            </w:pPr>
+            <w:r>
+              <w:rPr>
+                <w:rFonts w:ascii="Arial" w:hAnsi="Arial" w:eastAsia="Hiragino Sans GB" w:cs="Arial"/>
+                <w:b w:val="0"/>
+                <w:bCs w:val="0"/>
+                <w:color w:val="000000"/>
+                <w:sz w:val="19"/>
+              </w:rPr>
+              <w:t>阶段 0–1：14/20</w:t>
+            </w:r>
+          </w:p>
+        </w:tc>
+      </w:tr>
+      <w:tr>
+        <w:trPr>
+          <w:cantSplit/>
+        </w:trPr>
+        <w:tc>
+          <w:tcPr>
+            <w:tcW w:type="dxa" w:w="10137"/>
+            <w:vAlign w:val="center"/>
+            <w:gridSpan w:val="6"/>
+            <w:tcMar>
+              <w:top w:w="60" w:type="dxa"/>
+              <w:bottom w:w="60" w:type="dxa"/>
+              <w:left w:w="100" w:type="dxa"/>
+              <w:right w:w="100" w:type="dxa"/>
+            </w:tcMar>
+            <w:shd w:fill="E1E7EB"/>
+          </w:tcPr>
+          <w:p>
+            <w:pPr>
+              <w:keepNext/>
+              <w:spacing w:after="0" w:before="0" w:line="259" w:lineRule="auto"/>
+            </w:pPr>
+            <w:r>
+              <w:rPr>
+                <w:rFonts w:ascii="Arial" w:hAnsi="Arial" w:eastAsia="Hiragino Sans GB" w:cs="Arial"/>
+                <w:b/>
+                <w:bCs/>
+                <w:color w:val="000000"/>
+                <w:sz w:val="19"/>
+              </w:rPr>
+              <w:t>C  本地 bowl 配对批次  自动入碗  9 月 23 日  每组 n=5</w:t>
+            </w:r>
+          </w:p>
+        </w:tc>
+      </w:tr>
+      <w:tr>
+        <w:trPr>
+          <w:cantSplit/>
+        </w:trPr>
+        <w:tc>
+          <w:tcPr>
+            <w:tcW w:type="dxa" w:w="2376"/>
+            <w:vAlign w:val="center"/>
+            <w:shd w:fill="F3F4F5"/>
+            <w:tcMar>
+              <w:top w:w="60" w:type="dxa"/>
+              <w:bottom w:w="60" w:type="dxa"/>
+              <w:left w:w="100" w:type="dxa"/>
+              <w:right w:w="100" w:type="dxa"/>
+            </w:tcMar>
+          </w:tcPr>
+          <w:p>
+            <w:pPr>
+              <w:keepNext/>
+              <w:spacing w:after="0" w:before="0" w:line="259" w:lineRule="auto"/>
+              <w:jc w:val="left"/>
+            </w:pPr>
+            <w:r>
+              <w:rPr>
+                <w:rFonts w:ascii="Arial" w:hAnsi="Arial" w:eastAsia="Hiragino Sans GB" w:cs="Arial"/>
+                <w:b w:val="0"/>
+                <w:bCs w:val="0"/>
+                <w:color w:val="000000"/>
+                <w:sz w:val="19"/>
+              </w:rPr>
+              <w:t>Astra/medium</w:t>
+            </w:r>
+          </w:p>
+        </w:tc>
+        <w:tc>
+          <w:tcPr>
+            <w:tcW w:type="dxa" w:w="1627"/>
+            <w:vAlign w:val="center"/>
+            <w:shd w:fill="F3F4F5"/>
+            <w:tcMar>
+              <w:top w:w="60" w:type="dxa"/>
+              <w:bottom w:w="60" w:type="dxa"/>
+              <w:left w:w="100" w:type="dxa"/>
+              <w:right w:w="100" w:type="dxa"/>
+            </w:tcMar>
+          </w:tcPr>
+          <w:p>
+            <w:pPr>
+              <w:keepNext/>
+              <w:spacing w:after="0" w:before="0" w:line="259" w:lineRule="auto"/>
+              <w:jc w:val="center"/>
+            </w:pPr>
+            <w:r>
+              <w:rPr>
+                <w:rFonts w:ascii="Arial" w:hAnsi="Arial" w:eastAsia="Hiragino Sans GB" w:cs="Arial"/>
+                <w:b w:val="0"/>
+                <w:bCs w:val="0"/>
+                <w:color w:val="000000"/>
+                <w:sz w:val="19"/>
+              </w:rPr>
+              <w:t>5/5</w:t>
+            </w:r>
+          </w:p>
+        </w:tc>
+        <w:tc>
+          <w:tcPr>
+            <w:tcW w:type="dxa" w:w="936"/>
+            <w:vAlign w:val="center"/>
+            <w:shd w:fill="F3F4F5"/>
+            <w:tcMar>
+              <w:top w:w="60" w:type="dxa"/>
+              <w:bottom w:w="60" w:type="dxa"/>
+              <w:left w:w="100" w:type="dxa"/>
+              <w:right w:w="100" w:type="dxa"/>
+            </w:tcMar>
+          </w:tcPr>
+          <w:p>
+            <w:pPr>
+              <w:keepNext/>
+              <w:spacing w:after="0" w:before="0" w:line="259" w:lineRule="auto"/>
+              <w:jc w:val="center"/>
+            </w:pPr>
+            <w:r>
+              <w:rPr>
+                <w:rFonts w:ascii="Arial" w:hAnsi="Arial" w:eastAsia="Hiragino Sans GB" w:cs="Arial"/>
+                <w:b w:val="0"/>
+                <w:bCs w:val="0"/>
+                <w:color w:val="000000"/>
+                <w:sz w:val="19"/>
+              </w:rPr>
+              <w:t>16.0</w:t>
+            </w:r>
+          </w:p>
+        </w:tc>
+        <w:tc>
+          <w:tcPr>
+            <w:tcW w:type="dxa" w:w="1037"/>
+            <w:vAlign w:val="center"/>
+            <w:shd w:fill="F3F4F5"/>
+            <w:tcMar>
+              <w:top w:w="60" w:type="dxa"/>
+              <w:bottom w:w="60" w:type="dxa"/>
+              <w:left w:w="100" w:type="dxa"/>
+              <w:right w:w="100" w:type="dxa"/>
+            </w:tcMar>
+          </w:tcPr>
+          <w:p>
+            <w:pPr>
+              <w:keepNext/>
+              <w:spacing w:after="0" w:before="0" w:line="259" w:lineRule="auto"/>
+              <w:jc w:val="center"/>
+            </w:pPr>
+            <w:r>
+              <w:rPr>
+                <w:rFonts w:ascii="Arial" w:hAnsi="Arial" w:eastAsia="Hiragino Sans GB" w:cs="Arial"/>
+                <w:b w:val="0"/>
+                <w:bCs w:val="0"/>
+                <w:color w:val="000000"/>
+                <w:sz w:val="19"/>
+              </w:rPr>
+              <w:t>505.8</w:t>
+            </w:r>
+          </w:p>
+        </w:tc>
+        <w:tc>
+          <w:tcPr>
+            <w:tcW w:type="dxa" w:w="1238"/>
+            <w:vAlign w:val="center"/>
+            <w:shd w:fill="F3F4F5"/>
+            <w:tcMar>
+              <w:top w:w="60" w:type="dxa"/>
+              <w:bottom w:w="60" w:type="dxa"/>
+              <w:left w:w="100" w:type="dxa"/>
+              <w:right w:w="100" w:type="dxa"/>
+            </w:tcMar>
+          </w:tcPr>
+          <w:p>
+            <w:pPr>
+              <w:keepNext/>
+              <w:spacing w:after="0" w:before="0" w:line="259" w:lineRule="auto"/>
+              <w:jc w:val="center"/>
+            </w:pPr>
+            <w:r>
+              <w:rPr>
+                <w:rFonts w:ascii="Arial" w:hAnsi="Arial" w:eastAsia="Hiragino Sans GB" w:cs="Arial"/>
+                <w:b w:val="0"/>
+                <w:bCs w:val="0"/>
+                <w:color w:val="000000"/>
+                <w:sz w:val="19"/>
+              </w:rPr>
+              <w:t>336.11</w:t>
+            </w:r>
+          </w:p>
+        </w:tc>
+        <w:tc>
+          <w:tcPr>
+            <w:tcW w:type="dxa" w:w="2923"/>
+            <w:vAlign w:val="center"/>
+            <w:shd w:fill="F3F4F5"/>
+            <w:tcMar>
+              <w:top w:w="60" w:type="dxa"/>
+              <w:bottom w:w="60" w:type="dxa"/>
+              <w:left w:w="100" w:type="dxa"/>
+              <w:right w:w="100" w:type="dxa"/>
+            </w:tcMar>
+          </w:tcPr>
+          <w:p>
+            <w:pPr>
+              <w:keepNext/>
+              <w:spacing w:after="0" w:before="0" w:line="259" w:lineRule="auto"/>
+              <w:jc w:val="center"/>
+            </w:pPr>
+            <w:r>
+              <w:rPr>
+                <w:rFonts w:ascii="Arial" w:hAnsi="Arial" w:eastAsia="Hiragino Sans GB" w:cs="Arial"/>
+                <w:b w:val="0"/>
+                <w:bCs w:val="0"/>
+                <w:color w:val="000000"/>
+                <w:sz w:val="19"/>
+              </w:rPr>
+              <w:t>seed 2005–2009</w:t>
+            </w:r>
+          </w:p>
+        </w:tc>
+      </w:tr>
+      <w:tr>
+        <w:trPr>
+          <w:cantSplit/>
+        </w:trPr>
+        <w:tc>
+          <w:tcPr>
+            <w:tcW w:type="dxa" w:w="2376"/>
+            <w:vAlign w:val="center"/>
+            <w:shd w:fill="FFFFFF"/>
+            <w:tcMar>
+              <w:top w:w="60" w:type="dxa"/>
+              <w:bottom w:w="60" w:type="dxa"/>
+              <w:left w:w="100" w:type="dxa"/>
+              <w:right w:w="100" w:type="dxa"/>
+            </w:tcMar>
+          </w:tcPr>
+          <w:p>
+            <w:pPr>
+              <w:keepNext/>
+              <w:spacing w:after="0" w:before="0" w:line="259" w:lineRule="auto"/>
+              <w:jc w:val="left"/>
+            </w:pPr>
+            <w:r>
+              <w:rPr>
+                <w:rFonts w:ascii="Arial" w:hAnsi="Arial" w:eastAsia="Hiragino Sans GB" w:cs="Arial"/>
+                <w:b w:val="0"/>
+                <w:bCs w:val="0"/>
+                <w:color w:val="000000"/>
+                <w:sz w:val="19"/>
+              </w:rPr>
+              <w:t>Sol/medium</w:t>
+            </w:r>
+          </w:p>
+        </w:tc>
+        <w:tc>
+          <w:tcPr>
+            <w:tcW w:type="dxa" w:w="1627"/>
+            <w:vAlign w:val="center"/>
+            <w:shd w:fill="FFFFFF"/>
+            <w:tcMar>
+              <w:top w:w="60" w:type="dxa"/>
+              <w:bottom w:w="60" w:type="dxa"/>
+              <w:left w:w="100" w:type="dxa"/>
+              <w:right w:w="100" w:type="dxa"/>
+            </w:tcMar>
+          </w:tcPr>
+          <w:p>
+            <w:pPr>
+              <w:keepNext/>
+              <w:spacing w:after="0" w:before="0" w:line="259" w:lineRule="auto"/>
+              <w:jc w:val="center"/>
+            </w:pPr>
+            <w:r>
+              <w:rPr>
+                <w:rFonts w:ascii="Arial" w:hAnsi="Arial" w:eastAsia="Hiragino Sans GB" w:cs="Arial"/>
+                <w:b w:val="0"/>
+                <w:bCs w:val="0"/>
+                <w:color w:val="000000"/>
+                <w:sz w:val="19"/>
+              </w:rPr>
+              <w:t>2/5</w:t>
+            </w:r>
+          </w:p>
+        </w:tc>
+        <w:tc>
+          <w:tcPr>
+            <w:tcW w:type="dxa" w:w="936"/>
+            <w:vAlign w:val="center"/>
+            <w:shd w:fill="FFFFFF"/>
+            <w:tcMar>
+              <w:top w:w="60" w:type="dxa"/>
+              <w:bottom w:w="60" w:type="dxa"/>
+              <w:left w:w="100" w:type="dxa"/>
+              <w:right w:w="100" w:type="dxa"/>
+            </w:tcMar>
+          </w:tcPr>
+          <w:p>
+            <w:pPr>
+              <w:keepNext/>
+              <w:spacing w:after="0" w:before="0" w:line="259" w:lineRule="auto"/>
+              <w:jc w:val="center"/>
+            </w:pPr>
+            <w:r>
+              <w:rPr>
+                <w:rFonts w:ascii="Arial" w:hAnsi="Arial" w:eastAsia="Hiragino Sans GB" w:cs="Arial"/>
+                <w:b w:val="0"/>
+                <w:bCs w:val="0"/>
+                <w:color w:val="000000"/>
+                <w:sz w:val="19"/>
+              </w:rPr>
+              <w:t>18.2</w:t>
+            </w:r>
+          </w:p>
+        </w:tc>
+        <w:tc>
+          <w:tcPr>
+            <w:tcW w:type="dxa" w:w="1037"/>
+            <w:vAlign w:val="center"/>
+            <w:shd w:fill="FFFFFF"/>
+            <w:tcMar>
+              <w:top w:w="60" w:type="dxa"/>
+              <w:bottom w:w="60" w:type="dxa"/>
+              <w:left w:w="100" w:type="dxa"/>
+              <w:right w:w="100" w:type="dxa"/>
+            </w:tcMar>
+          </w:tcPr>
+          <w:p>
+            <w:pPr>
+              <w:keepNext/>
+              <w:spacing w:after="0" w:before="0" w:line="259" w:lineRule="auto"/>
+              <w:jc w:val="center"/>
+            </w:pPr>
+            <w:r>
+              <w:rPr>
+                <w:rFonts w:ascii="Arial" w:hAnsi="Arial" w:eastAsia="Hiragino Sans GB" w:cs="Arial"/>
+                <w:b w:val="0"/>
+                <w:bCs w:val="0"/>
+                <w:color w:val="000000"/>
+                <w:sz w:val="19"/>
+              </w:rPr>
+              <w:t>622.0</w:t>
+            </w:r>
+          </w:p>
+        </w:tc>
+        <w:tc>
+          <w:tcPr>
+            <w:tcW w:type="dxa" w:w="1238"/>
+            <w:vAlign w:val="center"/>
+            <w:shd w:fill="FFFFFF"/>
+            <w:tcMar>
+              <w:top w:w="60" w:type="dxa"/>
+              <w:bottom w:w="60" w:type="dxa"/>
+              <w:left w:w="100" w:type="dxa"/>
+              <w:right w:w="100" w:type="dxa"/>
+            </w:tcMar>
+          </w:tcPr>
+          <w:p>
+            <w:pPr>
+              <w:keepNext/>
+              <w:spacing w:after="0" w:before="0" w:line="259" w:lineRule="auto"/>
+              <w:jc w:val="center"/>
+            </w:pPr>
+            <w:r>
+              <w:rPr>
+                <w:rFonts w:ascii="Arial" w:hAnsi="Arial" w:eastAsia="Hiragino Sans GB" w:cs="Arial"/>
+                <w:b w:val="0"/>
+                <w:bCs w:val="0"/>
+                <w:color w:val="000000"/>
+                <w:sz w:val="19"/>
+              </w:rPr>
+              <w:t>547.09</w:t>
+            </w:r>
+          </w:p>
+        </w:tc>
+        <w:tc>
+          <w:tcPr>
+            <w:tcW w:type="dxa" w:w="2923"/>
+            <w:vAlign w:val="center"/>
+            <w:shd w:fill="FFFFFF"/>
+            <w:tcMar>
+              <w:top w:w="60" w:type="dxa"/>
+              <w:bottom w:w="60" w:type="dxa"/>
+              <w:left w:w="100" w:type="dxa"/>
+              <w:right w:w="100" w:type="dxa"/>
+            </w:tcMar>
+          </w:tcPr>
+          <w:p>
+            <w:pPr>
+              <w:keepNext/>
+              <w:spacing w:after="0" w:before="0" w:line="259" w:lineRule="auto"/>
+              <w:jc w:val="center"/>
+            </w:pPr>
+            <w:r>
+              <w:rPr>
+                <w:rFonts w:ascii="Arial" w:hAnsi="Arial" w:eastAsia="Hiragino Sans GB" w:cs="Arial"/>
+                <w:b w:val="0"/>
+                <w:bCs w:val="0"/>
+                <w:color w:val="000000"/>
+                <w:sz w:val="19"/>
+              </w:rPr>
+              <w:t>seed 2005–2009</w:t>
+            </w:r>
+          </w:p>
+        </w:tc>
+      </w:tr>
+      <w:tr>
+        <w:trPr>
+          <w:cantSplit/>
+        </w:trPr>
+        <w:tc>
+          <w:tcPr>
+            <w:tcW w:type="dxa" w:w="2376"/>
+            <w:vAlign w:val="center"/>
+            <w:shd w:fill="F3F4F5"/>
+            <w:tcMar>
+              <w:top w:w="60" w:type="dxa"/>
+              <w:bottom w:w="60" w:type="dxa"/>
+              <w:left w:w="100" w:type="dxa"/>
+              <w:right w:w="100" w:type="dxa"/>
+            </w:tcMar>
+          </w:tcPr>
+          <w:p>
+            <w:pPr>
+              <w:keepNext/>
+              <w:spacing w:after="0" w:before="0" w:line="259" w:lineRule="auto"/>
+              <w:jc w:val="left"/>
+            </w:pPr>
+            <w:r>
+              <w:rPr>
+                <w:rFonts w:ascii="Arial" w:hAnsi="Arial" w:eastAsia="Hiragino Sans GB" w:cs="Arial"/>
+                <w:b w:val="0"/>
+                <w:bCs w:val="0"/>
+                <w:color w:val="000000"/>
+                <w:sz w:val="19"/>
+              </w:rPr>
+              <w:t>Sol/ultra</w:t>
+            </w:r>
+          </w:p>
+        </w:tc>
+        <w:tc>
+          <w:tcPr>
+            <w:tcW w:type="dxa" w:w="1627"/>
+            <w:vAlign w:val="center"/>
+            <w:shd w:fill="F3F4F5"/>
+            <w:tcMar>
+              <w:top w:w="60" w:type="dxa"/>
+              <w:bottom w:w="60" w:type="dxa"/>
+              <w:left w:w="100" w:type="dxa"/>
+              <w:right w:w="100" w:type="dxa"/>
+            </w:tcMar>
+          </w:tcPr>
+          <w:p>
+            <w:pPr>
+              <w:keepNext/>
+              <w:spacing w:after="0" w:before="0" w:line="259" w:lineRule="auto"/>
+              <w:jc w:val="center"/>
+            </w:pPr>
+            <w:r>
+              <w:rPr>
+                <w:rFonts w:ascii="Arial" w:hAnsi="Arial" w:eastAsia="Hiragino Sans GB" w:cs="Arial"/>
+                <w:b w:val="0"/>
+                <w:bCs w:val="0"/>
+                <w:color w:val="000000"/>
+                <w:sz w:val="19"/>
+              </w:rPr>
+              <w:t>3/5</w:t>
+            </w:r>
+          </w:p>
+        </w:tc>
+        <w:tc>
+          <w:tcPr>
+            <w:tcW w:type="dxa" w:w="936"/>
+            <w:vAlign w:val="center"/>
+            <w:shd w:fill="F3F4F5"/>
+            <w:tcMar>
+              <w:top w:w="60" w:type="dxa"/>
+              <w:bottom w:w="60" w:type="dxa"/>
+              <w:left w:w="100" w:type="dxa"/>
+              <w:right w:w="100" w:type="dxa"/>
+            </w:tcMar>
+          </w:tcPr>
+          <w:p>
+            <w:pPr>
+              <w:keepNext/>
+              <w:spacing w:after="0" w:before="0" w:line="259" w:lineRule="auto"/>
+              <w:jc w:val="center"/>
+            </w:pPr>
+            <w:r>
+              <w:rPr>
+                <w:rFonts w:ascii="Arial" w:hAnsi="Arial" w:eastAsia="Hiragino Sans GB" w:cs="Arial"/>
+                <w:b w:val="0"/>
+                <w:bCs w:val="0"/>
+                <w:color w:val="000000"/>
+                <w:sz w:val="19"/>
+              </w:rPr>
+              <w:t>17.6</w:t>
+            </w:r>
+          </w:p>
+        </w:tc>
+        <w:tc>
+          <w:tcPr>
+            <w:tcW w:type="dxa" w:w="1037"/>
+            <w:vAlign w:val="center"/>
+            <w:shd w:fill="F3F4F5"/>
+            <w:tcMar>
+              <w:top w:w="60" w:type="dxa"/>
+              <w:bottom w:w="60" w:type="dxa"/>
+              <w:left w:w="100" w:type="dxa"/>
+              <w:right w:w="100" w:type="dxa"/>
+            </w:tcMar>
+          </w:tcPr>
+          <w:p>
+            <w:pPr>
+              <w:keepNext/>
+              <w:spacing w:after="0" w:before="0" w:line="259" w:lineRule="auto"/>
+              <w:jc w:val="center"/>
+            </w:pPr>
+            <w:r>
+              <w:rPr>
+                <w:rFonts w:ascii="Arial" w:hAnsi="Arial" w:eastAsia="Hiragino Sans GB" w:cs="Arial"/>
+                <w:b w:val="0"/>
+                <w:bCs w:val="0"/>
+                <w:color w:val="000000"/>
+                <w:sz w:val="19"/>
+              </w:rPr>
+              <w:t>732.6</w:t>
+            </w:r>
+          </w:p>
+        </w:tc>
+        <w:tc>
+          <w:tcPr>
+            <w:tcW w:type="dxa" w:w="1238"/>
+            <w:vAlign w:val="center"/>
+            <w:shd w:fill="F3F4F5"/>
+            <w:tcMar>
+              <w:top w:w="60" w:type="dxa"/>
+              <w:bottom w:w="60" w:type="dxa"/>
+              <w:left w:w="100" w:type="dxa"/>
+              <w:right w:w="100" w:type="dxa"/>
+            </w:tcMar>
+          </w:tcPr>
+          <w:p>
+            <w:pPr>
+              <w:keepNext/>
+              <w:spacing w:after="0" w:before="0" w:line="259" w:lineRule="auto"/>
+              <w:jc w:val="center"/>
+            </w:pPr>
+            <w:r>
+              <w:rPr>
+                <w:rFonts w:ascii="Arial" w:hAnsi="Arial" w:eastAsia="Hiragino Sans GB" w:cs="Arial"/>
+                <w:b w:val="0"/>
+                <w:bCs w:val="0"/>
+                <w:color w:val="000000"/>
+                <w:sz w:val="19"/>
+              </w:rPr>
+              <w:t>600.63</w:t>
+            </w:r>
+          </w:p>
+        </w:tc>
+        <w:tc>
+          <w:tcPr>
+            <w:tcW w:type="dxa" w:w="2923"/>
+            <w:vAlign w:val="center"/>
+            <w:shd w:fill="F3F4F5"/>
+            <w:tcMar>
+              <w:top w:w="60" w:type="dxa"/>
+              <w:bottom w:w="60" w:type="dxa"/>
+              <w:left w:w="100" w:type="dxa"/>
+              <w:right w:w="100" w:type="dxa"/>
+            </w:tcMar>
+          </w:tcPr>
+          <w:p>
+            <w:pPr>
+              <w:keepNext/>
+              <w:spacing w:after="0" w:before="0" w:line="259" w:lineRule="auto"/>
+              <w:jc w:val="center"/>
+            </w:pPr>
+            <w:r>
+              <w:rPr>
+                <w:rFonts w:ascii="Arial" w:hAnsi="Arial" w:eastAsia="Hiragino Sans GB" w:cs="Arial"/>
+                <w:b w:val="0"/>
+                <w:bCs w:val="0"/>
+                <w:color w:val="000000"/>
+                <w:sz w:val="19"/>
+              </w:rPr>
+              <w:t>seed 2005–2009</w:t>
+            </w:r>
+          </w:p>
+        </w:tc>
+      </w:tr>
+      <w:tr>
+        <w:trPr>
+          <w:cantSplit/>
+        </w:trPr>
+        <w:tc>
+          <w:tcPr>
+            <w:tcW w:type="dxa" w:w="2376"/>
+            <w:vAlign w:val="center"/>
+            <w:shd w:fill="FFFFFF"/>
+            <w:tcMar>
+              <w:top w:w="60" w:type="dxa"/>
+              <w:bottom w:w="60" w:type="dxa"/>
+              <w:left w:w="100" w:type="dxa"/>
+              <w:right w:w="100" w:type="dxa"/>
+            </w:tcMar>
+          </w:tcPr>
+          <w:p>
+            <w:pPr>
+              <w:spacing w:after="0" w:before="0" w:line="259" w:lineRule="auto"/>
+              <w:jc w:val="left"/>
+            </w:pPr>
+            <w:r>
+              <w:rPr>
+                <w:rFonts w:ascii="Arial" w:hAnsi="Arial" w:eastAsia="Hiragino Sans GB" w:cs="Arial"/>
+                <w:b w:val="0"/>
+                <w:bCs w:val="0"/>
+                <w:color w:val="000000"/>
+                <w:sz w:val="19"/>
+              </w:rPr>
+              <w:t>Luna/max</w:t>
+            </w:r>
+          </w:p>
+        </w:tc>
+        <w:tc>
+          <w:tcPr>
+            <w:tcW w:type="dxa" w:w="1627"/>
+            <w:vAlign w:val="center"/>
+            <w:shd w:fill="FFFFFF"/>
+            <w:tcMar>
+              <w:top w:w="60" w:type="dxa"/>
+              <w:bottom w:w="60" w:type="dxa"/>
+              <w:left w:w="100" w:type="dxa"/>
+              <w:right w:w="100" w:type="dxa"/>
+            </w:tcMar>
+          </w:tcPr>
+          <w:p>
+            <w:pPr>
+              <w:spacing w:after="0" w:before="0" w:line="259" w:lineRule="auto"/>
+              <w:jc w:val="center"/>
+            </w:pPr>
+            <w:r>
+              <w:rPr>
+                <w:rFonts w:ascii="Arial" w:hAnsi="Arial" w:eastAsia="Hiragino Sans GB" w:cs="Arial"/>
+                <w:b w:val="0"/>
+                <w:bCs w:val="0"/>
+                <w:color w:val="000000"/>
+                <w:sz w:val="19"/>
+              </w:rPr>
+              <w:t>0/5</w:t>
+            </w:r>
+          </w:p>
+        </w:tc>
+        <w:tc>
+          <w:tcPr>
+            <w:tcW w:type="dxa" w:w="936"/>
+            <w:vAlign w:val="center"/>
+            <w:shd w:fill="FFFFFF"/>
+            <w:tcMar>
+              <w:top w:w="60" w:type="dxa"/>
+              <w:bottom w:w="60" w:type="dxa"/>
+              <w:left w:w="100" w:type="dxa"/>
+              <w:right w:w="100" w:type="dxa"/>
+            </w:tcMar>
+          </w:tcPr>
+          <w:p>
+            <w:pPr>
+              <w:spacing w:after="0" w:before="0" w:line="259" w:lineRule="auto"/>
+              <w:jc w:val="center"/>
+            </w:pPr>
+            <w:r>
+              <w:rPr>
+                <w:rFonts w:ascii="Arial" w:hAnsi="Arial" w:eastAsia="Hiragino Sans GB" w:cs="Arial"/>
+                <w:b w:val="0"/>
+                <w:bCs w:val="0"/>
+                <w:color w:val="000000"/>
+                <w:sz w:val="19"/>
+              </w:rPr>
+              <w:t>19.6</w:t>
+            </w:r>
+          </w:p>
+        </w:tc>
+        <w:tc>
+          <w:tcPr>
+            <w:tcW w:type="dxa" w:w="1037"/>
+            <w:vAlign w:val="center"/>
+            <w:shd w:fill="FFFFFF"/>
+            <w:tcMar>
+              <w:top w:w="60" w:type="dxa"/>
+              <w:bottom w:w="60" w:type="dxa"/>
+              <w:left w:w="100" w:type="dxa"/>
+              <w:right w:w="100" w:type="dxa"/>
+            </w:tcMar>
+          </w:tcPr>
+          <w:p>
+            <w:pPr>
+              <w:spacing w:after="0" w:before="0" w:line="259" w:lineRule="auto"/>
+              <w:jc w:val="center"/>
+            </w:pPr>
+            <w:r>
+              <w:rPr>
+                <w:rFonts w:ascii="Arial" w:hAnsi="Arial" w:eastAsia="Hiragino Sans GB" w:cs="Arial"/>
+                <w:b w:val="0"/>
+                <w:bCs w:val="0"/>
+                <w:color w:val="000000"/>
+                <w:sz w:val="19"/>
+              </w:rPr>
+              <w:t>562.0</w:t>
+            </w:r>
+          </w:p>
+        </w:tc>
+        <w:tc>
+          <w:tcPr>
+            <w:tcW w:type="dxa" w:w="1238"/>
+            <w:vAlign w:val="center"/>
+            <w:shd w:fill="FFFFFF"/>
+            <w:tcMar>
+              <w:top w:w="60" w:type="dxa"/>
+              <w:bottom w:w="60" w:type="dxa"/>
+              <w:left w:w="100" w:type="dxa"/>
+              <w:right w:w="100" w:type="dxa"/>
+            </w:tcMar>
+          </w:tcPr>
+          <w:p>
+            <w:pPr>
+              <w:spacing w:after="0" w:before="0" w:line="259" w:lineRule="auto"/>
+              <w:jc w:val="center"/>
+            </w:pPr>
+            <w:r>
+              <w:rPr>
+                <w:rFonts w:ascii="Arial" w:hAnsi="Arial" w:eastAsia="Hiragino Sans GB" w:cs="Arial"/>
+                <w:b w:val="0"/>
+                <w:bCs w:val="0"/>
+                <w:color w:val="000000"/>
+                <w:sz w:val="19"/>
+              </w:rPr>
+              <w:t>1969.76</w:t>
+            </w:r>
+          </w:p>
+        </w:tc>
+        <w:tc>
+          <w:tcPr>
+            <w:tcW w:type="dxa" w:w="2923"/>
+            <w:vAlign w:val="center"/>
+            <w:shd w:fill="FFFFFF"/>
+            <w:tcMar>
+              <w:top w:w="60" w:type="dxa"/>
+              <w:bottom w:w="60" w:type="dxa"/>
+              <w:left w:w="100" w:type="dxa"/>
+              <w:right w:w="100" w:type="dxa"/>
+            </w:tcMar>
+          </w:tcPr>
+          <w:p>
+            <w:pPr>
+              <w:spacing w:after="0" w:before="0" w:line="259" w:lineRule="auto"/>
+              <w:jc w:val="center"/>
+            </w:pPr>
+            <w:r>
+              <w:rPr>
+                <w:rFonts w:ascii="Arial" w:hAnsi="Arial" w:eastAsia="Hiragino Sans GB" w:cs="Arial"/>
+                <w:b w:val="0"/>
+                <w:bCs w:val="0"/>
+                <w:color w:val="000000"/>
+                <w:sz w:val="19"/>
+              </w:rPr>
+              <w:t>seed 2005–2009</w:t>
             </w:r>
           </w:p>
         </w:tc>
@@ -1851,7 +3792,7 @@
           <w:color w:val="555555"/>
           <w:sz w:val="18"/>
         </w:rPr>
-        <w:t>W02 官网首页及 News，2026-10-16 核验〔E3〕；这是不同提交方案的快照，各自的训练、接口与预算条件保留。</w:t>
+        <w:t>三组数据分别保留原评价指标：A 列 Score 与终局成功率 SR；B/C 列自动入碗数，决策、控制步和回合时间均覆盖该行全部回合。“—”表示原表未列该项。A 来源 W02，B/C 来源 L02〔结果 E3，bowl 协议 E2〕。</w:t>
       </w:r>
     </w:p>
     <w:p>
@@ -1865,25 +3806,22 @@
           <w:bCs w:val="0"/>
           <w:color w:val="000000"/>
         </w:rPr>
-        <w:t>近期榜单既出现新的策略模型，也出现组织记忆、代码和反馈的 Agent 系统。对我们最有用的启发，是把基座能力与系统组织一起研究。外部成绩给出方向，解释本地差异仍要回到相同任务、初态和接口下的实验。〔W02、L01，E3〕</w:t>
+        <w:t>表 02 的 A 组展示外部测评进展，B/C 组用于分析本地抓放表现。下面先按两批 bowl 的初态与结果展开，再用逐轮轨迹解释差异。〔W02、L02，E3〕</w:t>
       </w:r>
     </w:p>
     <w:p>
       <w:pPr>
-        <w:pStyle w:val="Heading1"/>
-        <w:pageBreakBefore w:val="0"/>
+        <w:spacing w:after="180" w:line="269" w:lineRule="auto"/>
       </w:pPr>
       <w:r>
-        <w:t>2  模型能力 从抓放结果到逐轮判断</w:t>
-      </w:r>
-    </w:p>
-    <w:p>
-      <w:pPr>
-        <w:pStyle w:val="Heading2"/>
-        <w:pageBreakBefore w:val="0"/>
-      </w:pPr>
-      <w:r>
-        <w:t>2.1  Astra 完成更多抓放任务 平均决策数也更少</w:t>
+        <w:rPr>
+          <w:rFonts w:ascii="Arial" w:hAnsi="Arial" w:eastAsia="Hiragino Sans GB" w:cs="Arial"/>
+          <w:b w:val="0"/>
+          <w:bCs w:val="0"/>
+          <w:color w:val="555555"/>
+          <w:sz w:val="18"/>
+        </w:rPr>
+        <w:t>L02 §3.1–3.3〔报告转引 E3〕。Astra 首批为 seed 2000–2004，其余为 2000–2019；阶段 0=未接触，1=接触但未抓起。原始请求档位 medium；Qwen 实际 xhigh，GLM/DeepSeek 后端档位未暴露。Astra 首批独立物理复核为 5/5 达 stage 4；正式盲评只完成两轮，均处于 3–4 边界。</w:t>
       </w:r>
     </w:p>
     <w:p>
@@ -1897,7 +3835,73 @@
           <w:bCs w:val="0"/>
           <w:color w:val="000000"/>
         </w:rPr>
-        <w:t>bowl 实验要求模型根据三路 RGB 图像和机器人实测状态，把红块放入蓝碗；模型自行决定位置、夹爪开合与结束时机，控制器执行 move_to。观测不提供物体真值坐标，统一上限为 20 次决策、900 个控制步。这个接口把视觉定位、执行进度判断和失败恢复同时交给了模型。〔L02，协议 E2；职责解释 E3〕</w:t>
+        <w:t>收窄到四家共同的 seed 2000–2004，自动入碗依次为 Astra 5/5、Qwen 1/5、GLM 0/5、DeepSeek 0/5。Astra 用 10–14 次决策完成这些任务；三家各 20 次任务的基线合计有 48/60 停在阶段 0–1，占 80%。差距主要在建立抓取之前就出现了，后续应先查定位与抓持判断，再讨论更复杂的任务规划。〔L02 §3.1–3.3，E3〕</w:t>
+      </w:r>
+    </w:p>
+    <w:p>
+      <w:pPr>
+        <w:spacing w:after="180" w:line="269" w:lineRule="auto"/>
+      </w:pPr>
+      <w:r>
+        <w:rPr>
+          <w:rFonts w:ascii="Arial" w:hAnsi="Arial" w:eastAsia="Hiragino Sans GB" w:cs="Arial"/>
+          <w:b w:val="0"/>
+          <w:bCs w:val="0"/>
+          <w:color w:val="555555"/>
+          <w:sz w:val="18"/>
+        </w:rPr>
+        <w:t>L02 §3.6〔报告转引 E3；冻结初态与预算 E2〕。均为 seed 2005–2009、串行；Luna 有效末轮为 trial-10-clean。自动入碗样本的录像审核均停在 3–4 边界，Luna 未盲评。墙钟含模型等待、工具往返与环境执行。</w:t>
+      </w:r>
+    </w:p>
+    <w:p>
+      <w:pPr>
+        <w:spacing w:after="140"/>
+      </w:pPr>
+      <w:r>
+        <w:rPr>
+          <w:rFonts w:ascii="Arial" w:hAnsi="Arial" w:eastAsia="Hiragino Sans GB" w:cs="Arial"/>
+          <w:b w:val="0"/>
+          <w:bCs w:val="0"/>
+          <w:color w:val="000000"/>
+        </w:rPr>
+        <w:t>第二组同初态结果延续了这一观察：Astra 完成五轮，且平均决策数最少。Sol 增加推理强度后由 2/5 变为 3/5，但逐场景发生了交换：ultra 新完成 2005、2009，却在 medium 已完成的 2007 失败；2008 两档都成功。同时平均控制步由 622.0 增到 732.6，墙钟由 547.09 秒增到 600.63 秒。两档运行产生了不同的成功场景和动作路径。下一轮应在这些初态上重复对照，逐步检查定位、抓持确认和恢复选择，找出增加的思考改善了哪些判断。〔L02 §3.6，E3〕</w:t>
+      </w:r>
+    </w:p>
+    <w:p>
+      <w:pPr>
+        <w:pStyle w:val="Heading2"/>
+        <w:pageBreakBefore w:val="0"/>
+      </w:pPr>
+      <w:r>
+        <w:t>2.2  Astra 怎样确认抓持并修正错误</w:t>
+      </w:r>
+    </w:p>
+    <w:p>
+      <w:pPr>
+        <w:spacing w:after="140"/>
+      </w:pPr>
+      <w:r>
+        <w:rPr>
+          <w:rFonts w:ascii="Arial" w:hAnsi="Arial" w:eastAsia="Hiragino Sans GB" w:cs="Arial"/>
+          <w:b w:val="0"/>
+          <w:bCs w:val="0"/>
+          <w:color w:val="000000"/>
+        </w:rPr>
+        <w:t>Astra 首批 trial-03 提供了一条完整的解释链。第 3 次决策时，指令目标高度为 0.845 m，实测仍是 0.932 m；它识别出前一动作只执行了三个控制步，继续下降。这一步处理的是‘机器人实际到了哪里’，避免把已发出的指令当成已经发生的状态。〔L02 §4.5，轨迹转引与解释 E3〕</w:t>
+      </w:r>
+    </w:p>
+    <w:p>
+      <w:pPr>
+        <w:spacing w:after="140"/>
+      </w:pPr>
+      <w:r>
+        <w:rPr>
+          <w:rFonts w:ascii="Arial" w:hAnsi="Arial" w:eastAsia="Hiragino Sans GB" w:cs="Arial"/>
+          <w:b w:val="0"/>
+          <w:bCs w:val="0"/>
+          <w:color w:val="000000"/>
+        </w:rPr>
+        <w:t>随后它也抓空了。第 6 次闭合的目标高度是 0.825 m，第 7 次先试举，第 8 次看到方块留在桌上，于是张爪，把下一次抓取目标降到 0.805 m，并小幅修正横向位置。第 9 次原地闭合、第 10 次再次举升，第 11 次确认方块随手离桌后才搬运。它把试举变成一次状态检验，再用检验结果决定是否恢复；最终用 13 次决策、447 个控制步完成入碗。〔L02 §4.1、§4.5，E3〕</w:t>
       </w:r>
     </w:p>
     <w:p>
@@ -1932,11 +3936,9 @@
         </w:tblBorders>
       </w:tblPr>
       <w:tblGrid>
-        <w:gridCol w:w="2520"/>
-        <w:gridCol w:w="1584"/>
-        <w:gridCol w:w="1800"/>
-        <w:gridCol w:w="1800"/>
-        <w:gridCol w:w="2434"/>
+        <w:gridCol w:w="2232"/>
+        <w:gridCol w:w="3960"/>
+        <w:gridCol w:w="3946"/>
       </w:tblGrid>
       <w:tr>
         <w:trPr>
@@ -1945,7 +3947,7 @@
         </w:trPr>
         <w:tc>
           <w:tcPr>
-            <w:tcW w:type="dxa" w:w="2520"/>
+            <w:tcW w:type="dxa" w:w="2232"/>
             <w:vAlign w:val="center"/>
             <w:shd w:fill="343A40"/>
             <w:tcMar>
@@ -1969,13 +3971,13 @@
                 <w:color w:val="FFFFFF"/>
                 <w:sz w:val="19"/>
               </w:rPr>
-              <w:t>9 月 16 日批次</w:t>
-            </w:r>
-          </w:p>
-        </w:tc>
-        <w:tc>
-          <w:tcPr>
-            <w:tcW w:type="dxa" w:w="1584"/>
+              <w:t>决策位置</w:t>
+            </w:r>
+          </w:p>
+        </w:tc>
+        <w:tc>
+          <w:tcPr>
+            <w:tcW w:type="dxa" w:w="3960"/>
             <w:vAlign w:val="center"/>
             <w:shd w:fill="343A40"/>
             <w:tcMar>
@@ -1999,13 +4001,13 @@
                 <w:color w:val="FFFFFF"/>
                 <w:sz w:val="19"/>
               </w:rPr>
-              <w:t>自动入碗</w:t>
-            </w:r>
-          </w:p>
-        </w:tc>
-        <w:tc>
-          <w:tcPr>
-            <w:tcW w:type="dxa" w:w="1800"/>
+              <w:t>观测与动作</w:t>
+            </w:r>
+          </w:p>
+        </w:tc>
+        <w:tc>
+          <w:tcPr>
+            <w:tcW w:type="dxa" w:w="3946"/>
             <w:vAlign w:val="center"/>
             <w:shd w:fill="343A40"/>
             <w:tcMar>
@@ -2029,67 +4031,7 @@
                 <w:color w:val="FFFFFF"/>
                 <w:sz w:val="19"/>
               </w:rPr>
-              <w:t>平均决策数</w:t>
-            </w:r>
-          </w:p>
-        </w:tc>
-        <w:tc>
-          <w:tcPr>
-            <w:tcW w:type="dxa" w:w="1800"/>
-            <w:vAlign w:val="center"/>
-            <w:shd w:fill="343A40"/>
-            <w:tcMar>
-              <w:top w:w="85" w:type="dxa"/>
-              <w:bottom w:w="85" w:type="dxa"/>
-              <w:left w:w="100" w:type="dxa"/>
-              <w:right w:w="100" w:type="dxa"/>
-            </w:tcMar>
-          </w:tcPr>
-          <w:p>
-            <w:pPr>
-              <w:keepNext/>
-              <w:spacing w:after="0" w:before="0" w:line="259" w:lineRule="auto"/>
-              <w:jc w:val="left"/>
-            </w:pPr>
-            <w:r>
-              <w:rPr>
-                <w:rFonts w:ascii="Arial" w:hAnsi="Arial" w:eastAsia="Hiragino Sans GB" w:cs="Arial"/>
-                <w:b/>
-                <w:bCs/>
-                <w:color w:val="FFFFFF"/>
-                <w:sz w:val="19"/>
-              </w:rPr>
-              <w:t>平均控制步</w:t>
-            </w:r>
-          </w:p>
-        </w:tc>
-        <w:tc>
-          <w:tcPr>
-            <w:tcW w:type="dxa" w:w="2434"/>
-            <w:vAlign w:val="center"/>
-            <w:shd w:fill="343A40"/>
-            <w:tcMar>
-              <w:top w:w="85" w:type="dxa"/>
-              <w:bottom w:w="85" w:type="dxa"/>
-              <w:left w:w="100" w:type="dxa"/>
-              <w:right w:w="100" w:type="dxa"/>
-            </w:tcMar>
-          </w:tcPr>
-          <w:p>
-            <w:pPr>
-              <w:keepNext/>
-              <w:spacing w:after="0" w:before="0" w:line="259" w:lineRule="auto"/>
-              <w:jc w:val="center"/>
-            </w:pPr>
-            <w:r>
-              <w:rPr>
-                <w:rFonts w:ascii="Arial" w:hAnsi="Arial" w:eastAsia="Hiragino Sans GB" w:cs="Arial"/>
-                <w:b/>
-                <w:bCs/>
-                <w:color w:val="FFFFFF"/>
-                <w:sz w:val="19"/>
-              </w:rPr>
-              <w:t>停在阶段 0–1</w:t>
+              <w:t>用于判断什么</w:t>
             </w:r>
           </w:p>
         </w:tc>
@@ -2100,7 +4042,7 @@
         </w:trPr>
         <w:tc>
           <w:tcPr>
-            <w:tcW w:type="dxa" w:w="2520"/>
+            <w:tcW w:type="dxa" w:w="2232"/>
             <w:vAlign w:val="center"/>
             <w:shd w:fill="FFFFFF"/>
             <w:tcMar>
@@ -2124,13 +4066,13 @@
                 <w:color w:val="000000"/>
                 <w:sz w:val="19"/>
               </w:rPr>
-              <w:t>Astra 首批</w:t>
-            </w:r>
-          </w:p>
-        </w:tc>
-        <w:tc>
-          <w:tcPr>
-            <w:tcW w:type="dxa" w:w="1584"/>
+              <w:t>第 3 次</w:t>
+            </w:r>
+          </w:p>
+        </w:tc>
+        <w:tc>
+          <w:tcPr>
+            <w:tcW w:type="dxa" w:w="3960"/>
             <w:vAlign w:val="center"/>
             <w:shd w:fill="FFFFFF"/>
             <w:tcMar>
@@ -2144,7 +4086,7 @@
             <w:pPr>
               <w:keepNext/>
               <w:spacing w:after="0" w:before="0" w:line="259" w:lineRule="auto"/>
-              <w:jc w:val="center"/>
+              <w:jc w:val="left"/>
             </w:pPr>
             <w:r>
               <w:rPr>
@@ -2154,13 +4096,13 @@
                 <w:color w:val="000000"/>
                 <w:sz w:val="19"/>
               </w:rPr>
-              <w:t>5/5</w:t>
-            </w:r>
-          </w:p>
-        </w:tc>
-        <w:tc>
-          <w:tcPr>
-            <w:tcW w:type="dxa" w:w="1800"/>
+              <w:t>目标 z=0.845m，实测 z=0.932m；继续下降</w:t>
+            </w:r>
+          </w:p>
+        </w:tc>
+        <w:tc>
+          <w:tcPr>
+            <w:tcW w:type="dxa" w:w="3946"/>
             <w:vAlign w:val="center"/>
             <w:shd w:fill="FFFFFF"/>
             <w:tcMar>
@@ -2174,7 +4116,7 @@
             <w:pPr>
               <w:keepNext/>
               <w:spacing w:after="0" w:before="0" w:line="259" w:lineRule="auto"/>
-              <w:jc w:val="center"/>
+              <w:jc w:val="left"/>
             </w:pPr>
             <w:r>
               <w:rPr>
@@ -2184,67 +4126,7 @@
                 <w:color w:val="000000"/>
                 <w:sz w:val="19"/>
               </w:rPr>
-              <w:t>12.2</w:t>
-            </w:r>
-          </w:p>
-        </w:tc>
-        <w:tc>
-          <w:tcPr>
-            <w:tcW w:type="dxa" w:w="1800"/>
-            <w:vAlign w:val="center"/>
-            <w:shd w:fill="FFFFFF"/>
-            <w:tcMar>
-              <w:top w:w="85" w:type="dxa"/>
-              <w:bottom w:w="85" w:type="dxa"/>
-              <w:left w:w="100" w:type="dxa"/>
-              <w:right w:w="100" w:type="dxa"/>
-            </w:tcMar>
-          </w:tcPr>
-          <w:p>
-            <w:pPr>
-              <w:keepNext/>
-              <w:spacing w:after="0" w:before="0" w:line="259" w:lineRule="auto"/>
-              <w:jc w:val="center"/>
-            </w:pPr>
-            <w:r>
-              <w:rPr>
-                <w:rFonts w:ascii="Arial" w:hAnsi="Arial" w:eastAsia="Hiragino Sans GB" w:cs="Arial"/>
-                <w:b w:val="0"/>
-                <w:bCs w:val="0"/>
-                <w:color w:val="000000"/>
-                <w:sz w:val="19"/>
-              </w:rPr>
-              <w:t>432.2</w:t>
-            </w:r>
-          </w:p>
-        </w:tc>
-        <w:tc>
-          <w:tcPr>
-            <w:tcW w:type="dxa" w:w="2434"/>
-            <w:vAlign w:val="center"/>
-            <w:shd w:fill="FFFFFF"/>
-            <w:tcMar>
-              <w:top w:w="85" w:type="dxa"/>
-              <w:bottom w:w="85" w:type="dxa"/>
-              <w:left w:w="100" w:type="dxa"/>
-              <w:right w:w="100" w:type="dxa"/>
-            </w:tcMar>
-          </w:tcPr>
-          <w:p>
-            <w:pPr>
-              <w:keepNext/>
-              <w:spacing w:after="0" w:before="0" w:line="259" w:lineRule="auto"/>
-              <w:jc w:val="center"/>
-            </w:pPr>
-            <w:r>
-              <w:rPr>
-                <w:rFonts w:ascii="Arial" w:hAnsi="Arial" w:eastAsia="Hiragino Sans GB" w:cs="Arial"/>
-                <w:b w:val="0"/>
-                <w:bCs w:val="0"/>
-                <w:color w:val="000000"/>
-                <w:sz w:val="19"/>
-              </w:rPr>
-              <w:t>0/5</w:t>
+              <w:t>指令发出后是否真正到位</w:t>
             </w:r>
           </w:p>
         </w:tc>
@@ -2255,7 +4137,7 @@
         </w:trPr>
         <w:tc>
           <w:tcPr>
-            <w:tcW w:type="dxa" w:w="2520"/>
+            <w:tcW w:type="dxa" w:w="2232"/>
             <w:vAlign w:val="center"/>
             <w:shd w:fill="F3F4F5"/>
             <w:tcMar>
@@ -2279,13 +4161,13 @@
                 <w:color w:val="000000"/>
                 <w:sz w:val="19"/>
               </w:rPr>
-              <w:t>GLM-5.3-Flash</w:t>
-            </w:r>
-          </w:p>
-        </w:tc>
-        <w:tc>
-          <w:tcPr>
-            <w:tcW w:type="dxa" w:w="1584"/>
+              <w:t>第 6–8 次</w:t>
+            </w:r>
+          </w:p>
+        </w:tc>
+        <w:tc>
+          <w:tcPr>
+            <w:tcW w:type="dxa" w:w="3960"/>
             <w:vAlign w:val="center"/>
             <w:shd w:fill="F3F4F5"/>
             <w:tcMar>
@@ -2309,13 +4191,13 @@
                 <w:color w:val="000000"/>
                 <w:sz w:val="19"/>
               </w:rPr>
-              <w:t>0/20</w:t>
-            </w:r>
-          </w:p>
-        </w:tc>
-        <w:tc>
-          <w:tcPr>
-            <w:tcW w:type="dxa" w:w="1800"/>
+              <w:t>在 z=0.825m 闭合并试举，物体仍留桌面</w:t>
+            </w:r>
+          </w:p>
+        </w:tc>
+        <w:tc>
+          <w:tcPr>
+            <w:tcW w:type="dxa" w:w="3946"/>
             <w:vAlign w:val="center"/>
             <w:shd w:fill="F3F4F5"/>
             <w:tcMar>
@@ -2329,7 +4211,7 @@
             <w:pPr>
               <w:keepNext/>
               <w:spacing w:after="0" w:before="0" w:line="259" w:lineRule="auto"/>
-              <w:jc w:val="center"/>
+              <w:jc w:val="left"/>
             </w:pPr>
             <w:r>
               <w:rPr>
@@ -2339,67 +4221,7 @@
                 <w:color w:val="000000"/>
                 <w:sz w:val="19"/>
               </w:rPr>
-              <w:t>18.5</w:t>
-            </w:r>
-          </w:p>
-        </w:tc>
-        <w:tc>
-          <w:tcPr>
-            <w:tcW w:type="dxa" w:w="1800"/>
-            <w:vAlign w:val="center"/>
-            <w:shd w:fill="F3F4F5"/>
-            <w:tcMar>
-              <w:top w:w="85" w:type="dxa"/>
-              <w:bottom w:w="85" w:type="dxa"/>
-              <w:left w:w="100" w:type="dxa"/>
-              <w:right w:w="100" w:type="dxa"/>
-            </w:tcMar>
-          </w:tcPr>
-          <w:p>
-            <w:pPr>
-              <w:keepNext/>
-              <w:spacing w:after="0" w:before="0" w:line="259" w:lineRule="auto"/>
-              <w:jc w:val="center"/>
-            </w:pPr>
-            <w:r>
-              <w:rPr>
-                <w:rFonts w:ascii="Arial" w:hAnsi="Arial" w:eastAsia="Hiragino Sans GB" w:cs="Arial"/>
-                <w:b w:val="0"/>
-                <w:bCs w:val="0"/>
-                <w:color w:val="000000"/>
-                <w:sz w:val="19"/>
-              </w:rPr>
-              <w:t>623.1</w:t>
-            </w:r>
-          </w:p>
-        </w:tc>
-        <w:tc>
-          <w:tcPr>
-            <w:tcW w:type="dxa" w:w="2434"/>
-            <w:vAlign w:val="center"/>
-            <w:shd w:fill="F3F4F5"/>
-            <w:tcMar>
-              <w:top w:w="85" w:type="dxa"/>
-              <w:bottom w:w="85" w:type="dxa"/>
-              <w:left w:w="100" w:type="dxa"/>
-              <w:right w:w="100" w:type="dxa"/>
-            </w:tcMar>
-          </w:tcPr>
-          <w:p>
-            <w:pPr>
-              <w:keepNext/>
-              <w:spacing w:after="0" w:before="0" w:line="259" w:lineRule="auto"/>
-              <w:jc w:val="center"/>
-            </w:pPr>
-            <w:r>
-              <w:rPr>
-                <w:rFonts w:ascii="Arial" w:hAnsi="Arial" w:eastAsia="Hiragino Sans GB" w:cs="Arial"/>
-                <w:b w:val="0"/>
-                <w:bCs w:val="0"/>
-                <w:color w:val="000000"/>
-                <w:sz w:val="19"/>
-              </w:rPr>
-              <w:t>17/20</w:t>
+              <w:t>抓持是否建立</w:t>
             </w:r>
           </w:p>
         </w:tc>
@@ -2410,7 +4232,7 @@
         </w:trPr>
         <w:tc>
           <w:tcPr>
-            <w:tcW w:type="dxa" w:w="2520"/>
+            <w:tcW w:type="dxa" w:w="2232"/>
             <w:vAlign w:val="center"/>
             <w:shd w:fill="FFFFFF"/>
             <w:tcMar>
@@ -2434,13 +4256,13 @@
                 <w:color w:val="000000"/>
                 <w:sz w:val="19"/>
               </w:rPr>
-              <w:t>DeepSeek-v4.1-flash</w:t>
-            </w:r>
-          </w:p>
-        </w:tc>
-        <w:tc>
-          <w:tcPr>
-            <w:tcW w:type="dxa" w:w="1584"/>
+              <w:t>第 8–10 次</w:t>
+            </w:r>
+          </w:p>
+        </w:tc>
+        <w:tc>
+          <w:tcPr>
+            <w:tcW w:type="dxa" w:w="3960"/>
             <w:vAlign w:val="center"/>
             <w:shd w:fill="FFFFFF"/>
             <w:tcMar>
@@ -2464,13 +4286,13 @@
                 <w:color w:val="000000"/>
                 <w:sz w:val="19"/>
               </w:rPr>
-              <w:t>1/20</w:t>
-            </w:r>
-          </w:p>
-        </w:tc>
-        <w:tc>
-          <w:tcPr>
-            <w:tcW w:type="dxa" w:w="1800"/>
+              <w:t>张爪，目标降至 z=0.805m，横向微调后重抓</w:t>
+            </w:r>
+          </w:p>
+        </w:tc>
+        <w:tc>
+          <w:tcPr>
+            <w:tcW w:type="dxa" w:w="3946"/>
             <w:vAlign w:val="center"/>
             <w:shd w:fill="FFFFFF"/>
             <w:tcMar>
@@ -2484,7 +4306,7 @@
             <w:pPr>
               <w:keepNext/>
               <w:spacing w:after="0" w:before="0" w:line="259" w:lineRule="auto"/>
-              <w:jc w:val="center"/>
+              <w:jc w:val="left"/>
             </w:pPr>
             <w:r>
               <w:rPr>
@@ -2494,67 +4316,7 @@
                 <w:color w:val="000000"/>
                 <w:sz w:val="19"/>
               </w:rPr>
-              <w:t>18.1</w:t>
-            </w:r>
-          </w:p>
-        </w:tc>
-        <w:tc>
-          <w:tcPr>
-            <w:tcW w:type="dxa" w:w="1800"/>
-            <w:vAlign w:val="center"/>
-            <w:shd w:fill="FFFFFF"/>
-            <w:tcMar>
-              <w:top w:w="85" w:type="dxa"/>
-              <w:bottom w:w="85" w:type="dxa"/>
-              <w:left w:w="100" w:type="dxa"/>
-              <w:right w:w="100" w:type="dxa"/>
-            </w:tcMar>
-          </w:tcPr>
-          <w:p>
-            <w:pPr>
-              <w:keepNext/>
-              <w:spacing w:after="0" w:before="0" w:line="259" w:lineRule="auto"/>
-              <w:jc w:val="center"/>
-            </w:pPr>
-            <w:r>
-              <w:rPr>
-                <w:rFonts w:ascii="Arial" w:hAnsi="Arial" w:eastAsia="Hiragino Sans GB" w:cs="Arial"/>
-                <w:b w:val="0"/>
-                <w:bCs w:val="0"/>
-                <w:color w:val="000000"/>
-                <w:sz w:val="19"/>
-              </w:rPr>
-              <w:t>715.4</w:t>
-            </w:r>
-          </w:p>
-        </w:tc>
-        <w:tc>
-          <w:tcPr>
-            <w:tcW w:type="dxa" w:w="2434"/>
-            <w:vAlign w:val="center"/>
-            <w:shd w:fill="FFFFFF"/>
-            <w:tcMar>
-              <w:top w:w="85" w:type="dxa"/>
-              <w:bottom w:w="85" w:type="dxa"/>
-              <w:left w:w="100" w:type="dxa"/>
-              <w:right w:w="100" w:type="dxa"/>
-            </w:tcMar>
-          </w:tcPr>
-          <w:p>
-            <w:pPr>
-              <w:keepNext/>
-              <w:spacing w:after="0" w:before="0" w:line="259" w:lineRule="auto"/>
-              <w:jc w:val="center"/>
-            </w:pPr>
-            <w:r>
-              <w:rPr>
-                <w:rFonts w:ascii="Arial" w:hAnsi="Arial" w:eastAsia="Hiragino Sans GB" w:cs="Arial"/>
-                <w:b w:val="0"/>
-                <w:bCs w:val="0"/>
-                <w:color w:val="000000"/>
-                <w:sz w:val="19"/>
-              </w:rPr>
-              <w:t>17/20</w:t>
+              <w:t>根据失败结果改变下一动作</w:t>
             </w:r>
           </w:p>
         </w:tc>
@@ -2565,7 +4327,7 @@
         </w:trPr>
         <w:tc>
           <w:tcPr>
-            <w:tcW w:type="dxa" w:w="2520"/>
+            <w:tcW w:type="dxa" w:w="2232"/>
             <w:vAlign w:val="center"/>
             <w:shd w:fill="F3F4F5"/>
             <w:tcMar>
@@ -2589,13 +4351,13 @@
                 <w:color w:val="000000"/>
                 <w:sz w:val="19"/>
               </w:rPr>
-              <w:t>Qwen3.8-flash</w:t>
-            </w:r>
-          </w:p>
-        </w:tc>
-        <w:tc>
-          <w:tcPr>
-            <w:tcW w:type="dxa" w:w="1584"/>
+              <w:t>第 11 次</w:t>
+            </w:r>
+          </w:p>
+        </w:tc>
+        <w:tc>
+          <w:tcPr>
+            <w:tcW w:type="dxa" w:w="3960"/>
             <w:vAlign w:val="center"/>
             <w:shd w:fill="F3F4F5"/>
             <w:tcMar>
@@ -2609,7 +4371,7 @@
             <w:pPr>
               <w:keepNext/>
               <w:spacing w:after="0" w:before="0" w:line="259" w:lineRule="auto"/>
-              <w:jc w:val="center"/>
+              <w:jc w:val="left"/>
             </w:pPr>
             <w:r>
               <w:rPr>
@@ -2619,13 +4381,13 @@
                 <w:color w:val="000000"/>
                 <w:sz w:val="19"/>
               </w:rPr>
-              <w:t>4/20</w:t>
-            </w:r>
-          </w:p>
-        </w:tc>
-        <w:tc>
-          <w:tcPr>
-            <w:tcW w:type="dxa" w:w="1800"/>
+              <w:t>确认物体随手离桌后搬运</w:t>
+            </w:r>
+          </w:p>
+        </w:tc>
+        <w:tc>
+          <w:tcPr>
+            <w:tcW w:type="dxa" w:w="3946"/>
             <w:vAlign w:val="center"/>
             <w:shd w:fill="F3F4F5"/>
             <w:tcMar>
@@ -2639,7 +4401,7 @@
             <w:pPr>
               <w:keepNext/>
               <w:spacing w:after="0" w:before="0" w:line="259" w:lineRule="auto"/>
-              <w:jc w:val="center"/>
+              <w:jc w:val="left"/>
             </w:pPr>
             <w:r>
               <w:rPr>
@@ -2649,67 +4411,7 @@
                 <w:color w:val="000000"/>
                 <w:sz w:val="19"/>
               </w:rPr>
-              <w:t>18.9</w:t>
-            </w:r>
-          </w:p>
-        </w:tc>
-        <w:tc>
-          <w:tcPr>
-            <w:tcW w:type="dxa" w:w="1800"/>
-            <w:vAlign w:val="center"/>
-            <w:shd w:fill="F3F4F5"/>
-            <w:tcMar>
-              <w:top w:w="85" w:type="dxa"/>
-              <w:bottom w:w="85" w:type="dxa"/>
-              <w:left w:w="100" w:type="dxa"/>
-              <w:right w:w="100" w:type="dxa"/>
-            </w:tcMar>
-          </w:tcPr>
-          <w:p>
-            <w:pPr>
-              <w:keepNext/>
-              <w:spacing w:after="0" w:before="0" w:line="259" w:lineRule="auto"/>
-              <w:jc w:val="center"/>
-            </w:pPr>
-            <w:r>
-              <w:rPr>
-                <w:rFonts w:ascii="Arial" w:hAnsi="Arial" w:eastAsia="Hiragino Sans GB" w:cs="Arial"/>
-                <w:b w:val="0"/>
-                <w:bCs w:val="0"/>
-                <w:color w:val="000000"/>
-                <w:sz w:val="19"/>
-              </w:rPr>
-              <w:t>675.3</w:t>
-            </w:r>
-          </w:p>
-        </w:tc>
-        <w:tc>
-          <w:tcPr>
-            <w:tcW w:type="dxa" w:w="2434"/>
-            <w:vAlign w:val="center"/>
-            <w:shd w:fill="F3F4F5"/>
-            <w:tcMar>
-              <w:top w:w="85" w:type="dxa"/>
-              <w:bottom w:w="85" w:type="dxa"/>
-              <w:left w:w="100" w:type="dxa"/>
-              <w:right w:w="100" w:type="dxa"/>
-            </w:tcMar>
-          </w:tcPr>
-          <w:p>
-            <w:pPr>
-              <w:keepNext/>
-              <w:spacing w:after="0" w:before="0" w:line="259" w:lineRule="auto"/>
-              <w:jc w:val="center"/>
-            </w:pPr>
-            <w:r>
-              <w:rPr>
-                <w:rFonts w:ascii="Arial" w:hAnsi="Arial" w:eastAsia="Hiragino Sans GB" w:cs="Arial"/>
-                <w:b w:val="0"/>
-                <w:bCs w:val="0"/>
-                <w:color w:val="000000"/>
-                <w:sz w:val="19"/>
-              </w:rPr>
-              <w:t>14/20</w:t>
+              <w:t>恢复是否有效</w:t>
             </w:r>
           </w:p>
         </w:tc>
@@ -2727,7 +4429,7 @@
           <w:color w:val="555555"/>
           <w:sz w:val="18"/>
         </w:rPr>
-        <w:t>L02 §3.1–3.3〔报告转引 E3〕。Astra 首批为 seed 2000–2004，其余为 2000–2019；阶段 0=未接触，1=接触但未抓起。原始请求档位 medium；Qwen 实际 xhigh，GLM/DeepSeek 后端档位未暴露。Astra 首批独立物理复核为 5/5 达 stage 4；正式盲评只完成两轮，均处于 3–4 边界。</w:t>
+        <w:t>Astra trial-03 逐轮摘要。L02 §4.1、§4.5〔E3〕。原报告附完整图像与轨迹。</w:t>
       </w:r>
     </w:p>
     <w:p>
@@ -2741,7 +4443,44 @@
           <w:bCs w:val="0"/>
           <w:color w:val="000000"/>
         </w:rPr>
-        <w:t>收窄到四家共同的 seed 2000–2004，自动入碗依次为 Astra 5/5、Qwen 1/5、GLM 0/5、DeepSeek 0/5。Astra 用 10–14 次决策完成这些任务；三家各 20 次任务的基线合计有 48/60 停在阶段 0–1，占 80%。差距主要在建立抓取之前就出现了，后续应先查定位与抓持判断，再讨论更复杂的任务规划。〔L02 §3.1–3.3，E3〕</w:t>
+        <w:t>trial-04 则显示了方向纠错：第 4 次决策发现上一轮横向移动使腕视偏差扩大，便反向修正 y 到 0.045 m。该轮首次抓空后也经过试举、下降重抓和随动确认，最终在 14 次决策内完成。两条轨迹都出现过初始误差，但模型随后利用新观测修正方向或抓取高度，把任务继续推进到搬运和释放。〔L02 §4.5，E3〕</w:t>
+      </w:r>
+    </w:p>
+    <w:p>
+      <w:pPr>
+        <w:spacing w:after="140"/>
+      </w:pPr>
+      <w:r>
+        <w:rPr>
+          <w:rFonts w:ascii="Arial" w:hAnsi="Arial" w:eastAsia="Hiragino Sans GB" w:cs="Arial"/>
+          <w:b w:val="0"/>
+          <w:bCs w:val="0"/>
+          <w:color w:val="000000"/>
+        </w:rPr>
+        <w:t>对照案例把问题说得更具体。DeepSeek trial-01 依据夹爪中间开度判断已经持物，物理复核却显示全程未抓住；GLM trial-14 在未接触方块时报告完成。Qwen trial-13 则成功用手与物体的同步像素位移验证抓持，并完成入碗。由此，Astra 的本地优势更适合概括为较稳定地串起‘定位—检查—纠正’，这些组成能力也能在其他模型的成功轨迹中观察到。〔L02 §4.4–4.5，E3〕</w:t>
+      </w:r>
+    </w:p>
+    <w:p>
+      <w:pPr>
+        <w:pStyle w:val="Heading2"/>
+        <w:pageBreakBefore w:val="0"/>
+      </w:pPr>
+      <w:r>
+        <w:t>2.3  把空间能力拆成三个可测环节</w:t>
+      </w:r>
+    </w:p>
+    <w:p>
+      <w:pPr>
+        <w:spacing w:after="140"/>
+      </w:pPr>
+      <w:r>
+        <w:rPr>
+          <w:rFonts w:ascii="Arial" w:hAnsi="Arial" w:eastAsia="Hiragino Sans GB" w:cs="Arial"/>
+          <w:b w:val="0"/>
+          <w:bCs w:val="0"/>
+          <w:color w:val="000000"/>
+        </w:rPr>
+        <w:t>这些轨迹需要分别检查定位、状态判断和恢复选择。定位看对象、方向与落点是否正确；状态判断看模型能否分清未到位、已接触、已抓住和已完成；恢复选择看它发现偏差后是否采取了有效动作。这样才能解释一次失败究竟始于看错目标、误判状态，还是选错了下一步。〔L02，能力归纳 E3〕</w:t>
       </w:r>
     </w:p>
     <w:p>
@@ -2776,1466 +4515,6 @@
         </w:tblBorders>
       </w:tblPr>
       <w:tblGrid>
-        <w:gridCol w:w="2520"/>
-        <w:gridCol w:w="1584"/>
-        <w:gridCol w:w="1800"/>
-        <w:gridCol w:w="1800"/>
-        <w:gridCol w:w="2434"/>
-      </w:tblGrid>
-      <w:tr>
-        <w:trPr>
-          <w:cantSplit/>
-          <w:tblHeader/>
-        </w:trPr>
-        <w:tc>
-          <w:tcPr>
-            <w:tcW w:type="dxa" w:w="2520"/>
-            <w:vAlign w:val="center"/>
-            <w:shd w:fill="343A40"/>
-            <w:tcMar>
-              <w:top w:w="85" w:type="dxa"/>
-              <w:bottom w:w="85" w:type="dxa"/>
-              <w:left w:w="100" w:type="dxa"/>
-              <w:right w:w="100" w:type="dxa"/>
-            </w:tcMar>
-          </w:tcPr>
-          <w:p>
-            <w:pPr>
-              <w:keepNext/>
-              <w:spacing w:after="0" w:before="0" w:line="259" w:lineRule="auto"/>
-              <w:jc w:val="left"/>
-            </w:pPr>
-            <w:r>
-              <w:rPr>
-                <w:rFonts w:ascii="Arial" w:hAnsi="Arial" w:eastAsia="Hiragino Sans GB" w:cs="Arial"/>
-                <w:b/>
-                <w:bCs/>
-                <w:color w:val="FFFFFF"/>
-                <w:sz w:val="19"/>
-              </w:rPr>
-              <w:t>9 月 23 日配对批次</w:t>
-            </w:r>
-          </w:p>
-        </w:tc>
-        <w:tc>
-          <w:tcPr>
-            <w:tcW w:type="dxa" w:w="1584"/>
-            <w:vAlign w:val="center"/>
-            <w:shd w:fill="343A40"/>
-            <w:tcMar>
-              <w:top w:w="85" w:type="dxa"/>
-              <w:bottom w:w="85" w:type="dxa"/>
-              <w:left w:w="100" w:type="dxa"/>
-              <w:right w:w="100" w:type="dxa"/>
-            </w:tcMar>
-          </w:tcPr>
-          <w:p>
-            <w:pPr>
-              <w:keepNext/>
-              <w:spacing w:after="0" w:before="0" w:line="259" w:lineRule="auto"/>
-              <w:jc w:val="left"/>
-            </w:pPr>
-            <w:r>
-              <w:rPr>
-                <w:rFonts w:ascii="Arial" w:hAnsi="Arial" w:eastAsia="Hiragino Sans GB" w:cs="Arial"/>
-                <w:b/>
-                <w:bCs/>
-                <w:color w:val="FFFFFF"/>
-                <w:sz w:val="19"/>
-              </w:rPr>
-              <w:t>自动入碗</w:t>
-            </w:r>
-          </w:p>
-        </w:tc>
-        <w:tc>
-          <w:tcPr>
-            <w:tcW w:type="dxa" w:w="1800"/>
-            <w:vAlign w:val="center"/>
-            <w:shd w:fill="343A40"/>
-            <w:tcMar>
-              <w:top w:w="85" w:type="dxa"/>
-              <w:bottom w:w="85" w:type="dxa"/>
-              <w:left w:w="100" w:type="dxa"/>
-              <w:right w:w="100" w:type="dxa"/>
-            </w:tcMar>
-          </w:tcPr>
-          <w:p>
-            <w:pPr>
-              <w:keepNext/>
-              <w:spacing w:after="0" w:before="0" w:line="259" w:lineRule="auto"/>
-              <w:jc w:val="left"/>
-            </w:pPr>
-            <w:r>
-              <w:rPr>
-                <w:rFonts w:ascii="Arial" w:hAnsi="Arial" w:eastAsia="Hiragino Sans GB" w:cs="Arial"/>
-                <w:b/>
-                <w:bCs/>
-                <w:color w:val="FFFFFF"/>
-                <w:sz w:val="19"/>
-              </w:rPr>
-              <w:t>平均决策数</w:t>
-            </w:r>
-          </w:p>
-        </w:tc>
-        <w:tc>
-          <w:tcPr>
-            <w:tcW w:type="dxa" w:w="1800"/>
-            <w:vAlign w:val="center"/>
-            <w:shd w:fill="343A40"/>
-            <w:tcMar>
-              <w:top w:w="85" w:type="dxa"/>
-              <w:bottom w:w="85" w:type="dxa"/>
-              <w:left w:w="100" w:type="dxa"/>
-              <w:right w:w="100" w:type="dxa"/>
-            </w:tcMar>
-          </w:tcPr>
-          <w:p>
-            <w:pPr>
-              <w:keepNext/>
-              <w:spacing w:after="0" w:before="0" w:line="259" w:lineRule="auto"/>
-              <w:jc w:val="left"/>
-            </w:pPr>
-            <w:r>
-              <w:rPr>
-                <w:rFonts w:ascii="Arial" w:hAnsi="Arial" w:eastAsia="Hiragino Sans GB" w:cs="Arial"/>
-                <w:b/>
-                <w:bCs/>
-                <w:color w:val="FFFFFF"/>
-                <w:sz w:val="19"/>
-              </w:rPr>
-              <w:t>平均控制步</w:t>
-            </w:r>
-          </w:p>
-        </w:tc>
-        <w:tc>
-          <w:tcPr>
-            <w:tcW w:type="dxa" w:w="2434"/>
-            <w:vAlign w:val="center"/>
-            <w:shd w:fill="343A40"/>
-            <w:tcMar>
-              <w:top w:w="85" w:type="dxa"/>
-              <w:bottom w:w="85" w:type="dxa"/>
-              <w:left w:w="100" w:type="dxa"/>
-              <w:right w:w="100" w:type="dxa"/>
-            </w:tcMar>
-          </w:tcPr>
-          <w:p>
-            <w:pPr>
-              <w:keepNext/>
-              <w:spacing w:after="0" w:before="0" w:line="259" w:lineRule="auto"/>
-              <w:jc w:val="left"/>
-            </w:pPr>
-            <w:r>
-              <w:rPr>
-                <w:rFonts w:ascii="Arial" w:hAnsi="Arial" w:eastAsia="Hiragino Sans GB" w:cs="Arial"/>
-                <w:b/>
-                <w:bCs/>
-                <w:color w:val="FFFFFF"/>
-                <w:sz w:val="19"/>
-              </w:rPr>
-              <w:t>平均回合墙钟/s</w:t>
-            </w:r>
-          </w:p>
-        </w:tc>
-      </w:tr>
-      <w:tr>
-        <w:trPr>
-          <w:cantSplit/>
-        </w:trPr>
-        <w:tc>
-          <w:tcPr>
-            <w:tcW w:type="dxa" w:w="2520"/>
-            <w:vAlign w:val="center"/>
-            <w:shd w:fill="FFFFFF"/>
-            <w:tcMar>
-              <w:top w:w="85" w:type="dxa"/>
-              <w:bottom w:w="85" w:type="dxa"/>
-              <w:left w:w="100" w:type="dxa"/>
-              <w:right w:w="100" w:type="dxa"/>
-            </w:tcMar>
-          </w:tcPr>
-          <w:p>
-            <w:pPr>
-              <w:keepNext/>
-              <w:spacing w:after="0" w:before="0" w:line="259" w:lineRule="auto"/>
-              <w:jc w:val="left"/>
-            </w:pPr>
-            <w:r>
-              <w:rPr>
-                <w:rFonts w:ascii="Arial" w:hAnsi="Arial" w:eastAsia="Hiragino Sans GB" w:cs="Arial"/>
-                <w:b w:val="0"/>
-                <w:bCs w:val="0"/>
-                <w:color w:val="000000"/>
-                <w:sz w:val="19"/>
-              </w:rPr>
-              <w:t>Astra/medium</w:t>
-            </w:r>
-          </w:p>
-        </w:tc>
-        <w:tc>
-          <w:tcPr>
-            <w:tcW w:type="dxa" w:w="1584"/>
-            <w:vAlign w:val="center"/>
-            <w:shd w:fill="FFFFFF"/>
-            <w:tcMar>
-              <w:top w:w="85" w:type="dxa"/>
-              <w:bottom w:w="85" w:type="dxa"/>
-              <w:left w:w="100" w:type="dxa"/>
-              <w:right w:w="100" w:type="dxa"/>
-            </w:tcMar>
-          </w:tcPr>
-          <w:p>
-            <w:pPr>
-              <w:keepNext/>
-              <w:spacing w:after="0" w:before="0" w:line="259" w:lineRule="auto"/>
-              <w:jc w:val="center"/>
-            </w:pPr>
-            <w:r>
-              <w:rPr>
-                <w:rFonts w:ascii="Arial" w:hAnsi="Arial" w:eastAsia="Hiragino Sans GB" w:cs="Arial"/>
-                <w:b w:val="0"/>
-                <w:bCs w:val="0"/>
-                <w:color w:val="000000"/>
-                <w:sz w:val="19"/>
-              </w:rPr>
-              <w:t>5/5</w:t>
-            </w:r>
-          </w:p>
-        </w:tc>
-        <w:tc>
-          <w:tcPr>
-            <w:tcW w:type="dxa" w:w="1800"/>
-            <w:vAlign w:val="center"/>
-            <w:shd w:fill="FFFFFF"/>
-            <w:tcMar>
-              <w:top w:w="85" w:type="dxa"/>
-              <w:bottom w:w="85" w:type="dxa"/>
-              <w:left w:w="100" w:type="dxa"/>
-              <w:right w:w="100" w:type="dxa"/>
-            </w:tcMar>
-          </w:tcPr>
-          <w:p>
-            <w:pPr>
-              <w:keepNext/>
-              <w:spacing w:after="0" w:before="0" w:line="259" w:lineRule="auto"/>
-              <w:jc w:val="center"/>
-            </w:pPr>
-            <w:r>
-              <w:rPr>
-                <w:rFonts w:ascii="Arial" w:hAnsi="Arial" w:eastAsia="Hiragino Sans GB" w:cs="Arial"/>
-                <w:b w:val="0"/>
-                <w:bCs w:val="0"/>
-                <w:color w:val="000000"/>
-                <w:sz w:val="19"/>
-              </w:rPr>
-              <w:t>16.0</w:t>
-            </w:r>
-          </w:p>
-        </w:tc>
-        <w:tc>
-          <w:tcPr>
-            <w:tcW w:type="dxa" w:w="1800"/>
-            <w:vAlign w:val="center"/>
-            <w:shd w:fill="FFFFFF"/>
-            <w:tcMar>
-              <w:top w:w="85" w:type="dxa"/>
-              <w:bottom w:w="85" w:type="dxa"/>
-              <w:left w:w="100" w:type="dxa"/>
-              <w:right w:w="100" w:type="dxa"/>
-            </w:tcMar>
-          </w:tcPr>
-          <w:p>
-            <w:pPr>
-              <w:keepNext/>
-              <w:spacing w:after="0" w:before="0" w:line="259" w:lineRule="auto"/>
-              <w:jc w:val="center"/>
-            </w:pPr>
-            <w:r>
-              <w:rPr>
-                <w:rFonts w:ascii="Arial" w:hAnsi="Arial" w:eastAsia="Hiragino Sans GB" w:cs="Arial"/>
-                <w:b w:val="0"/>
-                <w:bCs w:val="0"/>
-                <w:color w:val="000000"/>
-                <w:sz w:val="19"/>
-              </w:rPr>
-              <w:t>505.8</w:t>
-            </w:r>
-          </w:p>
-        </w:tc>
-        <w:tc>
-          <w:tcPr>
-            <w:tcW w:type="dxa" w:w="2434"/>
-            <w:vAlign w:val="center"/>
-            <w:shd w:fill="FFFFFF"/>
-            <w:tcMar>
-              <w:top w:w="85" w:type="dxa"/>
-              <w:bottom w:w="85" w:type="dxa"/>
-              <w:left w:w="100" w:type="dxa"/>
-              <w:right w:w="100" w:type="dxa"/>
-            </w:tcMar>
-          </w:tcPr>
-          <w:p>
-            <w:pPr>
-              <w:keepNext/>
-              <w:spacing w:after="0" w:before="0" w:line="259" w:lineRule="auto"/>
-              <w:jc w:val="center"/>
-            </w:pPr>
-            <w:r>
-              <w:rPr>
-                <w:rFonts w:ascii="Arial" w:hAnsi="Arial" w:eastAsia="Hiragino Sans GB" w:cs="Arial"/>
-                <w:b w:val="0"/>
-                <w:bCs w:val="0"/>
-                <w:color w:val="000000"/>
-                <w:sz w:val="19"/>
-              </w:rPr>
-              <w:t>336.11</w:t>
-            </w:r>
-          </w:p>
-        </w:tc>
-      </w:tr>
-      <w:tr>
-        <w:trPr>
-          <w:cantSplit/>
-        </w:trPr>
-        <w:tc>
-          <w:tcPr>
-            <w:tcW w:type="dxa" w:w="2520"/>
-            <w:vAlign w:val="center"/>
-            <w:shd w:fill="F3F4F5"/>
-            <w:tcMar>
-              <w:top w:w="85" w:type="dxa"/>
-              <w:bottom w:w="85" w:type="dxa"/>
-              <w:left w:w="100" w:type="dxa"/>
-              <w:right w:w="100" w:type="dxa"/>
-            </w:tcMar>
-          </w:tcPr>
-          <w:p>
-            <w:pPr>
-              <w:keepNext/>
-              <w:spacing w:after="0" w:before="0" w:line="259" w:lineRule="auto"/>
-              <w:jc w:val="left"/>
-            </w:pPr>
-            <w:r>
-              <w:rPr>
-                <w:rFonts w:ascii="Arial" w:hAnsi="Arial" w:eastAsia="Hiragino Sans GB" w:cs="Arial"/>
-                <w:b w:val="0"/>
-                <w:bCs w:val="0"/>
-                <w:color w:val="000000"/>
-                <w:sz w:val="19"/>
-              </w:rPr>
-              <w:t>Sol/medium</w:t>
-            </w:r>
-          </w:p>
-        </w:tc>
-        <w:tc>
-          <w:tcPr>
-            <w:tcW w:type="dxa" w:w="1584"/>
-            <w:vAlign w:val="center"/>
-            <w:shd w:fill="F3F4F5"/>
-            <w:tcMar>
-              <w:top w:w="85" w:type="dxa"/>
-              <w:bottom w:w="85" w:type="dxa"/>
-              <w:left w:w="100" w:type="dxa"/>
-              <w:right w:w="100" w:type="dxa"/>
-            </w:tcMar>
-          </w:tcPr>
-          <w:p>
-            <w:pPr>
-              <w:keepNext/>
-              <w:spacing w:after="0" w:before="0" w:line="259" w:lineRule="auto"/>
-              <w:jc w:val="center"/>
-            </w:pPr>
-            <w:r>
-              <w:rPr>
-                <w:rFonts w:ascii="Arial" w:hAnsi="Arial" w:eastAsia="Hiragino Sans GB" w:cs="Arial"/>
-                <w:b w:val="0"/>
-                <w:bCs w:val="0"/>
-                <w:color w:val="000000"/>
-                <w:sz w:val="19"/>
-              </w:rPr>
-              <w:t>2/5</w:t>
-            </w:r>
-          </w:p>
-        </w:tc>
-        <w:tc>
-          <w:tcPr>
-            <w:tcW w:type="dxa" w:w="1800"/>
-            <w:vAlign w:val="center"/>
-            <w:shd w:fill="F3F4F5"/>
-            <w:tcMar>
-              <w:top w:w="85" w:type="dxa"/>
-              <w:bottom w:w="85" w:type="dxa"/>
-              <w:left w:w="100" w:type="dxa"/>
-              <w:right w:w="100" w:type="dxa"/>
-            </w:tcMar>
-          </w:tcPr>
-          <w:p>
-            <w:pPr>
-              <w:keepNext/>
-              <w:spacing w:after="0" w:before="0" w:line="259" w:lineRule="auto"/>
-              <w:jc w:val="center"/>
-            </w:pPr>
-            <w:r>
-              <w:rPr>
-                <w:rFonts w:ascii="Arial" w:hAnsi="Arial" w:eastAsia="Hiragino Sans GB" w:cs="Arial"/>
-                <w:b w:val="0"/>
-                <w:bCs w:val="0"/>
-                <w:color w:val="000000"/>
-                <w:sz w:val="19"/>
-              </w:rPr>
-              <w:t>18.2</w:t>
-            </w:r>
-          </w:p>
-        </w:tc>
-        <w:tc>
-          <w:tcPr>
-            <w:tcW w:type="dxa" w:w="1800"/>
-            <w:vAlign w:val="center"/>
-            <w:shd w:fill="F3F4F5"/>
-            <w:tcMar>
-              <w:top w:w="85" w:type="dxa"/>
-              <w:bottom w:w="85" w:type="dxa"/>
-              <w:left w:w="100" w:type="dxa"/>
-              <w:right w:w="100" w:type="dxa"/>
-            </w:tcMar>
-          </w:tcPr>
-          <w:p>
-            <w:pPr>
-              <w:keepNext/>
-              <w:spacing w:after="0" w:before="0" w:line="259" w:lineRule="auto"/>
-              <w:jc w:val="center"/>
-            </w:pPr>
-            <w:r>
-              <w:rPr>
-                <w:rFonts w:ascii="Arial" w:hAnsi="Arial" w:eastAsia="Hiragino Sans GB" w:cs="Arial"/>
-                <w:b w:val="0"/>
-                <w:bCs w:val="0"/>
-                <w:color w:val="000000"/>
-                <w:sz w:val="19"/>
-              </w:rPr>
-              <w:t>622.0</w:t>
-            </w:r>
-          </w:p>
-        </w:tc>
-        <w:tc>
-          <w:tcPr>
-            <w:tcW w:type="dxa" w:w="2434"/>
-            <w:vAlign w:val="center"/>
-            <w:shd w:fill="F3F4F5"/>
-            <w:tcMar>
-              <w:top w:w="85" w:type="dxa"/>
-              <w:bottom w:w="85" w:type="dxa"/>
-              <w:left w:w="100" w:type="dxa"/>
-              <w:right w:w="100" w:type="dxa"/>
-            </w:tcMar>
-          </w:tcPr>
-          <w:p>
-            <w:pPr>
-              <w:keepNext/>
-              <w:spacing w:after="0" w:before="0" w:line="259" w:lineRule="auto"/>
-              <w:jc w:val="center"/>
-            </w:pPr>
-            <w:r>
-              <w:rPr>
-                <w:rFonts w:ascii="Arial" w:hAnsi="Arial" w:eastAsia="Hiragino Sans GB" w:cs="Arial"/>
-                <w:b w:val="0"/>
-                <w:bCs w:val="0"/>
-                <w:color w:val="000000"/>
-                <w:sz w:val="19"/>
-              </w:rPr>
-              <w:t>547.09</w:t>
-            </w:r>
-          </w:p>
-        </w:tc>
-      </w:tr>
-      <w:tr>
-        <w:trPr>
-          <w:cantSplit/>
-        </w:trPr>
-        <w:tc>
-          <w:tcPr>
-            <w:tcW w:type="dxa" w:w="2520"/>
-            <w:vAlign w:val="center"/>
-            <w:shd w:fill="FFFFFF"/>
-            <w:tcMar>
-              <w:top w:w="85" w:type="dxa"/>
-              <w:bottom w:w="85" w:type="dxa"/>
-              <w:left w:w="100" w:type="dxa"/>
-              <w:right w:w="100" w:type="dxa"/>
-            </w:tcMar>
-          </w:tcPr>
-          <w:p>
-            <w:pPr>
-              <w:keepNext/>
-              <w:spacing w:after="0" w:before="0" w:line="259" w:lineRule="auto"/>
-              <w:jc w:val="left"/>
-            </w:pPr>
-            <w:r>
-              <w:rPr>
-                <w:rFonts w:ascii="Arial" w:hAnsi="Arial" w:eastAsia="Hiragino Sans GB" w:cs="Arial"/>
-                <w:b w:val="0"/>
-                <w:bCs w:val="0"/>
-                <w:color w:val="000000"/>
-                <w:sz w:val="19"/>
-              </w:rPr>
-              <w:t>Sol/ultra</w:t>
-            </w:r>
-          </w:p>
-        </w:tc>
-        <w:tc>
-          <w:tcPr>
-            <w:tcW w:type="dxa" w:w="1584"/>
-            <w:vAlign w:val="center"/>
-            <w:shd w:fill="FFFFFF"/>
-            <w:tcMar>
-              <w:top w:w="85" w:type="dxa"/>
-              <w:bottom w:w="85" w:type="dxa"/>
-              <w:left w:w="100" w:type="dxa"/>
-              <w:right w:w="100" w:type="dxa"/>
-            </w:tcMar>
-          </w:tcPr>
-          <w:p>
-            <w:pPr>
-              <w:keepNext/>
-              <w:spacing w:after="0" w:before="0" w:line="259" w:lineRule="auto"/>
-              <w:jc w:val="center"/>
-            </w:pPr>
-            <w:r>
-              <w:rPr>
-                <w:rFonts w:ascii="Arial" w:hAnsi="Arial" w:eastAsia="Hiragino Sans GB" w:cs="Arial"/>
-                <w:b w:val="0"/>
-                <w:bCs w:val="0"/>
-                <w:color w:val="000000"/>
-                <w:sz w:val="19"/>
-              </w:rPr>
-              <w:t>3/5</w:t>
-            </w:r>
-          </w:p>
-        </w:tc>
-        <w:tc>
-          <w:tcPr>
-            <w:tcW w:type="dxa" w:w="1800"/>
-            <w:vAlign w:val="center"/>
-            <w:shd w:fill="FFFFFF"/>
-            <w:tcMar>
-              <w:top w:w="85" w:type="dxa"/>
-              <w:bottom w:w="85" w:type="dxa"/>
-              <w:left w:w="100" w:type="dxa"/>
-              <w:right w:w="100" w:type="dxa"/>
-            </w:tcMar>
-          </w:tcPr>
-          <w:p>
-            <w:pPr>
-              <w:keepNext/>
-              <w:spacing w:after="0" w:before="0" w:line="259" w:lineRule="auto"/>
-              <w:jc w:val="center"/>
-            </w:pPr>
-            <w:r>
-              <w:rPr>
-                <w:rFonts w:ascii="Arial" w:hAnsi="Arial" w:eastAsia="Hiragino Sans GB" w:cs="Arial"/>
-                <w:b w:val="0"/>
-                <w:bCs w:val="0"/>
-                <w:color w:val="000000"/>
-                <w:sz w:val="19"/>
-              </w:rPr>
-              <w:t>17.6</w:t>
-            </w:r>
-          </w:p>
-        </w:tc>
-        <w:tc>
-          <w:tcPr>
-            <w:tcW w:type="dxa" w:w="1800"/>
-            <w:vAlign w:val="center"/>
-            <w:shd w:fill="FFFFFF"/>
-            <w:tcMar>
-              <w:top w:w="85" w:type="dxa"/>
-              <w:bottom w:w="85" w:type="dxa"/>
-              <w:left w:w="100" w:type="dxa"/>
-              <w:right w:w="100" w:type="dxa"/>
-            </w:tcMar>
-          </w:tcPr>
-          <w:p>
-            <w:pPr>
-              <w:keepNext/>
-              <w:spacing w:after="0" w:before="0" w:line="259" w:lineRule="auto"/>
-              <w:jc w:val="center"/>
-            </w:pPr>
-            <w:r>
-              <w:rPr>
-                <w:rFonts w:ascii="Arial" w:hAnsi="Arial" w:eastAsia="Hiragino Sans GB" w:cs="Arial"/>
-                <w:b w:val="0"/>
-                <w:bCs w:val="0"/>
-                <w:color w:val="000000"/>
-                <w:sz w:val="19"/>
-              </w:rPr>
-              <w:t>732.6</w:t>
-            </w:r>
-          </w:p>
-        </w:tc>
-        <w:tc>
-          <w:tcPr>
-            <w:tcW w:type="dxa" w:w="2434"/>
-            <w:vAlign w:val="center"/>
-            <w:shd w:fill="FFFFFF"/>
-            <w:tcMar>
-              <w:top w:w="85" w:type="dxa"/>
-              <w:bottom w:w="85" w:type="dxa"/>
-              <w:left w:w="100" w:type="dxa"/>
-              <w:right w:w="100" w:type="dxa"/>
-            </w:tcMar>
-          </w:tcPr>
-          <w:p>
-            <w:pPr>
-              <w:keepNext/>
-              <w:spacing w:after="0" w:before="0" w:line="259" w:lineRule="auto"/>
-              <w:jc w:val="center"/>
-            </w:pPr>
-            <w:r>
-              <w:rPr>
-                <w:rFonts w:ascii="Arial" w:hAnsi="Arial" w:eastAsia="Hiragino Sans GB" w:cs="Arial"/>
-                <w:b w:val="0"/>
-                <w:bCs w:val="0"/>
-                <w:color w:val="000000"/>
-                <w:sz w:val="19"/>
-              </w:rPr>
-              <w:t>600.63</w:t>
-            </w:r>
-          </w:p>
-        </w:tc>
-      </w:tr>
-      <w:tr>
-        <w:trPr>
-          <w:cantSplit/>
-        </w:trPr>
-        <w:tc>
-          <w:tcPr>
-            <w:tcW w:type="dxa" w:w="2520"/>
-            <w:vAlign w:val="center"/>
-            <w:shd w:fill="F3F4F5"/>
-            <w:tcMar>
-              <w:top w:w="85" w:type="dxa"/>
-              <w:bottom w:w="85" w:type="dxa"/>
-              <w:left w:w="100" w:type="dxa"/>
-              <w:right w:w="100" w:type="dxa"/>
-            </w:tcMar>
-          </w:tcPr>
-          <w:p>
-            <w:pPr>
-              <w:keepNext/>
-              <w:spacing w:after="0" w:before="0" w:line="259" w:lineRule="auto"/>
-              <w:jc w:val="left"/>
-            </w:pPr>
-            <w:r>
-              <w:rPr>
-                <w:rFonts w:ascii="Arial" w:hAnsi="Arial" w:eastAsia="Hiragino Sans GB" w:cs="Arial"/>
-                <w:b w:val="0"/>
-                <w:bCs w:val="0"/>
-                <w:color w:val="000000"/>
-                <w:sz w:val="19"/>
-              </w:rPr>
-              <w:t>Luna/max</w:t>
-            </w:r>
-          </w:p>
-        </w:tc>
-        <w:tc>
-          <w:tcPr>
-            <w:tcW w:type="dxa" w:w="1584"/>
-            <w:vAlign w:val="center"/>
-            <w:shd w:fill="F3F4F5"/>
-            <w:tcMar>
-              <w:top w:w="85" w:type="dxa"/>
-              <w:bottom w:w="85" w:type="dxa"/>
-              <w:left w:w="100" w:type="dxa"/>
-              <w:right w:w="100" w:type="dxa"/>
-            </w:tcMar>
-          </w:tcPr>
-          <w:p>
-            <w:pPr>
-              <w:keepNext/>
-              <w:spacing w:after="0" w:before="0" w:line="259" w:lineRule="auto"/>
-              <w:jc w:val="center"/>
-            </w:pPr>
-            <w:r>
-              <w:rPr>
-                <w:rFonts w:ascii="Arial" w:hAnsi="Arial" w:eastAsia="Hiragino Sans GB" w:cs="Arial"/>
-                <w:b w:val="0"/>
-                <w:bCs w:val="0"/>
-                <w:color w:val="000000"/>
-                <w:sz w:val="19"/>
-              </w:rPr>
-              <w:t>0/5</w:t>
-            </w:r>
-          </w:p>
-        </w:tc>
-        <w:tc>
-          <w:tcPr>
-            <w:tcW w:type="dxa" w:w="1800"/>
-            <w:vAlign w:val="center"/>
-            <w:shd w:fill="F3F4F5"/>
-            <w:tcMar>
-              <w:top w:w="85" w:type="dxa"/>
-              <w:bottom w:w="85" w:type="dxa"/>
-              <w:left w:w="100" w:type="dxa"/>
-              <w:right w:w="100" w:type="dxa"/>
-            </w:tcMar>
-          </w:tcPr>
-          <w:p>
-            <w:pPr>
-              <w:keepNext/>
-              <w:spacing w:after="0" w:before="0" w:line="259" w:lineRule="auto"/>
-              <w:jc w:val="center"/>
-            </w:pPr>
-            <w:r>
-              <w:rPr>
-                <w:rFonts w:ascii="Arial" w:hAnsi="Arial" w:eastAsia="Hiragino Sans GB" w:cs="Arial"/>
-                <w:b w:val="0"/>
-                <w:bCs w:val="0"/>
-                <w:color w:val="000000"/>
-                <w:sz w:val="19"/>
-              </w:rPr>
-              <w:t>19.6</w:t>
-            </w:r>
-          </w:p>
-        </w:tc>
-        <w:tc>
-          <w:tcPr>
-            <w:tcW w:type="dxa" w:w="1800"/>
-            <w:vAlign w:val="center"/>
-            <w:shd w:fill="F3F4F5"/>
-            <w:tcMar>
-              <w:top w:w="85" w:type="dxa"/>
-              <w:bottom w:w="85" w:type="dxa"/>
-              <w:left w:w="100" w:type="dxa"/>
-              <w:right w:w="100" w:type="dxa"/>
-            </w:tcMar>
-          </w:tcPr>
-          <w:p>
-            <w:pPr>
-              <w:keepNext/>
-              <w:spacing w:after="0" w:before="0" w:line="259" w:lineRule="auto"/>
-              <w:jc w:val="center"/>
-            </w:pPr>
-            <w:r>
-              <w:rPr>
-                <w:rFonts w:ascii="Arial" w:hAnsi="Arial" w:eastAsia="Hiragino Sans GB" w:cs="Arial"/>
-                <w:b w:val="0"/>
-                <w:bCs w:val="0"/>
-                <w:color w:val="000000"/>
-                <w:sz w:val="19"/>
-              </w:rPr>
-              <w:t>562.0</w:t>
-            </w:r>
-          </w:p>
-        </w:tc>
-        <w:tc>
-          <w:tcPr>
-            <w:tcW w:type="dxa" w:w="2434"/>
-            <w:vAlign w:val="center"/>
-            <w:shd w:fill="F3F4F5"/>
-            <w:tcMar>
-              <w:top w:w="85" w:type="dxa"/>
-              <w:bottom w:w="85" w:type="dxa"/>
-              <w:left w:w="100" w:type="dxa"/>
-              <w:right w:w="100" w:type="dxa"/>
-            </w:tcMar>
-          </w:tcPr>
-          <w:p>
-            <w:pPr>
-              <w:keepNext/>
-              <w:spacing w:after="0" w:before="0" w:line="259" w:lineRule="auto"/>
-              <w:jc w:val="center"/>
-            </w:pPr>
-            <w:r>
-              <w:rPr>
-                <w:rFonts w:ascii="Arial" w:hAnsi="Arial" w:eastAsia="Hiragino Sans GB" w:cs="Arial"/>
-                <w:b w:val="0"/>
-                <w:bCs w:val="0"/>
-                <w:color w:val="000000"/>
-                <w:sz w:val="19"/>
-              </w:rPr>
-              <w:t>1969.76</w:t>
-            </w:r>
-          </w:p>
-        </w:tc>
-      </w:tr>
-    </w:tbl>
-    <w:p>
-      <w:pPr>
-        <w:spacing w:after="180" w:line="269" w:lineRule="auto"/>
-      </w:pPr>
-      <w:r>
-        <w:rPr>
-          <w:rFonts w:ascii="Arial" w:hAnsi="Arial" w:eastAsia="Hiragino Sans GB" w:cs="Arial"/>
-          <w:b w:val="0"/>
-          <w:bCs w:val="0"/>
-          <w:color w:val="555555"/>
-          <w:sz w:val="18"/>
-        </w:rPr>
-        <w:t>L02 §3.6〔报告转引 E3；冻结初态与预算 E2〕。均为 seed 2005–2009、串行；Luna 有效末轮为 trial-10-clean。自动入碗样本的录像审核均停在 3–4 边界，Luna 未盲评。墙钟含模型等待、工具往返与环境执行。</w:t>
-      </w:r>
-    </w:p>
-    <w:p>
-      <w:pPr>
-        <w:spacing w:after="140"/>
-      </w:pPr>
-      <w:r>
-        <w:rPr>
-          <w:rFonts w:ascii="Arial" w:hAnsi="Arial" w:eastAsia="Hiragino Sans GB" w:cs="Arial"/>
-          <w:b w:val="0"/>
-          <w:bCs w:val="0"/>
-          <w:color w:val="000000"/>
-        </w:rPr>
-        <w:t>第二组同初态结果延续了这一观察：Astra 完成五轮，且平均决策数最少。Sol 增加推理强度后由 2/5 变为 3/5，但逐场景发生了交换：ultra 新完成 2005、2009，却在 medium 已完成的 2007 失败；2008 两档都成功。同时平均控制步由 622.0 增到 732.6，墙钟由 547.09 秒增到 600.63 秒。两档运行产生了不同的成功场景和动作路径。下一轮应在这些初态上重复对照，逐步检查定位、抓持确认和恢复选择，找出增加的思考改善了哪些判断。〔L02 §3.6，E3〕</w:t>
-      </w:r>
-    </w:p>
-    <w:p>
-      <w:pPr>
-        <w:pStyle w:val="Heading2"/>
-        <w:pageBreakBefore w:val="0"/>
-      </w:pPr>
-      <w:r>
-        <w:t>2.2  Astra 怎样确认抓持并修正错误</w:t>
-      </w:r>
-    </w:p>
-    <w:p>
-      <w:pPr>
-        <w:spacing w:after="140"/>
-      </w:pPr>
-      <w:r>
-        <w:rPr>
-          <w:rFonts w:ascii="Arial" w:hAnsi="Arial" w:eastAsia="Hiragino Sans GB" w:cs="Arial"/>
-          <w:b w:val="0"/>
-          <w:bCs w:val="0"/>
-          <w:color w:val="000000"/>
-        </w:rPr>
-        <w:t>Astra 首批 trial-03 提供了一条完整的解释链。第 3 次决策时，指令目标高度为 0.845 m，实测仍是 0.932 m；它识别出前一动作只执行了三个控制步，继续下降。这一步处理的是‘机器人实际到了哪里’，避免把已发出的指令当成已经发生的状态。〔L02 §4.5，轨迹转引与解释 E3〕</w:t>
-      </w:r>
-    </w:p>
-    <w:p>
-      <w:pPr>
-        <w:spacing w:after="140"/>
-      </w:pPr>
-      <w:r>
-        <w:rPr>
-          <w:rFonts w:ascii="Arial" w:hAnsi="Arial" w:eastAsia="Hiragino Sans GB" w:cs="Arial"/>
-          <w:b w:val="0"/>
-          <w:bCs w:val="0"/>
-          <w:color w:val="000000"/>
-        </w:rPr>
-        <w:t>随后它也抓空了。第 6 次闭合的目标高度是 0.825 m，第 7 次先试举，第 8 次看到方块留在桌上，于是张爪，把下一次抓取目标降到 0.805 m，并小幅修正横向位置。第 9 次原地闭合、第 10 次再次举升，第 11 次确认方块随手离桌后才搬运。它把试举变成一次状态检验，再用检验结果决定是否恢复；最终用 13 次决策、447 个控制步完成入碗。〔L02 §4.1、§4.5，E3〕</w:t>
-      </w:r>
-    </w:p>
-    <w:p>
-      <w:pPr>
-        <w:keepNext/>
-        <w:spacing w:after="80"/>
-      </w:pPr>
-      <w:r>
-        <w:rPr>
-          <w:rFonts w:ascii="Arial" w:hAnsi="Arial" w:eastAsia="Hiragino Sans GB" w:cs="Arial"/>
-          <w:b/>
-          <w:bCs/>
-          <w:color w:val="000000"/>
-          <w:sz w:val="19"/>
-        </w:rPr>
-        <w:t>表 05</w:t>
-      </w:r>
-    </w:p>
-    <w:tbl>
-      <w:tblPr>
-        <w:tblW w:type="auto" w:w="0"/>
-        <w:jc w:val="center"/>
-        <w:tblLayout w:type="fixed"/>
-        <w:tblLook w:firstColumn="1" w:firstRow="1" w:lastColumn="0" w:lastRow="0" w:noHBand="0" w:noVBand="1" w:val="04A0"/>
-        <w:tblBorders>
-          <w:top w:val="single" w:sz="4" w:color="D9D9D9"/>
-          <w:bottom w:val="single" w:sz="4" w:color="D9D9D9"/>
-          <w:left w:val="single" w:sz="4" w:color="D9D9D9"/>
-          <w:right w:val="single" w:sz="4" w:color="D9D9D9"/>
-          <w:insideH w:val="single" w:sz="4" w:color="D9D9D9"/>
-          <w:insideV w:val="single" w:sz="4" w:color="D9D9D9"/>
-        </w:tblBorders>
-      </w:tblPr>
-      <w:tblGrid>
-        <w:gridCol w:w="2232"/>
-        <w:gridCol w:w="3960"/>
-        <w:gridCol w:w="3946"/>
-      </w:tblGrid>
-      <w:tr>
-        <w:trPr>
-          <w:cantSplit/>
-          <w:tblHeader/>
-        </w:trPr>
-        <w:tc>
-          <w:tcPr>
-            <w:tcW w:type="dxa" w:w="2232"/>
-            <w:vAlign w:val="center"/>
-            <w:shd w:fill="343A40"/>
-            <w:tcMar>
-              <w:top w:w="85" w:type="dxa"/>
-              <w:bottom w:w="85" w:type="dxa"/>
-              <w:left w:w="100" w:type="dxa"/>
-              <w:right w:w="100" w:type="dxa"/>
-            </w:tcMar>
-          </w:tcPr>
-          <w:p>
-            <w:pPr>
-              <w:keepNext/>
-              <w:spacing w:after="0" w:before="0" w:line="259" w:lineRule="auto"/>
-              <w:jc w:val="left"/>
-            </w:pPr>
-            <w:r>
-              <w:rPr>
-                <w:rFonts w:ascii="Arial" w:hAnsi="Arial" w:eastAsia="Hiragino Sans GB" w:cs="Arial"/>
-                <w:b/>
-                <w:bCs/>
-                <w:color w:val="FFFFFF"/>
-                <w:sz w:val="19"/>
-              </w:rPr>
-              <w:t>决策位置</w:t>
-            </w:r>
-          </w:p>
-        </w:tc>
-        <w:tc>
-          <w:tcPr>
-            <w:tcW w:type="dxa" w:w="3960"/>
-            <w:vAlign w:val="center"/>
-            <w:shd w:fill="343A40"/>
-            <w:tcMar>
-              <w:top w:w="85" w:type="dxa"/>
-              <w:bottom w:w="85" w:type="dxa"/>
-              <w:left w:w="100" w:type="dxa"/>
-              <w:right w:w="100" w:type="dxa"/>
-            </w:tcMar>
-          </w:tcPr>
-          <w:p>
-            <w:pPr>
-              <w:keepNext/>
-              <w:spacing w:after="0" w:before="0" w:line="259" w:lineRule="auto"/>
-              <w:jc w:val="left"/>
-            </w:pPr>
-            <w:r>
-              <w:rPr>
-                <w:rFonts w:ascii="Arial" w:hAnsi="Arial" w:eastAsia="Hiragino Sans GB" w:cs="Arial"/>
-                <w:b/>
-                <w:bCs/>
-                <w:color w:val="FFFFFF"/>
-                <w:sz w:val="19"/>
-              </w:rPr>
-              <w:t>观测与动作</w:t>
-            </w:r>
-          </w:p>
-        </w:tc>
-        <w:tc>
-          <w:tcPr>
-            <w:tcW w:type="dxa" w:w="3946"/>
-            <w:vAlign w:val="center"/>
-            <w:shd w:fill="343A40"/>
-            <w:tcMar>
-              <w:top w:w="85" w:type="dxa"/>
-              <w:bottom w:w="85" w:type="dxa"/>
-              <w:left w:w="100" w:type="dxa"/>
-              <w:right w:w="100" w:type="dxa"/>
-            </w:tcMar>
-          </w:tcPr>
-          <w:p>
-            <w:pPr>
-              <w:keepNext/>
-              <w:spacing w:after="0" w:before="0" w:line="259" w:lineRule="auto"/>
-              <w:jc w:val="left"/>
-            </w:pPr>
-            <w:r>
-              <w:rPr>
-                <w:rFonts w:ascii="Arial" w:hAnsi="Arial" w:eastAsia="Hiragino Sans GB" w:cs="Arial"/>
-                <w:b/>
-                <w:bCs/>
-                <w:color w:val="FFFFFF"/>
-                <w:sz w:val="19"/>
-              </w:rPr>
-              <w:t>用于判断什么</w:t>
-            </w:r>
-          </w:p>
-        </w:tc>
-      </w:tr>
-      <w:tr>
-        <w:trPr>
-          <w:cantSplit/>
-        </w:trPr>
-        <w:tc>
-          <w:tcPr>
-            <w:tcW w:type="dxa" w:w="2232"/>
-            <w:vAlign w:val="center"/>
-            <w:shd w:fill="FFFFFF"/>
-            <w:tcMar>
-              <w:top w:w="85" w:type="dxa"/>
-              <w:bottom w:w="85" w:type="dxa"/>
-              <w:left w:w="100" w:type="dxa"/>
-              <w:right w:w="100" w:type="dxa"/>
-            </w:tcMar>
-          </w:tcPr>
-          <w:p>
-            <w:pPr>
-              <w:keepNext/>
-              <w:spacing w:after="0" w:before="0" w:line="259" w:lineRule="auto"/>
-              <w:jc w:val="left"/>
-            </w:pPr>
-            <w:r>
-              <w:rPr>
-                <w:rFonts w:ascii="Arial" w:hAnsi="Arial" w:eastAsia="Hiragino Sans GB" w:cs="Arial"/>
-                <w:b w:val="0"/>
-                <w:bCs w:val="0"/>
-                <w:color w:val="000000"/>
-                <w:sz w:val="19"/>
-              </w:rPr>
-              <w:t>第 3 次</w:t>
-            </w:r>
-          </w:p>
-        </w:tc>
-        <w:tc>
-          <w:tcPr>
-            <w:tcW w:type="dxa" w:w="3960"/>
-            <w:vAlign w:val="center"/>
-            <w:shd w:fill="FFFFFF"/>
-            <w:tcMar>
-              <w:top w:w="85" w:type="dxa"/>
-              <w:bottom w:w="85" w:type="dxa"/>
-              <w:left w:w="100" w:type="dxa"/>
-              <w:right w:w="100" w:type="dxa"/>
-            </w:tcMar>
-          </w:tcPr>
-          <w:p>
-            <w:pPr>
-              <w:keepNext/>
-              <w:spacing w:after="0" w:before="0" w:line="259" w:lineRule="auto"/>
-              <w:jc w:val="left"/>
-            </w:pPr>
-            <w:r>
-              <w:rPr>
-                <w:rFonts w:ascii="Arial" w:hAnsi="Arial" w:eastAsia="Hiragino Sans GB" w:cs="Arial"/>
-                <w:b w:val="0"/>
-                <w:bCs w:val="0"/>
-                <w:color w:val="000000"/>
-                <w:sz w:val="19"/>
-              </w:rPr>
-              <w:t>目标 z=0.845m，实测 z=0.932m；继续下降</w:t>
-            </w:r>
-          </w:p>
-        </w:tc>
-        <w:tc>
-          <w:tcPr>
-            <w:tcW w:type="dxa" w:w="3946"/>
-            <w:vAlign w:val="center"/>
-            <w:shd w:fill="FFFFFF"/>
-            <w:tcMar>
-              <w:top w:w="85" w:type="dxa"/>
-              <w:bottom w:w="85" w:type="dxa"/>
-              <w:left w:w="100" w:type="dxa"/>
-              <w:right w:w="100" w:type="dxa"/>
-            </w:tcMar>
-          </w:tcPr>
-          <w:p>
-            <w:pPr>
-              <w:keepNext/>
-              <w:spacing w:after="0" w:before="0" w:line="259" w:lineRule="auto"/>
-              <w:jc w:val="left"/>
-            </w:pPr>
-            <w:r>
-              <w:rPr>
-                <w:rFonts w:ascii="Arial" w:hAnsi="Arial" w:eastAsia="Hiragino Sans GB" w:cs="Arial"/>
-                <w:b w:val="0"/>
-                <w:bCs w:val="0"/>
-                <w:color w:val="000000"/>
-                <w:sz w:val="19"/>
-              </w:rPr>
-              <w:t>指令发出后是否真正到位</w:t>
-            </w:r>
-          </w:p>
-        </w:tc>
-      </w:tr>
-      <w:tr>
-        <w:trPr>
-          <w:cantSplit/>
-        </w:trPr>
-        <w:tc>
-          <w:tcPr>
-            <w:tcW w:type="dxa" w:w="2232"/>
-            <w:vAlign w:val="center"/>
-            <w:shd w:fill="F3F4F5"/>
-            <w:tcMar>
-              <w:top w:w="85" w:type="dxa"/>
-              <w:bottom w:w="85" w:type="dxa"/>
-              <w:left w:w="100" w:type="dxa"/>
-              <w:right w:w="100" w:type="dxa"/>
-            </w:tcMar>
-          </w:tcPr>
-          <w:p>
-            <w:pPr>
-              <w:keepNext/>
-              <w:spacing w:after="0" w:before="0" w:line="259" w:lineRule="auto"/>
-              <w:jc w:val="left"/>
-            </w:pPr>
-            <w:r>
-              <w:rPr>
-                <w:rFonts w:ascii="Arial" w:hAnsi="Arial" w:eastAsia="Hiragino Sans GB" w:cs="Arial"/>
-                <w:b w:val="0"/>
-                <w:bCs w:val="0"/>
-                <w:color w:val="000000"/>
-                <w:sz w:val="19"/>
-              </w:rPr>
-              <w:t>第 6–8 次</w:t>
-            </w:r>
-          </w:p>
-        </w:tc>
-        <w:tc>
-          <w:tcPr>
-            <w:tcW w:type="dxa" w:w="3960"/>
-            <w:vAlign w:val="center"/>
-            <w:shd w:fill="F3F4F5"/>
-            <w:tcMar>
-              <w:top w:w="85" w:type="dxa"/>
-              <w:bottom w:w="85" w:type="dxa"/>
-              <w:left w:w="100" w:type="dxa"/>
-              <w:right w:w="100" w:type="dxa"/>
-            </w:tcMar>
-          </w:tcPr>
-          <w:p>
-            <w:pPr>
-              <w:keepNext/>
-              <w:spacing w:after="0" w:before="0" w:line="259" w:lineRule="auto"/>
-              <w:jc w:val="center"/>
-            </w:pPr>
-            <w:r>
-              <w:rPr>
-                <w:rFonts w:ascii="Arial" w:hAnsi="Arial" w:eastAsia="Hiragino Sans GB" w:cs="Arial"/>
-                <w:b w:val="0"/>
-                <w:bCs w:val="0"/>
-                <w:color w:val="000000"/>
-                <w:sz w:val="19"/>
-              </w:rPr>
-              <w:t>在 z=0.825m 闭合并试举，物体仍留桌面</w:t>
-            </w:r>
-          </w:p>
-        </w:tc>
-        <w:tc>
-          <w:tcPr>
-            <w:tcW w:type="dxa" w:w="3946"/>
-            <w:vAlign w:val="center"/>
-            <w:shd w:fill="F3F4F5"/>
-            <w:tcMar>
-              <w:top w:w="85" w:type="dxa"/>
-              <w:bottom w:w="85" w:type="dxa"/>
-              <w:left w:w="100" w:type="dxa"/>
-              <w:right w:w="100" w:type="dxa"/>
-            </w:tcMar>
-          </w:tcPr>
-          <w:p>
-            <w:pPr>
-              <w:keepNext/>
-              <w:spacing w:after="0" w:before="0" w:line="259" w:lineRule="auto"/>
-              <w:jc w:val="left"/>
-            </w:pPr>
-            <w:r>
-              <w:rPr>
-                <w:rFonts w:ascii="Arial" w:hAnsi="Arial" w:eastAsia="Hiragino Sans GB" w:cs="Arial"/>
-                <w:b w:val="0"/>
-                <w:bCs w:val="0"/>
-                <w:color w:val="000000"/>
-                <w:sz w:val="19"/>
-              </w:rPr>
-              <w:t>抓持是否建立</w:t>
-            </w:r>
-          </w:p>
-        </w:tc>
-      </w:tr>
-      <w:tr>
-        <w:trPr>
-          <w:cantSplit/>
-        </w:trPr>
-        <w:tc>
-          <w:tcPr>
-            <w:tcW w:type="dxa" w:w="2232"/>
-            <w:vAlign w:val="center"/>
-            <w:shd w:fill="FFFFFF"/>
-            <w:tcMar>
-              <w:top w:w="85" w:type="dxa"/>
-              <w:bottom w:w="85" w:type="dxa"/>
-              <w:left w:w="100" w:type="dxa"/>
-              <w:right w:w="100" w:type="dxa"/>
-            </w:tcMar>
-          </w:tcPr>
-          <w:p>
-            <w:pPr>
-              <w:keepNext/>
-              <w:spacing w:after="0" w:before="0" w:line="259" w:lineRule="auto"/>
-              <w:jc w:val="left"/>
-            </w:pPr>
-            <w:r>
-              <w:rPr>
-                <w:rFonts w:ascii="Arial" w:hAnsi="Arial" w:eastAsia="Hiragino Sans GB" w:cs="Arial"/>
-                <w:b w:val="0"/>
-                <w:bCs w:val="0"/>
-                <w:color w:val="000000"/>
-                <w:sz w:val="19"/>
-              </w:rPr>
-              <w:t>第 8–10 次</w:t>
-            </w:r>
-          </w:p>
-        </w:tc>
-        <w:tc>
-          <w:tcPr>
-            <w:tcW w:type="dxa" w:w="3960"/>
-            <w:vAlign w:val="center"/>
-            <w:shd w:fill="FFFFFF"/>
-            <w:tcMar>
-              <w:top w:w="85" w:type="dxa"/>
-              <w:bottom w:w="85" w:type="dxa"/>
-              <w:left w:w="100" w:type="dxa"/>
-              <w:right w:w="100" w:type="dxa"/>
-            </w:tcMar>
-          </w:tcPr>
-          <w:p>
-            <w:pPr>
-              <w:keepNext/>
-              <w:spacing w:after="0" w:before="0" w:line="259" w:lineRule="auto"/>
-              <w:jc w:val="center"/>
-            </w:pPr>
-            <w:r>
-              <w:rPr>
-                <w:rFonts w:ascii="Arial" w:hAnsi="Arial" w:eastAsia="Hiragino Sans GB" w:cs="Arial"/>
-                <w:b w:val="0"/>
-                <w:bCs w:val="0"/>
-                <w:color w:val="000000"/>
-                <w:sz w:val="19"/>
-              </w:rPr>
-              <w:t>张爪，目标降至 z=0.805m，横向微调后重抓</w:t>
-            </w:r>
-          </w:p>
-        </w:tc>
-        <w:tc>
-          <w:tcPr>
-            <w:tcW w:type="dxa" w:w="3946"/>
-            <w:vAlign w:val="center"/>
-            <w:shd w:fill="FFFFFF"/>
-            <w:tcMar>
-              <w:top w:w="85" w:type="dxa"/>
-              <w:bottom w:w="85" w:type="dxa"/>
-              <w:left w:w="100" w:type="dxa"/>
-              <w:right w:w="100" w:type="dxa"/>
-            </w:tcMar>
-          </w:tcPr>
-          <w:p>
-            <w:pPr>
-              <w:keepNext/>
-              <w:spacing w:after="0" w:before="0" w:line="259" w:lineRule="auto"/>
-              <w:jc w:val="left"/>
-            </w:pPr>
-            <w:r>
-              <w:rPr>
-                <w:rFonts w:ascii="Arial" w:hAnsi="Arial" w:eastAsia="Hiragino Sans GB" w:cs="Arial"/>
-                <w:b w:val="0"/>
-                <w:bCs w:val="0"/>
-                <w:color w:val="000000"/>
-                <w:sz w:val="19"/>
-              </w:rPr>
-              <w:t>根据失败结果改变下一动作</w:t>
-            </w:r>
-          </w:p>
-        </w:tc>
-      </w:tr>
-      <w:tr>
-        <w:trPr>
-          <w:cantSplit/>
-        </w:trPr>
-        <w:tc>
-          <w:tcPr>
-            <w:tcW w:type="dxa" w:w="2232"/>
-            <w:vAlign w:val="center"/>
-            <w:shd w:fill="F3F4F5"/>
-            <w:tcMar>
-              <w:top w:w="85" w:type="dxa"/>
-              <w:bottom w:w="85" w:type="dxa"/>
-              <w:left w:w="100" w:type="dxa"/>
-              <w:right w:w="100" w:type="dxa"/>
-            </w:tcMar>
-          </w:tcPr>
-          <w:p>
-            <w:pPr>
-              <w:keepNext/>
-              <w:spacing w:after="0" w:before="0" w:line="259" w:lineRule="auto"/>
-              <w:jc w:val="left"/>
-            </w:pPr>
-            <w:r>
-              <w:rPr>
-                <w:rFonts w:ascii="Arial" w:hAnsi="Arial" w:eastAsia="Hiragino Sans GB" w:cs="Arial"/>
-                <w:b w:val="0"/>
-                <w:bCs w:val="0"/>
-                <w:color w:val="000000"/>
-                <w:sz w:val="19"/>
-              </w:rPr>
-              <w:t>第 11 次</w:t>
-            </w:r>
-          </w:p>
-        </w:tc>
-        <w:tc>
-          <w:tcPr>
-            <w:tcW w:type="dxa" w:w="3960"/>
-            <w:vAlign w:val="center"/>
-            <w:shd w:fill="F3F4F5"/>
-            <w:tcMar>
-              <w:top w:w="85" w:type="dxa"/>
-              <w:bottom w:w="85" w:type="dxa"/>
-              <w:left w:w="100" w:type="dxa"/>
-              <w:right w:w="100" w:type="dxa"/>
-            </w:tcMar>
-          </w:tcPr>
-          <w:p>
-            <w:pPr>
-              <w:keepNext/>
-              <w:spacing w:after="0" w:before="0" w:line="259" w:lineRule="auto"/>
-              <w:jc w:val="left"/>
-            </w:pPr>
-            <w:r>
-              <w:rPr>
-                <w:rFonts w:ascii="Arial" w:hAnsi="Arial" w:eastAsia="Hiragino Sans GB" w:cs="Arial"/>
-                <w:b w:val="0"/>
-                <w:bCs w:val="0"/>
-                <w:color w:val="000000"/>
-                <w:sz w:val="19"/>
-              </w:rPr>
-              <w:t>确认物体随手离桌后搬运</w:t>
-            </w:r>
-          </w:p>
-        </w:tc>
-        <w:tc>
-          <w:tcPr>
-            <w:tcW w:type="dxa" w:w="3946"/>
-            <w:vAlign w:val="center"/>
-            <w:shd w:fill="F3F4F5"/>
-            <w:tcMar>
-              <w:top w:w="85" w:type="dxa"/>
-              <w:bottom w:w="85" w:type="dxa"/>
-              <w:left w:w="100" w:type="dxa"/>
-              <w:right w:w="100" w:type="dxa"/>
-            </w:tcMar>
-          </w:tcPr>
-          <w:p>
-            <w:pPr>
-              <w:keepNext/>
-              <w:spacing w:after="0" w:before="0" w:line="259" w:lineRule="auto"/>
-              <w:jc w:val="left"/>
-            </w:pPr>
-            <w:r>
-              <w:rPr>
-                <w:rFonts w:ascii="Arial" w:hAnsi="Arial" w:eastAsia="Hiragino Sans GB" w:cs="Arial"/>
-                <w:b w:val="0"/>
-                <w:bCs w:val="0"/>
-                <w:color w:val="000000"/>
-                <w:sz w:val="19"/>
-              </w:rPr>
-              <w:t>恢复是否有效</w:t>
-            </w:r>
-          </w:p>
-        </w:tc>
-      </w:tr>
-    </w:tbl>
-    <w:p>
-      <w:pPr>
-        <w:spacing w:after="180" w:line="269" w:lineRule="auto"/>
-      </w:pPr>
-      <w:r>
-        <w:rPr>
-          <w:rFonts w:ascii="Arial" w:hAnsi="Arial" w:eastAsia="Hiragino Sans GB" w:cs="Arial"/>
-          <w:b w:val="0"/>
-          <w:bCs w:val="0"/>
-          <w:color w:val="555555"/>
-          <w:sz w:val="18"/>
-        </w:rPr>
-        <w:t>Astra trial-03 逐轮摘要。L02 §4.1、§4.5〔E3〕。原报告附完整图像与轨迹。</w:t>
-      </w:r>
-    </w:p>
-    <w:p>
-      <w:pPr>
-        <w:spacing w:after="140"/>
-      </w:pPr>
-      <w:r>
-        <w:rPr>
-          <w:rFonts w:ascii="Arial" w:hAnsi="Arial" w:eastAsia="Hiragino Sans GB" w:cs="Arial"/>
-          <w:b w:val="0"/>
-          <w:bCs w:val="0"/>
-          <w:color w:val="000000"/>
-        </w:rPr>
-        <w:t>trial-04 则显示了方向纠错：第 4 次决策发现上一轮横向移动使腕视偏差扩大，便反向修正 y 到 0.045 m。该轮首次抓空后也经过试举、下降重抓和随动确认，最终在 14 次决策内完成。两条轨迹都出现过初始误差，但模型随后利用新观测修正方向或抓取高度，把任务继续推进到搬运和释放。〔L02 §4.5，E3〕</w:t>
-      </w:r>
-    </w:p>
-    <w:p>
-      <w:pPr>
-        <w:spacing w:after="140"/>
-      </w:pPr>
-      <w:r>
-        <w:rPr>
-          <w:rFonts w:ascii="Arial" w:hAnsi="Arial" w:eastAsia="Hiragino Sans GB" w:cs="Arial"/>
-          <w:b w:val="0"/>
-          <w:bCs w:val="0"/>
-          <w:color w:val="000000"/>
-        </w:rPr>
-        <w:t>对照案例把问题说得更具体。DeepSeek trial-01 依据夹爪中间开度判断已经持物，物理复核却显示全程未抓住；GLM trial-14 在未接触方块时报告完成。Qwen trial-13 则成功用手与物体的同步像素位移验证抓持，并完成入碗。由此，Astra 的本地优势更适合概括为较稳定地串起‘定位—检查—纠正’，这些组成能力也能在其他模型的成功轨迹中观察到。〔L02 §4.4–4.5，E3〕</w:t>
-      </w:r>
-    </w:p>
-    <w:p>
-      <w:pPr>
-        <w:pStyle w:val="Heading2"/>
-        <w:pageBreakBefore w:val="0"/>
-      </w:pPr>
-      <w:r>
-        <w:t>2.3  把空间能力拆成三个可测环节</w:t>
-      </w:r>
-    </w:p>
-    <w:p>
-      <w:pPr>
-        <w:spacing w:after="140"/>
-      </w:pPr>
-      <w:r>
-        <w:rPr>
-          <w:rFonts w:ascii="Arial" w:hAnsi="Arial" w:eastAsia="Hiragino Sans GB" w:cs="Arial"/>
-          <w:b w:val="0"/>
-          <w:bCs w:val="0"/>
-          <w:color w:val="000000"/>
-        </w:rPr>
-        <w:t>这些轨迹需要分别检查定位、状态判断和恢复选择。定位看对象、方向与落点是否正确；状态判断看模型能否分清未到位、已接触、已抓住和已完成；恢复选择看它发现偏差后是否采取了有效动作。这样才能解释一次失败究竟始于看错目标、误判状态，还是选错了下一步。〔L02，能力归纳 E3〕</w:t>
-      </w:r>
-    </w:p>
-    <w:p>
-      <w:pPr>
-        <w:keepNext/>
-        <w:spacing w:after="80"/>
-      </w:pPr>
-      <w:r>
-        <w:rPr>
-          <w:rFonts w:ascii="Arial" w:hAnsi="Arial" w:eastAsia="Hiragino Sans GB" w:cs="Arial"/>
-          <w:b/>
-          <w:bCs/>
-          <w:color w:val="000000"/>
-          <w:sz w:val="19"/>
-        </w:rPr>
-        <w:t>表 06</w:t>
-      </w:r>
-    </w:p>
-    <w:tbl>
-      <w:tblPr>
-        <w:tblW w:type="auto" w:w="0"/>
-        <w:jc w:val="center"/>
-        <w:tblLayout w:type="fixed"/>
-        <w:tblLook w:firstColumn="1" w:firstRow="1" w:lastColumn="0" w:lastRow="0" w:noHBand="0" w:noVBand="1" w:val="04A0"/>
-        <w:tblBorders>
-          <w:top w:val="single" w:sz="4" w:color="D9D9D9"/>
-          <w:bottom w:val="single" w:sz="4" w:color="D9D9D9"/>
-          <w:left w:val="single" w:sz="4" w:color="D9D9D9"/>
-          <w:right w:val="single" w:sz="4" w:color="D9D9D9"/>
-          <w:insideH w:val="single" w:sz="4" w:color="D9D9D9"/>
-          <w:insideV w:val="single" w:sz="4" w:color="D9D9D9"/>
-        </w:tblBorders>
-      </w:tblPr>
-      <w:tblGrid>
         <w:gridCol w:w="1800"/>
         <w:gridCol w:w="4392"/>
         <w:gridCol w:w="3946"/>
@@ -4782,7 +5061,7 @@
           <w:color w:val="000000"/>
           <w:sz w:val="19"/>
         </w:rPr>
-        <w:t>表 07</w:t>
+        <w:t>表 05</w:t>
       </w:r>
     </w:p>
     <w:tbl>
@@ -5507,7 +5786,7 @@
           <w:color w:val="000000"/>
           <w:sz w:val="19"/>
         </w:rPr>
-        <w:t>表 08</w:t>
+        <w:t>表 06</w:t>
       </w:r>
     </w:p>
     <w:tbl>
@@ -6167,7 +6446,7 @@
           <w:color w:val="000000"/>
           <w:sz w:val="19"/>
         </w:rPr>
-        <w:t>表 09</w:t>
+        <w:t>表 07</w:t>
       </w:r>
     </w:p>
     <w:tbl>
@@ -7127,7 +7406,7 @@
           <w:color w:val="000000"/>
           <w:sz w:val="19"/>
         </w:rPr>
-        <w:t>表 10</w:t>
+        <w:t>表 08</w:t>
       </w:r>
     </w:p>
     <w:tbl>
@@ -7746,7 +8025,7 @@
           <w:color w:val="000000"/>
           <w:sz w:val="19"/>
         </w:rPr>
-        <w:t>表 11</w:t>
+        <w:t>表 09</w:t>
       </w:r>
     </w:p>
     <w:tbl>
@@ -8226,7 +8505,7 @@
           <w:color w:val="000000"/>
           <w:sz w:val="19"/>
         </w:rPr>
-        <w:t>表 12</w:t>
+        <w:t>表 10</w:t>
       </w:r>
     </w:p>
     <w:tbl>
@@ -8761,7 +9040,7 @@
           <w:color w:val="000000"/>
           <w:sz w:val="19"/>
         </w:rPr>
-        <w:t>表 13</w:t>
+        <w:t>表 11</w:t>
       </w:r>
     </w:p>
     <w:tbl>
@@ -9469,7 +9748,7 @@
           <w:color w:val="000000"/>
           <w:sz w:val="19"/>
         </w:rPr>
-        <w:t>表 14</w:t>
+        <w:t>表 12</w:t>
       </w:r>
     </w:p>
     <w:tbl>
@@ -10942,7 +11221,7 @@
           <w:color w:val="000000"/>
           <w:sz w:val="19"/>
         </w:rPr>
-        <w:t>表 15</w:t>
+        <w:t>表 13</w:t>
       </w:r>
     </w:p>
     <w:tbl>
@@ -11853,7 +12132,7 @@
           <w:color w:val="000000"/>
           <w:sz w:val="19"/>
         </w:rPr>
-        <w:t>表 16</w:t>
+        <w:t>表 14</w:t>
       </w:r>
     </w:p>
     <w:tbl>
@@ -12805,7 +13084,7 @@
           <w:color w:val="000000"/>
           <w:sz w:val="19"/>
         </w:rPr>
-        <w:t>表 17</w:t>
+        <w:t>表 15</w:t>
       </w:r>
     </w:p>
     <w:tbl>
@@ -13547,7 +13826,7 @@
           <w:color w:val="000000"/>
           <w:sz w:val="19"/>
         </w:rPr>
-        <w:t>表 18</w:t>
+        <w:t>表 16</w:t>
       </w:r>
     </w:p>
     <w:tbl>
@@ -14456,7 +14735,7 @@
           <w:color w:val="000000"/>
           <w:sz w:val="19"/>
         </w:rPr>
-        <w:t>表 19</w:t>
+        <w:t>表 17</w:t>
       </w:r>
     </w:p>
     <w:tbl>
@@ -15477,7 +15756,7 @@
           <w:color w:val="000000"/>
           <w:sz w:val="19"/>
         </w:rPr>
-        <w:t>表 20</w:t>
+        <w:t>表 18</w:t>
       </w:r>
     </w:p>
     <w:tbl>
@@ -16236,7 +16515,7 @@
           <w:color w:val="000000"/>
           <w:sz w:val="19"/>
         </w:rPr>
-        <w:t>表 21</w:t>
+        <w:t>表 19</w:t>
       </w:r>
     </w:p>
     <w:tbl>
@@ -16890,7 +17169,7 @@
           <w:color w:val="000000"/>
           <w:sz w:val="19"/>
         </w:rPr>
-        <w:t>表 22</w:t>
+        <w:t>表 20</w:t>
       </w:r>
     </w:p>
     <w:tbl>
@@ -17836,7 +18115,7 @@
           <w:color w:val="000000"/>
           <w:sz w:val="19"/>
         </w:rPr>
-        <w:t>表 23</w:t>
+        <w:t>表 21</w:t>
       </w:r>
     </w:p>
     <w:tbl>
@@ -18392,7 +18671,7 @@
           <w:color w:val="000000"/>
           <w:sz w:val="19"/>
         </w:rPr>
-        <w:t>表 24</w:t>
+        <w:t>表 22</w:t>
       </w:r>
     </w:p>
     <w:tbl>
@@ -19074,6 +19353,1508 @@
           <w:color w:val="000000"/>
         </w:rPr>
         <w:t>用20Hz作为目标墙钟控制频率，每一步是50ms。执行5步动作只提供250ms覆盖时间，而固定观测π校准的中位延迟是361.047ms。即使暂不计额外调度，5步方案仍相差111.047ms，需约1.44倍速度或提前开始下一次推理。增加动作块长度也能扩展时间预算，代价是更久以后才利用新观测修正动作。〔L03、L06，E3，条件预算〕</w:t>
+      </w:r>
+    </w:p>
+    <w:p>
+      <w:pPr>
+        <w:keepNext/>
+        <w:spacing w:after="80"/>
+      </w:pPr>
+      <w:r>
+        <w:rPr>
+          <w:rFonts w:ascii="Arial" w:hAnsi="Arial" w:eastAsia="Hiragino Sans GB" w:cs="Arial"/>
+          <w:b/>
+          <w:bCs/>
+          <w:color w:val="000000"/>
+          <w:sz w:val="19"/>
+        </w:rPr>
+        <w:t>表 23</w:t>
+      </w:r>
+    </w:p>
+    <w:tbl>
+      <w:tblPr>
+        <w:tblW w:type="auto" w:w="0"/>
+        <w:jc w:val="center"/>
+        <w:tblLayout w:type="fixed"/>
+        <w:tblLook w:firstColumn="1" w:firstRow="1" w:lastColumn="0" w:lastRow="0" w:noHBand="0" w:noVBand="1" w:val="04A0"/>
+        <w:tblBorders>
+          <w:top w:val="single" w:sz="4" w:color="D9D9D9"/>
+          <w:bottom w:val="single" w:sz="4" w:color="D9D9D9"/>
+          <w:left w:val="single" w:sz="4" w:color="D9D9D9"/>
+          <w:right w:val="single" w:sz="4" w:color="D9D9D9"/>
+          <w:insideH w:val="single" w:sz="4" w:color="D9D9D9"/>
+          <w:insideV w:val="single" w:sz="4" w:color="D9D9D9"/>
+        </w:tblBorders>
+      </w:tblPr>
+      <w:tblGrid>
+        <w:gridCol w:w="2016"/>
+        <w:gridCol w:w="2750"/>
+        <w:gridCol w:w="2750"/>
+        <w:gridCol w:w="2621"/>
+      </w:tblGrid>
+      <w:tr>
+        <w:trPr>
+          <w:cantSplit/>
+          <w:tblHeader/>
+        </w:trPr>
+        <w:tc>
+          <w:tcPr>
+            <w:tcW w:type="dxa" w:w="2016"/>
+            <w:vAlign w:val="center"/>
+            <w:shd w:fill="343A40"/>
+            <w:tcMar>
+              <w:top w:w="85" w:type="dxa"/>
+              <w:bottom w:w="85" w:type="dxa"/>
+              <w:left w:w="100" w:type="dxa"/>
+              <w:right w:w="100" w:type="dxa"/>
+            </w:tcMar>
+          </w:tcPr>
+          <w:p>
+            <w:pPr>
+              <w:keepNext/>
+              <w:spacing w:after="0" w:before="0" w:line="259" w:lineRule="auto"/>
+              <w:jc w:val="left"/>
+            </w:pPr>
+            <w:r>
+              <w:rPr>
+                <w:rFonts w:ascii="Arial" w:hAnsi="Arial" w:eastAsia="Hiragino Sans GB" w:cs="Arial"/>
+                <w:b/>
+                <w:bCs/>
+                <w:color w:val="FFFFFF"/>
+                <w:sz w:val="19"/>
+              </w:rPr>
+              <w:t>每次执行步数K</w:t>
+            </w:r>
+          </w:p>
+        </w:tc>
+        <w:tc>
+          <w:tcPr>
+            <w:tcW w:type="dxa" w:w="2750"/>
+            <w:vAlign w:val="center"/>
+            <w:shd w:fill="343A40"/>
+            <w:tcMar>
+              <w:top w:w="85" w:type="dxa"/>
+              <w:bottom w:w="85" w:type="dxa"/>
+              <w:left w:w="100" w:type="dxa"/>
+              <w:right w:w="100" w:type="dxa"/>
+            </w:tcMar>
+          </w:tcPr>
+          <w:p>
+            <w:pPr>
+              <w:keepNext/>
+              <w:spacing w:after="0" w:before="0" w:line="259" w:lineRule="auto"/>
+              <w:jc w:val="center"/>
+            </w:pPr>
+            <w:r>
+              <w:rPr>
+                <w:rFonts w:ascii="Arial" w:hAnsi="Arial" w:eastAsia="Hiragino Sans GB" w:cs="Arial"/>
+                <w:b/>
+                <w:bCs/>
+                <w:color w:val="FFFFFF"/>
+                <w:sz w:val="19"/>
+              </w:rPr>
+              <w:t>20Hz下覆盖时间</w:t>
+            </w:r>
+          </w:p>
+        </w:tc>
+        <w:tc>
+          <w:tcPr>
+            <w:tcW w:type="dxa" w:w="2750"/>
+            <w:vAlign w:val="center"/>
+            <w:shd w:fill="343A40"/>
+            <w:tcMar>
+              <w:top w:w="85" w:type="dxa"/>
+              <w:bottom w:w="85" w:type="dxa"/>
+              <w:left w:w="100" w:type="dxa"/>
+              <w:right w:w="100" w:type="dxa"/>
+            </w:tcMar>
+          </w:tcPr>
+          <w:p>
+            <w:pPr>
+              <w:keepNext/>
+              <w:spacing w:after="0" w:before="0" w:line="259" w:lineRule="auto"/>
+              <w:jc w:val="left"/>
+            </w:pPr>
+            <w:r>
+              <w:rPr>
+                <w:rFonts w:ascii="Arial" w:hAnsi="Arial" w:eastAsia="Hiragino Sans GB" w:cs="Arial"/>
+                <w:b/>
+                <w:bCs/>
+                <w:color w:val="FFFFFF"/>
+                <w:sz w:val="19"/>
+              </w:rPr>
+              <w:t>动作块消耗速率</w:t>
+            </w:r>
+          </w:p>
+        </w:tc>
+        <w:tc>
+          <w:tcPr>
+            <w:tcW w:type="dxa" w:w="2621"/>
+            <w:vAlign w:val="center"/>
+            <w:shd w:fill="343A40"/>
+            <w:tcMar>
+              <w:top w:w="85" w:type="dxa"/>
+              <w:bottom w:w="85" w:type="dxa"/>
+              <w:left w:w="100" w:type="dxa"/>
+              <w:right w:w="100" w:type="dxa"/>
+            </w:tcMar>
+          </w:tcPr>
+          <w:p>
+            <w:pPr>
+              <w:keepNext/>
+              <w:spacing w:after="0" w:before="0" w:line="259" w:lineRule="auto"/>
+              <w:jc w:val="center"/>
+            </w:pPr>
+            <w:r>
+              <w:rPr>
+                <w:rFonts w:ascii="Arial" w:hAnsi="Arial" w:eastAsia="Hiragino Sans GB" w:cs="Arial"/>
+                <w:b/>
+                <w:bCs/>
+                <w:color w:val="FFFFFF"/>
+                <w:sz w:val="19"/>
+              </w:rPr>
+              <w:t>减去361.047ms的中位预算</w:t>
+            </w:r>
+          </w:p>
+        </w:tc>
+      </w:tr>
+      <w:tr>
+        <w:trPr>
+          <w:cantSplit/>
+        </w:trPr>
+        <w:tc>
+          <w:tcPr>
+            <w:tcW w:type="dxa" w:w="2016"/>
+            <w:vAlign w:val="center"/>
+            <w:shd w:fill="FFFFFF"/>
+            <w:tcMar>
+              <w:top w:w="85" w:type="dxa"/>
+              <w:bottom w:w="85" w:type="dxa"/>
+              <w:left w:w="100" w:type="dxa"/>
+              <w:right w:w="100" w:type="dxa"/>
+            </w:tcMar>
+          </w:tcPr>
+          <w:p>
+            <w:pPr>
+              <w:keepNext/>
+              <w:spacing w:after="0" w:before="0" w:line="259" w:lineRule="auto"/>
+              <w:jc w:val="left"/>
+            </w:pPr>
+            <w:r>
+              <w:rPr>
+                <w:rFonts w:ascii="Arial" w:hAnsi="Arial" w:eastAsia="Hiragino Sans GB" w:cs="Arial"/>
+                <w:b w:val="0"/>
+                <w:bCs w:val="0"/>
+                <w:color w:val="000000"/>
+                <w:sz w:val="19"/>
+              </w:rPr>
+              <w:t>2</w:t>
+            </w:r>
+          </w:p>
+        </w:tc>
+        <w:tc>
+          <w:tcPr>
+            <w:tcW w:type="dxa" w:w="2750"/>
+            <w:vAlign w:val="center"/>
+            <w:shd w:fill="FFFFFF"/>
+            <w:tcMar>
+              <w:top w:w="85" w:type="dxa"/>
+              <w:bottom w:w="85" w:type="dxa"/>
+              <w:left w:w="100" w:type="dxa"/>
+              <w:right w:w="100" w:type="dxa"/>
+            </w:tcMar>
+          </w:tcPr>
+          <w:p>
+            <w:pPr>
+              <w:keepNext/>
+              <w:spacing w:after="0" w:before="0" w:line="259" w:lineRule="auto"/>
+              <w:jc w:val="center"/>
+            </w:pPr>
+            <w:r>
+              <w:rPr>
+                <w:rFonts w:ascii="Arial" w:hAnsi="Arial" w:eastAsia="Hiragino Sans GB" w:cs="Arial"/>
+                <w:b w:val="0"/>
+                <w:bCs w:val="0"/>
+                <w:color w:val="000000"/>
+                <w:sz w:val="19"/>
+              </w:rPr>
+              <w:t>100ms</w:t>
+            </w:r>
+          </w:p>
+        </w:tc>
+        <w:tc>
+          <w:tcPr>
+            <w:tcW w:type="dxa" w:w="2750"/>
+            <w:vAlign w:val="center"/>
+            <w:shd w:fill="FFFFFF"/>
+            <w:tcMar>
+              <w:top w:w="85" w:type="dxa"/>
+              <w:bottom w:w="85" w:type="dxa"/>
+              <w:left w:w="100" w:type="dxa"/>
+              <w:right w:w="100" w:type="dxa"/>
+            </w:tcMar>
+          </w:tcPr>
+          <w:p>
+            <w:pPr>
+              <w:keepNext/>
+              <w:spacing w:after="0" w:before="0" w:line="259" w:lineRule="auto"/>
+              <w:jc w:val="center"/>
+            </w:pPr>
+            <w:r>
+              <w:rPr>
+                <w:rFonts w:ascii="Arial" w:hAnsi="Arial" w:eastAsia="Hiragino Sans GB" w:cs="Arial"/>
+                <w:b w:val="0"/>
+                <w:bCs w:val="0"/>
+                <w:color w:val="000000"/>
+                <w:sz w:val="19"/>
+              </w:rPr>
+              <w:t>10块/s</w:t>
+            </w:r>
+          </w:p>
+        </w:tc>
+        <w:tc>
+          <w:tcPr>
+            <w:tcW w:type="dxa" w:w="2621"/>
+            <w:vAlign w:val="center"/>
+            <w:shd w:fill="FFFFFF"/>
+            <w:tcMar>
+              <w:top w:w="85" w:type="dxa"/>
+              <w:bottom w:w="85" w:type="dxa"/>
+              <w:left w:w="100" w:type="dxa"/>
+              <w:right w:w="100" w:type="dxa"/>
+            </w:tcMar>
+          </w:tcPr>
+          <w:p>
+            <w:pPr>
+              <w:keepNext/>
+              <w:spacing w:after="0" w:before="0" w:line="259" w:lineRule="auto"/>
+              <w:jc w:val="center"/>
+            </w:pPr>
+            <w:r>
+              <w:rPr>
+                <w:rFonts w:ascii="Arial" w:hAnsi="Arial" w:eastAsia="Hiragino Sans GB" w:cs="Arial"/>
+                <w:b w:val="0"/>
+                <w:bCs w:val="0"/>
+                <w:color w:val="000000"/>
+                <w:sz w:val="19"/>
+              </w:rPr>
+              <w:t>−261.047ms</w:t>
+            </w:r>
+          </w:p>
+        </w:tc>
+      </w:tr>
+      <w:tr>
+        <w:trPr>
+          <w:cantSplit/>
+        </w:trPr>
+        <w:tc>
+          <w:tcPr>
+            <w:tcW w:type="dxa" w:w="2016"/>
+            <w:vAlign w:val="center"/>
+            <w:shd w:fill="F3F4F5"/>
+            <w:tcMar>
+              <w:top w:w="85" w:type="dxa"/>
+              <w:bottom w:w="85" w:type="dxa"/>
+              <w:left w:w="100" w:type="dxa"/>
+              <w:right w:w="100" w:type="dxa"/>
+            </w:tcMar>
+          </w:tcPr>
+          <w:p>
+            <w:pPr>
+              <w:keepNext/>
+              <w:spacing w:after="0" w:before="0" w:line="259" w:lineRule="auto"/>
+              <w:jc w:val="left"/>
+            </w:pPr>
+            <w:r>
+              <w:rPr>
+                <w:rFonts w:ascii="Arial" w:hAnsi="Arial" w:eastAsia="Hiragino Sans GB" w:cs="Arial"/>
+                <w:b w:val="0"/>
+                <w:bCs w:val="0"/>
+                <w:color w:val="000000"/>
+                <w:sz w:val="19"/>
+              </w:rPr>
+              <w:t>5</w:t>
+            </w:r>
+          </w:p>
+        </w:tc>
+        <w:tc>
+          <w:tcPr>
+            <w:tcW w:type="dxa" w:w="2750"/>
+            <w:vAlign w:val="center"/>
+            <w:shd w:fill="F3F4F5"/>
+            <w:tcMar>
+              <w:top w:w="85" w:type="dxa"/>
+              <w:bottom w:w="85" w:type="dxa"/>
+              <w:left w:w="100" w:type="dxa"/>
+              <w:right w:w="100" w:type="dxa"/>
+            </w:tcMar>
+          </w:tcPr>
+          <w:p>
+            <w:pPr>
+              <w:keepNext/>
+              <w:spacing w:after="0" w:before="0" w:line="259" w:lineRule="auto"/>
+              <w:jc w:val="center"/>
+            </w:pPr>
+            <w:r>
+              <w:rPr>
+                <w:rFonts w:ascii="Arial" w:hAnsi="Arial" w:eastAsia="Hiragino Sans GB" w:cs="Arial"/>
+                <w:b w:val="0"/>
+                <w:bCs w:val="0"/>
+                <w:color w:val="000000"/>
+                <w:sz w:val="19"/>
+              </w:rPr>
+              <w:t>250ms</w:t>
+            </w:r>
+          </w:p>
+        </w:tc>
+        <w:tc>
+          <w:tcPr>
+            <w:tcW w:type="dxa" w:w="2750"/>
+            <w:vAlign w:val="center"/>
+            <w:shd w:fill="F3F4F5"/>
+            <w:tcMar>
+              <w:top w:w="85" w:type="dxa"/>
+              <w:bottom w:w="85" w:type="dxa"/>
+              <w:left w:w="100" w:type="dxa"/>
+              <w:right w:w="100" w:type="dxa"/>
+            </w:tcMar>
+          </w:tcPr>
+          <w:p>
+            <w:pPr>
+              <w:keepNext/>
+              <w:spacing w:after="0" w:before="0" w:line="259" w:lineRule="auto"/>
+              <w:jc w:val="center"/>
+            </w:pPr>
+            <w:r>
+              <w:rPr>
+                <w:rFonts w:ascii="Arial" w:hAnsi="Arial" w:eastAsia="Hiragino Sans GB" w:cs="Arial"/>
+                <w:b w:val="0"/>
+                <w:bCs w:val="0"/>
+                <w:color w:val="000000"/>
+                <w:sz w:val="19"/>
+              </w:rPr>
+              <w:t>4块/s</w:t>
+            </w:r>
+          </w:p>
+        </w:tc>
+        <w:tc>
+          <w:tcPr>
+            <w:tcW w:type="dxa" w:w="2621"/>
+            <w:vAlign w:val="center"/>
+            <w:shd w:fill="F3F4F5"/>
+            <w:tcMar>
+              <w:top w:w="85" w:type="dxa"/>
+              <w:bottom w:w="85" w:type="dxa"/>
+              <w:left w:w="100" w:type="dxa"/>
+              <w:right w:w="100" w:type="dxa"/>
+            </w:tcMar>
+          </w:tcPr>
+          <w:p>
+            <w:pPr>
+              <w:keepNext/>
+              <w:spacing w:after="0" w:before="0" w:line="259" w:lineRule="auto"/>
+              <w:jc w:val="center"/>
+            </w:pPr>
+            <w:r>
+              <w:rPr>
+                <w:rFonts w:ascii="Arial" w:hAnsi="Arial" w:eastAsia="Hiragino Sans GB" w:cs="Arial"/>
+                <w:b w:val="0"/>
+                <w:bCs w:val="0"/>
+                <w:color w:val="000000"/>
+                <w:sz w:val="19"/>
+              </w:rPr>
+              <w:t>−111.047ms</w:t>
+            </w:r>
+          </w:p>
+        </w:tc>
+      </w:tr>
+      <w:tr>
+        <w:trPr>
+          <w:cantSplit/>
+        </w:trPr>
+        <w:tc>
+          <w:tcPr>
+            <w:tcW w:type="dxa" w:w="2016"/>
+            <w:vAlign w:val="center"/>
+            <w:shd w:fill="FFFFFF"/>
+            <w:tcMar>
+              <w:top w:w="85" w:type="dxa"/>
+              <w:bottom w:w="85" w:type="dxa"/>
+              <w:left w:w="100" w:type="dxa"/>
+              <w:right w:w="100" w:type="dxa"/>
+            </w:tcMar>
+          </w:tcPr>
+          <w:p>
+            <w:pPr>
+              <w:keepNext/>
+              <w:spacing w:after="0" w:before="0" w:line="259" w:lineRule="auto"/>
+              <w:jc w:val="left"/>
+            </w:pPr>
+            <w:r>
+              <w:rPr>
+                <w:rFonts w:ascii="Arial" w:hAnsi="Arial" w:eastAsia="Hiragino Sans GB" w:cs="Arial"/>
+                <w:b w:val="0"/>
+                <w:bCs w:val="0"/>
+                <w:color w:val="000000"/>
+                <w:sz w:val="19"/>
+              </w:rPr>
+              <w:t>8</w:t>
+            </w:r>
+          </w:p>
+        </w:tc>
+        <w:tc>
+          <w:tcPr>
+            <w:tcW w:type="dxa" w:w="2750"/>
+            <w:vAlign w:val="center"/>
+            <w:shd w:fill="FFFFFF"/>
+            <w:tcMar>
+              <w:top w:w="85" w:type="dxa"/>
+              <w:bottom w:w="85" w:type="dxa"/>
+              <w:left w:w="100" w:type="dxa"/>
+              <w:right w:w="100" w:type="dxa"/>
+            </w:tcMar>
+          </w:tcPr>
+          <w:p>
+            <w:pPr>
+              <w:keepNext/>
+              <w:spacing w:after="0" w:before="0" w:line="259" w:lineRule="auto"/>
+              <w:jc w:val="center"/>
+            </w:pPr>
+            <w:r>
+              <w:rPr>
+                <w:rFonts w:ascii="Arial" w:hAnsi="Arial" w:eastAsia="Hiragino Sans GB" w:cs="Arial"/>
+                <w:b w:val="0"/>
+                <w:bCs w:val="0"/>
+                <w:color w:val="000000"/>
+                <w:sz w:val="19"/>
+              </w:rPr>
+              <w:t>400ms</w:t>
+            </w:r>
+          </w:p>
+        </w:tc>
+        <w:tc>
+          <w:tcPr>
+            <w:tcW w:type="dxa" w:w="2750"/>
+            <w:vAlign w:val="center"/>
+            <w:shd w:fill="FFFFFF"/>
+            <w:tcMar>
+              <w:top w:w="85" w:type="dxa"/>
+              <w:bottom w:w="85" w:type="dxa"/>
+              <w:left w:w="100" w:type="dxa"/>
+              <w:right w:w="100" w:type="dxa"/>
+            </w:tcMar>
+          </w:tcPr>
+          <w:p>
+            <w:pPr>
+              <w:keepNext/>
+              <w:spacing w:after="0" w:before="0" w:line="259" w:lineRule="auto"/>
+              <w:jc w:val="center"/>
+            </w:pPr>
+            <w:r>
+              <w:rPr>
+                <w:rFonts w:ascii="Arial" w:hAnsi="Arial" w:eastAsia="Hiragino Sans GB" w:cs="Arial"/>
+                <w:b w:val="0"/>
+                <w:bCs w:val="0"/>
+                <w:color w:val="000000"/>
+                <w:sz w:val="19"/>
+              </w:rPr>
+              <w:t>2.5块/s</w:t>
+            </w:r>
+          </w:p>
+        </w:tc>
+        <w:tc>
+          <w:tcPr>
+            <w:tcW w:type="dxa" w:w="2621"/>
+            <w:vAlign w:val="center"/>
+            <w:shd w:fill="FFFFFF"/>
+            <w:tcMar>
+              <w:top w:w="85" w:type="dxa"/>
+              <w:bottom w:w="85" w:type="dxa"/>
+              <w:left w:w="100" w:type="dxa"/>
+              <w:right w:w="100" w:type="dxa"/>
+            </w:tcMar>
+          </w:tcPr>
+          <w:p>
+            <w:pPr>
+              <w:keepNext/>
+              <w:spacing w:after="0" w:before="0" w:line="259" w:lineRule="auto"/>
+              <w:jc w:val="center"/>
+            </w:pPr>
+            <w:r>
+              <w:rPr>
+                <w:rFonts w:ascii="Arial" w:hAnsi="Arial" w:eastAsia="Hiragino Sans GB" w:cs="Arial"/>
+                <w:b w:val="0"/>
+                <w:bCs w:val="0"/>
+                <w:color w:val="000000"/>
+                <w:sz w:val="19"/>
+              </w:rPr>
+              <w:t>38.953ms</w:t>
+            </w:r>
+          </w:p>
+        </w:tc>
+      </w:tr>
+      <w:tr>
+        <w:trPr>
+          <w:cantSplit/>
+        </w:trPr>
+        <w:tc>
+          <w:tcPr>
+            <w:tcW w:type="dxa" w:w="2016"/>
+            <w:vAlign w:val="center"/>
+            <w:shd w:fill="F3F4F5"/>
+            <w:tcMar>
+              <w:top w:w="85" w:type="dxa"/>
+              <w:bottom w:w="85" w:type="dxa"/>
+              <w:left w:w="100" w:type="dxa"/>
+              <w:right w:w="100" w:type="dxa"/>
+            </w:tcMar>
+          </w:tcPr>
+          <w:p>
+            <w:pPr>
+              <w:keepNext/>
+              <w:spacing w:after="0" w:before="0" w:line="259" w:lineRule="auto"/>
+              <w:jc w:val="left"/>
+            </w:pPr>
+            <w:r>
+              <w:rPr>
+                <w:rFonts w:ascii="Arial" w:hAnsi="Arial" w:eastAsia="Hiragino Sans GB" w:cs="Arial"/>
+                <w:b w:val="0"/>
+                <w:bCs w:val="0"/>
+                <w:color w:val="000000"/>
+                <w:sz w:val="19"/>
+              </w:rPr>
+              <w:t>10</w:t>
+            </w:r>
+          </w:p>
+        </w:tc>
+        <w:tc>
+          <w:tcPr>
+            <w:tcW w:type="dxa" w:w="2750"/>
+            <w:vAlign w:val="center"/>
+            <w:shd w:fill="F3F4F5"/>
+            <w:tcMar>
+              <w:top w:w="85" w:type="dxa"/>
+              <w:bottom w:w="85" w:type="dxa"/>
+              <w:left w:w="100" w:type="dxa"/>
+              <w:right w:w="100" w:type="dxa"/>
+            </w:tcMar>
+          </w:tcPr>
+          <w:p>
+            <w:pPr>
+              <w:keepNext/>
+              <w:spacing w:after="0" w:before="0" w:line="259" w:lineRule="auto"/>
+              <w:jc w:val="center"/>
+            </w:pPr>
+            <w:r>
+              <w:rPr>
+                <w:rFonts w:ascii="Arial" w:hAnsi="Arial" w:eastAsia="Hiragino Sans GB" w:cs="Arial"/>
+                <w:b w:val="0"/>
+                <w:bCs w:val="0"/>
+                <w:color w:val="000000"/>
+                <w:sz w:val="19"/>
+              </w:rPr>
+              <w:t>500ms</w:t>
+            </w:r>
+          </w:p>
+        </w:tc>
+        <w:tc>
+          <w:tcPr>
+            <w:tcW w:type="dxa" w:w="2750"/>
+            <w:vAlign w:val="center"/>
+            <w:shd w:fill="F3F4F5"/>
+            <w:tcMar>
+              <w:top w:w="85" w:type="dxa"/>
+              <w:bottom w:w="85" w:type="dxa"/>
+              <w:left w:w="100" w:type="dxa"/>
+              <w:right w:w="100" w:type="dxa"/>
+            </w:tcMar>
+          </w:tcPr>
+          <w:p>
+            <w:pPr>
+              <w:keepNext/>
+              <w:spacing w:after="0" w:before="0" w:line="259" w:lineRule="auto"/>
+              <w:jc w:val="center"/>
+            </w:pPr>
+            <w:r>
+              <w:rPr>
+                <w:rFonts w:ascii="Arial" w:hAnsi="Arial" w:eastAsia="Hiragino Sans GB" w:cs="Arial"/>
+                <w:b w:val="0"/>
+                <w:bCs w:val="0"/>
+                <w:color w:val="000000"/>
+                <w:sz w:val="19"/>
+              </w:rPr>
+              <w:t>2块/s</w:t>
+            </w:r>
+          </w:p>
+        </w:tc>
+        <w:tc>
+          <w:tcPr>
+            <w:tcW w:type="dxa" w:w="2621"/>
+            <w:vAlign w:val="center"/>
+            <w:shd w:fill="F3F4F5"/>
+            <w:tcMar>
+              <w:top w:w="85" w:type="dxa"/>
+              <w:bottom w:w="85" w:type="dxa"/>
+              <w:left w:w="100" w:type="dxa"/>
+              <w:right w:w="100" w:type="dxa"/>
+            </w:tcMar>
+          </w:tcPr>
+          <w:p>
+            <w:pPr>
+              <w:keepNext/>
+              <w:spacing w:after="0" w:before="0" w:line="259" w:lineRule="auto"/>
+              <w:jc w:val="center"/>
+            </w:pPr>
+            <w:r>
+              <w:rPr>
+                <w:rFonts w:ascii="Arial" w:hAnsi="Arial" w:eastAsia="Hiragino Sans GB" w:cs="Arial"/>
+                <w:b w:val="0"/>
+                <w:bCs w:val="0"/>
+                <w:color w:val="000000"/>
+                <w:sz w:val="19"/>
+              </w:rPr>
+              <w:t>138.953ms</w:t>
+            </w:r>
+          </w:p>
+        </w:tc>
+      </w:tr>
+    </w:tbl>
+    <w:p>
+      <w:pPr>
+        <w:spacing w:after="180" w:line="269" w:lineRule="auto"/>
+      </w:pPr>
+      <w:r>
+        <w:rPr>
+          <w:rFonts w:ascii="Arial" w:hAnsi="Arial" w:eastAsia="Hiragino Sans GB" w:cs="Arial"/>
+          <w:b w:val="0"/>
+          <w:bCs w:val="0"/>
+          <w:color w:val="555555"/>
+          <w:sz w:val="18"/>
+        </w:rPr>
+        <w:t>预算按目标墙钟20Hz计算；已有20Hz是仿真控制协议，实际每墙钟秒推进步数另测。361.047ms为固定观测微测中位数，各配置3次。K取值限模型预测长度。〔E2/E3〕</w:t>
+      </w:r>
+    </w:p>
+    <w:p>
+      <w:pPr>
+        <w:spacing w:after="140"/>
+      </w:pPr>
+      <w:r>
+        <w:rPr>
+          <w:rFonts w:ascii="Arial" w:hAnsi="Arial" w:eastAsia="Hiragino Sans GB" w:cs="Arial"/>
+          <w:b w:val="0"/>
+          <w:bCs w:val="0"/>
+          <w:color w:val="000000"/>
+        </w:rPr>
+        <w:t>上表用于挑选实验范围。正式调度用完整返回的p95延迟，再留出传输与调度余量；剩余动作必须覆盖这段时间。还要记录观测年龄，即动作提交时距离生成该观测过了多久。同样400ms，在平稳搬运和接触对齐阶段可能带来不同结果，所以动作块长度需要分阶段测试。〔E3，实验设计〕</w:t>
+      </w:r>
+    </w:p>
+    <w:p>
+      <w:pPr>
+        <w:spacing w:after="140"/>
+      </w:pPr>
+      <w:r>
+        <w:rPr>
+          <w:rFonts w:ascii="Arial" w:hAnsi="Arial" w:eastAsia="Hiragino Sans GB" w:cs="Arial"/>
+          <w:b w:val="0"/>
+          <w:bCs w:val="0"/>
+          <w:color w:val="000000"/>
+        </w:rPr>
+        <w:t>第一轮固定VLA权重，扫描K=2、5、8、10，并比较同步与提前推理两种执行方式。每种配置记录成功、停顿、动作衔接、p95/p99完整返回延迟和观测年龄。在相同调用预算下，再比较高层固定降频与事件触发。0.2、0.5、1Hz可用于本地或延迟注入对照，云端候选频率先按实际完整决策延迟筛选。最终采用能维持任务质量且停顿较少的组合。〔L13、W13–W15，E3〕</w:t>
+      </w:r>
+    </w:p>
+    <w:p>
+      <w:pPr>
+        <w:spacing w:after="140"/>
+      </w:pPr>
+      <w:r>
+        <w:rPr>
+          <w:rFonts w:ascii="Arial" w:hAnsi="Arial" w:eastAsia="Hiragino Sans GB" w:cs="Arial"/>
+          <w:b w:val="0"/>
+          <w:bCs w:val="0"/>
+          <w:color w:val="000000"/>
+        </w:rPr>
+        <w:t>异步执行能覆盖的等待，取决于当前技能有多长一段可以独立完成。服务端尚未返回时，机器人执行已确认的动作；回复到达后先检查任务阶段和对象状态，过期结果退出队列。RTC的动作前缀约束可用于衔接低层动作块，高层则需要保留阶段版本。这样测到的收益才对应少了多少实际停顿。〔W13、L13，E3〕</w:t>
+      </w:r>
+    </w:p>
+    <w:p>
+      <w:pPr>
+        <w:pStyle w:val="Heading2"/>
+        <w:pageBreakBefore w:val="0"/>
+      </w:pPr>
+      <w:r>
+        <w:t>6.4  分别优化思考预算和请求链路</w:t>
+      </w:r>
+    </w:p>
+    <w:p>
+      <w:pPr>
+        <w:spacing w:after="140"/>
+      </w:pPr>
+      <w:r>
+        <w:rPr>
+          <w:rFonts w:ascii="Arial" w:hAnsi="Arial" w:eastAsia="Hiragino Sans GB" w:cs="Arial"/>
+          <w:b w:val="0"/>
+          <w:bCs w:val="0"/>
+          <w:color w:val="000000"/>
+        </w:rPr>
+        <w:t>导师最新实验报告thinking由4.6秒降到1.4秒，阶段减少3.2秒，降幅69.6%。这条结果提供了值得复测的配置。结合我们已有DeepSeek实验，下一轮需要同时记录思考窗口、完整决策时间和动作结果；当请求数上升时，节省的单次时间可能被新的调用抵消。〔导师反馈E4；L07对照分析E3〕</w:t>
+      </w:r>
+    </w:p>
+    <w:p>
+      <w:pPr>
+        <w:spacing w:after="140"/>
+      </w:pPr>
+      <w:r>
+        <w:rPr>
+          <w:rFonts w:ascii="Arial" w:hAnsi="Arial" w:eastAsia="Hiragino Sans GB" w:cs="Arial"/>
+          <w:b w:val="0"/>
+          <w:bCs w:val="0"/>
+          <w:color w:val="000000"/>
+        </w:rPr>
+        <w:t>复测分两步。先冻结输入图像、system、tools、输出Schema及缓存条件，用交错时间顺序运行low和medium，比较完整返回、TTFT、可见thinking、输出长度和正确工具调用。再将相同配置放回固定初态，记录请求数、重复动作和终局成功。单次与整集结果各有一张表，就能判断收益来自计算预算，还是同时改变了执行路线。〔E3，实验设计〕</w:t>
+      </w:r>
+    </w:p>
+    <w:p>
+      <w:pPr>
+        <w:spacing w:after="140"/>
+      </w:pPr>
+      <w:r>
+        <w:rPr>
+          <w:rFonts w:ascii="Arial" w:hAnsi="Arial" w:eastAsia="Hiragino Sans GB" w:cs="Arial"/>
+          <w:b w:val="0"/>
+          <w:bCs w:val="0"/>
+          <w:color w:val="000000"/>
+        </w:rPr>
+        <w:t>导师反馈的 4.6→1.4 秒描述思考阶段；已有独立校准中，medium/low 完整请求中位数为 8.949/7.463 秒，属于另一组请求。若思考原占完整请求比例 f，其他阶段与调用数保持不变，69.6% 的思考降幅对应完整请求约 69.6%×f 的降幅；例如 f=30% 时为 20.9%。实际验收仍以配对请求和闭环回合为准。〔S7，E3；条件计算 E3〕</w:t>
+      </w:r>
+    </w:p>
+    <w:p>
+      <w:pPr>
+        <w:keepNext/>
+        <w:spacing w:after="80"/>
+      </w:pPr>
+      <w:r>
+        <w:rPr>
+          <w:rFonts w:ascii="Arial" w:hAnsi="Arial" w:eastAsia="Hiragino Sans GB" w:cs="Arial"/>
+          <w:b/>
+          <w:bCs/>
+          <w:color w:val="000000"/>
+          <w:sz w:val="19"/>
+        </w:rPr>
+        <w:t>表 24</w:t>
+      </w:r>
+    </w:p>
+    <w:tbl>
+      <w:tblPr>
+        <w:tblW w:type="auto" w:w="0"/>
+        <w:jc w:val="center"/>
+        <w:tblLayout w:type="fixed"/>
+        <w:tblLook w:firstColumn="1" w:firstRow="1" w:lastColumn="0" w:lastRow="0" w:noHBand="0" w:noVBand="1" w:val="04A0"/>
+        <w:tblBorders>
+          <w:top w:val="single" w:sz="4" w:color="D9D9D9"/>
+          <w:bottom w:val="single" w:sz="4" w:color="D9D9D9"/>
+          <w:left w:val="single" w:sz="4" w:color="D9D9D9"/>
+          <w:right w:val="single" w:sz="4" w:color="D9D9D9"/>
+          <w:insideH w:val="single" w:sz="4" w:color="D9D9D9"/>
+          <w:insideV w:val="single" w:sz="4" w:color="D9D9D9"/>
+        </w:tblBorders>
+      </w:tblPr>
+      <w:tblGrid>
+        <w:gridCol w:w="2016"/>
+        <w:gridCol w:w="2750"/>
+        <w:gridCol w:w="2750"/>
+        <w:gridCol w:w="2621"/>
+      </w:tblGrid>
+      <w:tr>
+        <w:trPr>
+          <w:cantSplit/>
+          <w:tblHeader/>
+        </w:trPr>
+        <w:tc>
+          <w:tcPr>
+            <w:tcW w:type="dxa" w:w="2016"/>
+            <w:vAlign w:val="center"/>
+            <w:shd w:fill="343A40"/>
+            <w:tcMar>
+              <w:top w:w="85" w:type="dxa"/>
+              <w:bottom w:w="85" w:type="dxa"/>
+              <w:left w:w="100" w:type="dxa"/>
+              <w:right w:w="100" w:type="dxa"/>
+            </w:tcMar>
+          </w:tcPr>
+          <w:p>
+            <w:pPr>
+              <w:keepNext/>
+              <w:spacing w:after="0" w:before="0" w:line="259" w:lineRule="auto"/>
+              <w:jc w:val="left"/>
+            </w:pPr>
+            <w:r>
+              <w:rPr>
+                <w:rFonts w:ascii="Arial" w:hAnsi="Arial" w:eastAsia="Hiragino Sans GB" w:cs="Arial"/>
+                <w:b/>
+                <w:bCs/>
+                <w:color w:val="FFFFFF"/>
+                <w:sz w:val="19"/>
+              </w:rPr>
+              <w:t>已有数据指出的耗时位置</w:t>
+            </w:r>
+          </w:p>
+        </w:tc>
+        <w:tc>
+          <w:tcPr>
+            <w:tcW w:type="dxa" w:w="2750"/>
+            <w:vAlign w:val="center"/>
+            <w:shd w:fill="343A40"/>
+            <w:tcMar>
+              <w:top w:w="85" w:type="dxa"/>
+              <w:bottom w:w="85" w:type="dxa"/>
+              <w:left w:w="100" w:type="dxa"/>
+              <w:right w:w="100" w:type="dxa"/>
+            </w:tcMar>
+          </w:tcPr>
+          <w:p>
+            <w:pPr>
+              <w:keepNext/>
+              <w:spacing w:after="0" w:before="0" w:line="259" w:lineRule="auto"/>
+              <w:jc w:val="left"/>
+            </w:pPr>
+            <w:r>
+              <w:rPr>
+                <w:rFonts w:ascii="Arial" w:hAnsi="Arial" w:eastAsia="Hiragino Sans GB" w:cs="Arial"/>
+                <w:b/>
+                <w:bCs/>
+                <w:color w:val="FFFFFF"/>
+                <w:sz w:val="19"/>
+              </w:rPr>
+              <w:t>首个改动</w:t>
+            </w:r>
+          </w:p>
+        </w:tc>
+        <w:tc>
+          <w:tcPr>
+            <w:tcW w:type="dxa" w:w="2750"/>
+            <w:vAlign w:val="center"/>
+            <w:shd w:fill="343A40"/>
+            <w:tcMar>
+              <w:top w:w="85" w:type="dxa"/>
+              <w:bottom w:w="85" w:type="dxa"/>
+              <w:left w:w="100" w:type="dxa"/>
+              <w:right w:w="100" w:type="dxa"/>
+            </w:tcMar>
+          </w:tcPr>
+          <w:p>
+            <w:pPr>
+              <w:keepNext/>
+              <w:spacing w:after="0" w:before="0" w:line="259" w:lineRule="auto"/>
+              <w:jc w:val="left"/>
+            </w:pPr>
+            <w:r>
+              <w:rPr>
+                <w:rFonts w:ascii="Arial" w:hAnsi="Arial" w:eastAsia="Hiragino Sans GB" w:cs="Arial"/>
+                <w:b/>
+                <w:bCs/>
+                <w:color w:val="FFFFFF"/>
+                <w:sz w:val="19"/>
+              </w:rPr>
+              <w:t>保持固定的条件</w:t>
+            </w:r>
+          </w:p>
+        </w:tc>
+        <w:tc>
+          <w:tcPr>
+            <w:tcW w:type="dxa" w:w="2621"/>
+            <w:vAlign w:val="center"/>
+            <w:shd w:fill="343A40"/>
+            <w:tcMar>
+              <w:top w:w="85" w:type="dxa"/>
+              <w:bottom w:w="85" w:type="dxa"/>
+              <w:left w:w="100" w:type="dxa"/>
+              <w:right w:w="100" w:type="dxa"/>
+            </w:tcMar>
+          </w:tcPr>
+          <w:p>
+            <w:pPr>
+              <w:keepNext/>
+              <w:spacing w:after="0" w:before="0" w:line="259" w:lineRule="auto"/>
+              <w:jc w:val="left"/>
+            </w:pPr>
+            <w:r>
+              <w:rPr>
+                <w:rFonts w:ascii="Arial" w:hAnsi="Arial" w:eastAsia="Hiragino Sans GB" w:cs="Arial"/>
+                <w:b/>
+                <w:bCs/>
+                <w:color w:val="FFFFFF"/>
+                <w:sz w:val="19"/>
+              </w:rPr>
+              <w:t>验证的数据</w:t>
+            </w:r>
+          </w:p>
+        </w:tc>
+      </w:tr>
+      <w:tr>
+        <w:trPr>
+          <w:cantSplit/>
+        </w:trPr>
+        <w:tc>
+          <w:tcPr>
+            <w:tcW w:type="dxa" w:w="2016"/>
+            <w:vAlign w:val="center"/>
+            <w:shd w:fill="FFFFFF"/>
+            <w:tcMar>
+              <w:top w:w="85" w:type="dxa"/>
+              <w:bottom w:w="85" w:type="dxa"/>
+              <w:left w:w="100" w:type="dxa"/>
+              <w:right w:w="100" w:type="dxa"/>
+            </w:tcMar>
+          </w:tcPr>
+          <w:p>
+            <w:pPr>
+              <w:keepNext/>
+              <w:spacing w:after="0" w:before="0" w:line="259" w:lineRule="auto"/>
+              <w:jc w:val="left"/>
+            </w:pPr>
+            <w:r>
+              <w:rPr>
+                <w:rFonts w:ascii="Arial" w:hAnsi="Arial" w:eastAsia="Hiragino Sans GB" w:cs="Arial"/>
+                <w:b w:val="0"/>
+                <w:bCs w:val="0"/>
+                <w:color w:val="000000"/>
+                <w:sz w:val="19"/>
+              </w:rPr>
+              <w:t>共同成功四集TTFT占请求时间70.82%</w:t>
+            </w:r>
+          </w:p>
+        </w:tc>
+        <w:tc>
+          <w:tcPr>
+            <w:tcW w:type="dxa" w:w="2750"/>
+            <w:vAlign w:val="center"/>
+            <w:shd w:fill="FFFFFF"/>
+            <w:tcMar>
+              <w:top w:w="85" w:type="dxa"/>
+              <w:bottom w:w="85" w:type="dxa"/>
+              <w:left w:w="100" w:type="dxa"/>
+              <w:right w:w="100" w:type="dxa"/>
+            </w:tcMar>
+          </w:tcPr>
+          <w:p>
+            <w:pPr>
+              <w:keepNext/>
+              <w:spacing w:after="0" w:before="0" w:line="259" w:lineRule="auto"/>
+              <w:jc w:val="left"/>
+            </w:pPr>
+            <w:r>
+              <w:rPr>
+                <w:rFonts w:ascii="Arial" w:hAnsi="Arial" w:eastAsia="Hiragino Sans GB" w:cs="Arial"/>
+                <w:b w:val="0"/>
+                <w:bCs w:val="0"/>
+                <w:color w:val="000000"/>
+                <w:sz w:val="19"/>
+              </w:rPr>
+              <w:t>前处理、载荷、缓存或服务排队逐项测试</w:t>
+            </w:r>
+          </w:p>
+        </w:tc>
+        <w:tc>
+          <w:tcPr>
+            <w:tcW w:type="dxa" w:w="2750"/>
+            <w:vAlign w:val="center"/>
+            <w:shd w:fill="FFFFFF"/>
+            <w:tcMar>
+              <w:top w:w="85" w:type="dxa"/>
+              <w:bottom w:w="85" w:type="dxa"/>
+              <w:left w:w="100" w:type="dxa"/>
+              <w:right w:w="100" w:type="dxa"/>
+            </w:tcMar>
+          </w:tcPr>
+          <w:p>
+            <w:pPr>
+              <w:keepNext/>
+              <w:spacing w:after="0" w:before="0" w:line="259" w:lineRule="auto"/>
+              <w:jc w:val="left"/>
+            </w:pPr>
+            <w:r>
+              <w:rPr>
+                <w:rFonts w:ascii="Arial" w:hAnsi="Arial" w:eastAsia="Hiragino Sans GB" w:cs="Arial"/>
+                <w:b w:val="0"/>
+                <w:bCs w:val="0"/>
+                <w:color w:val="000000"/>
+                <w:sz w:val="19"/>
+              </w:rPr>
+              <w:t>同请求内容、同输出方式与缓存分组</w:t>
+            </w:r>
+          </w:p>
+        </w:tc>
+        <w:tc>
+          <w:tcPr>
+            <w:tcW w:type="dxa" w:w="2621"/>
+            <w:vAlign w:val="center"/>
+            <w:shd w:fill="FFFFFF"/>
+            <w:tcMar>
+              <w:top w:w="85" w:type="dxa"/>
+              <w:bottom w:w="85" w:type="dxa"/>
+              <w:left w:w="100" w:type="dxa"/>
+              <w:right w:w="100" w:type="dxa"/>
+            </w:tcMar>
+          </w:tcPr>
+          <w:p>
+            <w:pPr>
+              <w:keepNext/>
+              <w:spacing w:after="0" w:before="0" w:line="259" w:lineRule="auto"/>
+              <w:jc w:val="left"/>
+            </w:pPr>
+            <w:r>
+              <w:rPr>
+                <w:rFonts w:ascii="Arial" w:hAnsi="Arial" w:eastAsia="Hiragino Sans GB" w:cs="Arial"/>
+                <w:b w:val="0"/>
+                <w:bCs w:val="0"/>
+                <w:color w:val="000000"/>
+                <w:sz w:val="19"/>
+              </w:rPr>
+              <w:t>准备、上传、排队、服务端输入计算、完整返回</w:t>
+            </w:r>
+          </w:p>
+        </w:tc>
+      </w:tr>
+      <w:tr>
+        <w:trPr>
+          <w:cantSplit/>
+        </w:trPr>
+        <w:tc>
+          <w:tcPr>
+            <w:tcW w:type="dxa" w:w="2016"/>
+            <w:vAlign w:val="center"/>
+            <w:shd w:fill="F3F4F5"/>
+            <w:tcMar>
+              <w:top w:w="85" w:type="dxa"/>
+              <w:bottom w:w="85" w:type="dxa"/>
+              <w:left w:w="100" w:type="dxa"/>
+              <w:right w:w="100" w:type="dxa"/>
+            </w:tcMar>
+          </w:tcPr>
+          <w:p>
+            <w:pPr>
+              <w:keepNext/>
+              <w:spacing w:after="0" w:before="0" w:line="259" w:lineRule="auto"/>
+              <w:jc w:val="left"/>
+            </w:pPr>
+            <w:r>
+              <w:rPr>
+                <w:rFonts w:ascii="Arial" w:hAnsi="Arial" w:eastAsia="Hiragino Sans GB" w:cs="Arial"/>
+                <w:b w:val="0"/>
+                <w:bCs w:val="0"/>
+                <w:color w:val="000000"/>
+                <w:sz w:val="19"/>
+              </w:rPr>
+              <w:t>v5思考47.144秒及第11次思考长尾</w:t>
+            </w:r>
+          </w:p>
+        </w:tc>
+        <w:tc>
+          <w:tcPr>
+            <w:tcW w:type="dxa" w:w="2750"/>
+            <w:vAlign w:val="center"/>
+            <w:shd w:fill="F3F4F5"/>
+            <w:tcMar>
+              <w:top w:w="85" w:type="dxa"/>
+              <w:bottom w:w="85" w:type="dxa"/>
+              <w:left w:w="100" w:type="dxa"/>
+              <w:right w:w="100" w:type="dxa"/>
+            </w:tcMar>
+          </w:tcPr>
+          <w:p>
+            <w:pPr>
+              <w:keepNext/>
+              <w:spacing w:after="0" w:before="0" w:line="259" w:lineRule="auto"/>
+              <w:jc w:val="left"/>
+            </w:pPr>
+            <w:r>
+              <w:rPr>
+                <w:rFonts w:ascii="Arial" w:hAnsi="Arial" w:eastAsia="Hiragino Sans GB" w:cs="Arial"/>
+                <w:b w:val="0"/>
+                <w:bCs w:val="0"/>
+                <w:color w:val="000000"/>
+                <w:sz w:val="19"/>
+              </w:rPr>
+              <w:t>调整思考档位和输出要求</w:t>
+            </w:r>
+          </w:p>
+        </w:tc>
+        <w:tc>
+          <w:tcPr>
+            <w:tcW w:type="dxa" w:w="2750"/>
+            <w:vAlign w:val="center"/>
+            <w:shd w:fill="F3F4F5"/>
+            <w:tcMar>
+              <w:top w:w="85" w:type="dxa"/>
+              <w:bottom w:w="85" w:type="dxa"/>
+              <w:left w:w="100" w:type="dxa"/>
+              <w:right w:w="100" w:type="dxa"/>
+            </w:tcMar>
+          </w:tcPr>
+          <w:p>
+            <w:pPr>
+              <w:keepNext/>
+              <w:spacing w:after="0" w:before="0" w:line="259" w:lineRule="auto"/>
+              <w:jc w:val="left"/>
+            </w:pPr>
+            <w:r>
+              <w:rPr>
+                <w:rFonts w:ascii="Arial" w:hAnsi="Arial" w:eastAsia="Hiragino Sans GB" w:cs="Arial"/>
+                <w:b w:val="0"/>
+                <w:bCs w:val="0"/>
+                <w:color w:val="000000"/>
+                <w:sz w:val="19"/>
+              </w:rPr>
+              <w:t>同一请求内容、交错运行顺序与固定工具 Schema</w:t>
+            </w:r>
+          </w:p>
+        </w:tc>
+        <w:tc>
+          <w:tcPr>
+            <w:tcW w:type="dxa" w:w="2621"/>
+            <w:vAlign w:val="center"/>
+            <w:shd w:fill="F3F4F5"/>
+            <w:tcMar>
+              <w:top w:w="85" w:type="dxa"/>
+              <w:bottom w:w="85" w:type="dxa"/>
+              <w:left w:w="100" w:type="dxa"/>
+              <w:right w:w="100" w:type="dxa"/>
+            </w:tcMar>
+          </w:tcPr>
+          <w:p>
+            <w:pPr>
+              <w:keepNext/>
+              <w:spacing w:after="0" w:before="0" w:line="259" w:lineRule="auto"/>
+              <w:jc w:val="left"/>
+            </w:pPr>
+            <w:r>
+              <w:rPr>
+                <w:rFonts w:ascii="Arial" w:hAnsi="Arial" w:eastAsia="Hiragino Sans GB" w:cs="Arial"/>
+                <w:b w:val="0"/>
+                <w:bCs w:val="0"/>
+                <w:color w:val="000000"/>
+                <w:sz w:val="19"/>
+              </w:rPr>
+              <w:t>思考窗口、Token、选择正确率</w:t>
+            </w:r>
+          </w:p>
+        </w:tc>
+      </w:tr>
+      <w:tr>
+        <w:trPr>
+          <w:cantSplit/>
+        </w:trPr>
+        <w:tc>
+          <w:tcPr>
+            <w:tcW w:type="dxa" w:w="2016"/>
+            <w:vAlign w:val="center"/>
+            <w:shd w:fill="FFFFFF"/>
+            <w:tcMar>
+              <w:top w:w="85" w:type="dxa"/>
+              <w:bottom w:w="85" w:type="dxa"/>
+              <w:left w:w="100" w:type="dxa"/>
+              <w:right w:w="100" w:type="dxa"/>
+            </w:tcMar>
+          </w:tcPr>
+          <w:p>
+            <w:pPr>
+              <w:keepNext/>
+              <w:spacing w:after="0" w:before="0" w:line="259" w:lineRule="auto"/>
+              <w:jc w:val="left"/>
+            </w:pPr>
+            <w:r>
+              <w:rPr>
+                <w:rFonts w:ascii="Arial" w:hAnsi="Arial" w:eastAsia="Hiragino Sans GB" w:cs="Arial"/>
+                <w:b w:val="0"/>
+                <w:bCs w:val="0"/>
+                <w:color w:val="000000"/>
+                <w:sz w:val="19"/>
+              </w:rPr>
+              <w:t>v5第14次正文工具输出8.939秒</w:t>
+            </w:r>
+          </w:p>
+        </w:tc>
+        <w:tc>
+          <w:tcPr>
+            <w:tcW w:type="dxa" w:w="2750"/>
+            <w:vAlign w:val="center"/>
+            <w:shd w:fill="FFFFFF"/>
+            <w:tcMar>
+              <w:top w:w="85" w:type="dxa"/>
+              <w:bottom w:w="85" w:type="dxa"/>
+              <w:left w:w="100" w:type="dxa"/>
+              <w:right w:w="100" w:type="dxa"/>
+            </w:tcMar>
+          </w:tcPr>
+          <w:p>
+            <w:pPr>
+              <w:keepNext/>
+              <w:spacing w:after="0" w:before="0" w:line="259" w:lineRule="auto"/>
+              <w:jc w:val="left"/>
+            </w:pPr>
+            <w:r>
+              <w:rPr>
+                <w:rFonts w:ascii="Arial" w:hAnsi="Arial" w:eastAsia="Hiragino Sans GB" w:cs="Arial"/>
+                <w:b w:val="0"/>
+                <w:bCs w:val="0"/>
+                <w:color w:val="000000"/>
+                <w:sz w:val="19"/>
+              </w:rPr>
+              <w:t>精简记录和结构化输出</w:t>
+            </w:r>
+          </w:p>
+        </w:tc>
+        <w:tc>
+          <w:tcPr>
+            <w:tcW w:type="dxa" w:w="2750"/>
+            <w:vAlign w:val="center"/>
+            <w:shd w:fill="FFFFFF"/>
+            <w:tcMar>
+              <w:top w:w="85" w:type="dxa"/>
+              <w:bottom w:w="85" w:type="dxa"/>
+              <w:left w:w="100" w:type="dxa"/>
+              <w:right w:w="100" w:type="dxa"/>
+            </w:tcMar>
+          </w:tcPr>
+          <w:p>
+            <w:pPr>
+              <w:keepNext/>
+              <w:spacing w:after="0" w:before="0" w:line="259" w:lineRule="auto"/>
+              <w:jc w:val="left"/>
+            </w:pPr>
+            <w:r>
+              <w:rPr>
+                <w:rFonts w:ascii="Arial" w:hAnsi="Arial" w:eastAsia="Hiragino Sans GB" w:cs="Arial"/>
+                <w:b w:val="0"/>
+                <w:bCs w:val="0"/>
+                <w:color w:val="000000"/>
+                <w:sz w:val="19"/>
+              </w:rPr>
+              <w:t>同一工具语义与字段</w:t>
+            </w:r>
+          </w:p>
+        </w:tc>
+        <w:tc>
+          <w:tcPr>
+            <w:tcW w:type="dxa" w:w="2621"/>
+            <w:vAlign w:val="center"/>
+            <w:shd w:fill="FFFFFF"/>
+            <w:tcMar>
+              <w:top w:w="85" w:type="dxa"/>
+              <w:bottom w:w="85" w:type="dxa"/>
+              <w:left w:w="100" w:type="dxa"/>
+              <w:right w:w="100" w:type="dxa"/>
+            </w:tcMar>
+          </w:tcPr>
+          <w:p>
+            <w:pPr>
+              <w:keepNext/>
+              <w:spacing w:after="0" w:before="0" w:line="259" w:lineRule="auto"/>
+              <w:jc w:val="left"/>
+            </w:pPr>
+            <w:r>
+              <w:rPr>
+                <w:rFonts w:ascii="Arial" w:hAnsi="Arial" w:eastAsia="Hiragino Sans GB" w:cs="Arial"/>
+                <w:b w:val="0"/>
+                <w:bCs w:val="0"/>
+                <w:color w:val="000000"/>
+                <w:sz w:val="19"/>
+              </w:rPr>
+              <w:t>输出Token、TPOT、完整结果可用时刻</w:t>
+            </w:r>
+          </w:p>
+        </w:tc>
+      </w:tr>
+      <w:tr>
+        <w:trPr>
+          <w:cantSplit/>
+        </w:trPr>
+        <w:tc>
+          <w:tcPr>
+            <w:tcW w:type="dxa" w:w="2016"/>
+            <w:vAlign w:val="center"/>
+            <w:shd w:fill="F3F4F5"/>
+            <w:tcMar>
+              <w:top w:w="85" w:type="dxa"/>
+              <w:bottom w:w="85" w:type="dxa"/>
+              <w:left w:w="100" w:type="dxa"/>
+              <w:right w:w="100" w:type="dxa"/>
+            </w:tcMar>
+          </w:tcPr>
+          <w:p>
+            <w:pPr>
+              <w:keepNext/>
+              <w:spacing w:after="0" w:before="0" w:line="259" w:lineRule="auto"/>
+              <w:jc w:val="left"/>
+            </w:pPr>
+            <w:r>
+              <w:rPr>
+                <w:rFonts w:ascii="Arial" w:hAnsi="Arial" w:eastAsia="Hiragino Sans GB" w:cs="Arial"/>
+                <w:b w:val="0"/>
+                <w:bCs w:val="0"/>
+                <w:color w:val="000000"/>
+                <w:sz w:val="19"/>
+              </w:rPr>
+              <w:t>π单块中位361.047ms</w:t>
+            </w:r>
+          </w:p>
+        </w:tc>
+        <w:tc>
+          <w:tcPr>
+            <w:tcW w:type="dxa" w:w="2750"/>
+            <w:vAlign w:val="center"/>
+            <w:shd w:fill="F3F4F5"/>
+            <w:tcMar>
+              <w:top w:w="85" w:type="dxa"/>
+              <w:bottom w:w="85" w:type="dxa"/>
+              <w:left w:w="100" w:type="dxa"/>
+              <w:right w:w="100" w:type="dxa"/>
+            </w:tcMar>
+          </w:tcPr>
+          <w:p>
+            <w:pPr>
+              <w:keepNext/>
+              <w:spacing w:after="0" w:before="0" w:line="259" w:lineRule="auto"/>
+              <w:jc w:val="left"/>
+            </w:pPr>
+            <w:r>
+              <w:rPr>
+                <w:rFonts w:ascii="Arial" w:hAnsi="Arial" w:eastAsia="Hiragino Sans GB" w:cs="Arial"/>
+                <w:b w:val="0"/>
+                <w:bCs w:val="0"/>
+                <w:color w:val="000000"/>
+                <w:sz w:val="19"/>
+              </w:rPr>
+              <w:t>分prefix与denoise定位本地热点</w:t>
+            </w:r>
+          </w:p>
+        </w:tc>
+        <w:tc>
+          <w:tcPr>
+            <w:tcW w:type="dxa" w:w="2750"/>
+            <w:vAlign w:val="center"/>
+            <w:shd w:fill="F3F4F5"/>
+            <w:tcMar>
+              <w:top w:w="85" w:type="dxa"/>
+              <w:bottom w:w="85" w:type="dxa"/>
+              <w:left w:w="100" w:type="dxa"/>
+              <w:right w:w="100" w:type="dxa"/>
+            </w:tcMar>
+          </w:tcPr>
+          <w:p>
+            <w:pPr>
+              <w:keepNext/>
+              <w:spacing w:after="0" w:before="0" w:line="259" w:lineRule="auto"/>
+              <w:jc w:val="left"/>
+            </w:pPr>
+            <w:r>
+              <w:rPr>
+                <w:rFonts w:ascii="Arial" w:hAnsi="Arial" w:eastAsia="Hiragino Sans GB" w:cs="Arial"/>
+                <w:b w:val="0"/>
+                <w:bCs w:val="0"/>
+                <w:color w:val="000000"/>
+                <w:sz w:val="19"/>
+              </w:rPr>
+              <w:t>固定图像、状态、动作长度和精度</w:t>
+            </w:r>
+          </w:p>
+        </w:tc>
+        <w:tc>
+          <w:tcPr>
+            <w:tcW w:type="dxa" w:w="2621"/>
+            <w:vAlign w:val="center"/>
+            <w:shd w:fill="F3F4F5"/>
+            <w:tcMar>
+              <w:top w:w="85" w:type="dxa"/>
+              <w:bottom w:w="85" w:type="dxa"/>
+              <w:left w:w="100" w:type="dxa"/>
+              <w:right w:w="100" w:type="dxa"/>
+            </w:tcMar>
+          </w:tcPr>
+          <w:p>
+            <w:pPr>
+              <w:keepNext/>
+              <w:spacing w:after="0" w:before="0" w:line="259" w:lineRule="auto"/>
+              <w:jc w:val="left"/>
+            </w:pPr>
+            <w:r>
+              <w:rPr>
+                <w:rFonts w:ascii="Arial" w:hAnsi="Arial" w:eastAsia="Hiragino Sans GB" w:cs="Arial"/>
+                <w:b w:val="0"/>
+                <w:bCs w:val="0"/>
+                <w:color w:val="000000"/>
+                <w:sz w:val="19"/>
+              </w:rPr>
+              <w:t>设备trace、完整块延迟、动作一致性</w:t>
+            </w:r>
+          </w:p>
+        </w:tc>
+      </w:tr>
+    </w:tbl>
+    <w:p>
+      <w:pPr>
+        <w:spacing w:after="180" w:line="269" w:lineRule="auto"/>
+      </w:pPr>
+      <w:r>
+        <w:rPr>
+          <w:rFonts w:ascii="Arial" w:hAnsi="Arial" w:eastAsia="Hiragino Sans GB" w:cs="Arial"/>
+          <w:b w:val="0"/>
+          <w:bCs w:val="0"/>
+          <w:color w:val="555555"/>
+          <w:sz w:val="18"/>
+        </w:rPr>
+        <w:t>历史数据为E3复算，改动与固定条件为E3设计。各行分别立项比较，再把有效改动放回机器人任务。</w:t>
+      </w:r>
+    </w:p>
+    <w:p>
+      <w:pPr>
+        <w:spacing w:after="140"/>
+      </w:pPr>
+      <w:r>
+        <w:rPr>
+          <w:rFonts w:ascii="Arial" w:hAnsi="Arial" w:eastAsia="Hiragino Sans GB" w:cs="Arial"/>
+          <w:b w:val="0"/>
+          <w:bCs w:val="0"/>
+          <w:color w:val="000000"/>
+        </w:rPr>
+        <w:t>对可本地部署的 VLM，使用固定请求和设备 trace 拆分视觉编码、prefill、decode、KV 读写及同步等待；π 则继续拆分 prefix 与 denoise。云端 API 按客户端已采到的阶段继续分析，服务端排队与输入计算在获得相应遥测后单列。每次优化处理一个已确认的热点，同时检查输出质量和完整返回时间。〔L06、L13，E3〕</w:t>
+      </w:r>
+    </w:p>
+    <w:p>
+      <w:pPr>
+        <w:spacing w:after="140"/>
+      </w:pPr>
+      <w:r>
+        <w:rPr>
+          <w:rFonts w:ascii="Arial" w:hAnsi="Arial" w:eastAsia="Hiragino Sans GB" w:cs="Arial"/>
+          <w:b w:val="0"/>
+          <w:bCs w:val="0"/>
+          <w:color w:val="000000"/>
+        </w:rPr>
+        <w:t>优先级也随目标变化。批量仿真先处理40.05%的渲染工作量和重复恢复；低延迟控制先满足动作块截止时间；云端VLM请求再按首输出前等待与输出阶段分组优化。这三组工作共享数据记录，但各自有清楚的主指标。〔L05–L07，E3〕</w:t>
+      </w:r>
+    </w:p>
+    <w:p>
+      <w:pPr>
+        <w:pStyle w:val="Heading2"/>
+        <w:pageBreakBefore w:val="0"/>
+      </w:pPr>
+      <w:r>
+        <w:t>6.5  按失败类型组合 VLM JEV VLA 和 WAM</w:t>
+      </w:r>
+    </w:p>
+    <w:p>
+      <w:pPr>
+        <w:spacing w:after="140"/>
+      </w:pPr>
+      <w:r>
+        <w:rPr>
+          <w:rFonts w:ascii="Arial" w:hAnsi="Arial" w:eastAsia="Hiragino Sans GB" w:cs="Arial"/>
+          <w:b w:val="0"/>
+          <w:bCs w:val="0"/>
+          <w:color w:val="000000"/>
+        </w:rPr>
+        <w:t>现有实验记录了目标混淆、抓持误判、重复选择无进展技能，以及接触和放置失败。前三类问题分别对应状态判断、技能选择与执行检查；抓空和放置偏差还提供了一组可用于检验预测模块的难例。融合架构先围绕这些已记录的问题分工，再逐项测量新增模块的收益与成本。〔L02–L09，E3〕</w:t>
       </w:r>
     </w:p>
     <w:p>
@@ -19144,7 +20925,7 @@
                 <w:color w:val="FFFFFF"/>
                 <w:sz w:val="19"/>
               </w:rPr>
-              <w:t>每次执行步数K</w:t>
+              <w:t>模块</w:t>
             </w:r>
           </w:p>
         </w:tc>
@@ -19164,7 +20945,7 @@
             <w:pPr>
               <w:keepNext/>
               <w:spacing w:after="0" w:before="0" w:line="259" w:lineRule="auto"/>
-              <w:jc w:val="center"/>
+              <w:jc w:val="left"/>
             </w:pPr>
             <w:r>
               <w:rPr>
@@ -19174,7 +20955,7 @@
                 <w:color w:val="FFFFFF"/>
                 <w:sz w:val="19"/>
               </w:rPr>
-              <w:t>20Hz下覆盖时间</w:t>
+              <w:t>对应已有实验中的问题</w:t>
             </w:r>
           </w:p>
         </w:tc>
@@ -19204,7 +20985,7 @@
                 <w:color w:val="FFFFFF"/>
                 <w:sz w:val="19"/>
               </w:rPr>
-              <w:t>动作块消耗速率</w:t>
+              <w:t>在首轮系统中的工作</w:t>
             </w:r>
           </w:p>
         </w:tc>
@@ -19224,7 +21005,7 @@
             <w:pPr>
               <w:keepNext/>
               <w:spacing w:after="0" w:before="0" w:line="259" w:lineRule="auto"/>
-              <w:jc w:val="center"/>
+              <w:jc w:val="left"/>
             </w:pPr>
             <w:r>
               <w:rPr>
@@ -19234,7 +21015,7 @@
                 <w:color w:val="FFFFFF"/>
                 <w:sz w:val="19"/>
               </w:rPr>
-              <w:t>减去361.047ms的中位预算</w:t>
+              <w:t>单独评价</w:t>
             </w:r>
           </w:p>
         </w:tc>
@@ -19269,7 +21050,7 @@
                 <w:color w:val="000000"/>
                 <w:sz w:val="19"/>
               </w:rPr>
-              <w:t>2</w:t>
+              <w:t>VLM</w:t>
             </w:r>
           </w:p>
         </w:tc>
@@ -19289,7 +21070,7 @@
             <w:pPr>
               <w:keepNext/>
               <w:spacing w:after="0" w:before="0" w:line="259" w:lineRule="auto"/>
-              <w:jc w:val="center"/>
+              <w:jc w:val="left"/>
             </w:pPr>
             <w:r>
               <w:rPr>
@@ -19299,7 +21080,7 @@
                 <w:color w:val="000000"/>
                 <w:sz w:val="19"/>
               </w:rPr>
-              <w:t>100ms</w:t>
+              <w:t>目标部件与任务阶段判断</w:t>
             </w:r>
           </w:p>
         </w:tc>
@@ -19319,7 +21100,7 @@
             <w:pPr>
               <w:keepNext/>
               <w:spacing w:after="0" w:before="0" w:line="259" w:lineRule="auto"/>
-              <w:jc w:val="center"/>
+              <w:jc w:val="left"/>
             </w:pPr>
             <w:r>
               <w:rPr>
@@ -19329,7 +21110,7 @@
                 <w:color w:val="000000"/>
                 <w:sz w:val="19"/>
               </w:rPr>
-              <w:t>10块/s</w:t>
+              <w:t>根据观测生成状态、子目标和异常说明</w:t>
             </w:r>
           </w:p>
         </w:tc>
@@ -19349,7 +21130,7 @@
             <w:pPr>
               <w:keepNext/>
               <w:spacing w:after="0" w:before="0" w:line="259" w:lineRule="auto"/>
-              <w:jc w:val="center"/>
+              <w:jc w:val="left"/>
             </w:pPr>
             <w:r>
               <w:rPr>
@@ -19359,7 +21140,7 @@
                 <w:color w:val="000000"/>
                 <w:sz w:val="19"/>
               </w:rPr>
-              <w:t>−261.047ms</w:t>
+              <w:t>定位、状态与子目标正确率</w:t>
             </w:r>
           </w:p>
         </w:tc>
@@ -19394,7 +21175,7 @@
                 <w:color w:val="000000"/>
                 <w:sz w:val="19"/>
               </w:rPr>
-              <w:t>5</w:t>
+              <w:t>JEV型选择器</w:t>
             </w:r>
           </w:p>
         </w:tc>
@@ -19414,7 +21195,7 @@
             <w:pPr>
               <w:keepNext/>
               <w:spacing w:after="0" w:before="0" w:line="259" w:lineRule="auto"/>
-              <w:jc w:val="center"/>
+              <w:jc w:val="left"/>
             </w:pPr>
             <w:r>
               <w:rPr>
@@ -19424,7 +21205,7 @@
                 <w:color w:val="000000"/>
                 <w:sz w:val="19"/>
               </w:rPr>
-              <w:t>250ms</w:t>
+              <w:t>重复选择无进展技能</w:t>
             </w:r>
           </w:p>
         </w:tc>
@@ -19444,7 +21225,7 @@
             <w:pPr>
               <w:keepNext/>
               <w:spacing w:after="0" w:before="0" w:line="259" w:lineRule="auto"/>
-              <w:jc w:val="center"/>
+              <w:jc w:val="left"/>
             </w:pPr>
             <w:r>
               <w:rPr>
@@ -19454,7 +21235,7 @@
                 <w:color w:val="000000"/>
                 <w:sz w:val="19"/>
               </w:rPr>
-              <w:t>4块/s</w:t>
+              <w:t>从共同候选中选择继续、重定位或恢复</w:t>
             </w:r>
           </w:p>
         </w:tc>
@@ -19474,7 +21255,7 @@
             <w:pPr>
               <w:keepNext/>
               <w:spacing w:after="0" w:before="0" w:line="259" w:lineRule="auto"/>
-              <w:jc w:val="center"/>
+              <w:jc w:val="left"/>
             </w:pPr>
             <w:r>
               <w:rPr>
@@ -19484,7 +21265,7 @@
                 <w:color w:val="000000"/>
                 <w:sz w:val="19"/>
               </w:rPr>
-              <w:t>−111.047ms</w:t>
+              <w:t>候选覆盖、选择正确率、选择延迟</w:t>
             </w:r>
           </w:p>
         </w:tc>
@@ -19519,7 +21300,7 @@
                 <w:color w:val="000000"/>
                 <w:sz w:val="19"/>
               </w:rPr>
-              <w:t>8</w:t>
+              <w:t>VLA及解析控制器</w:t>
             </w:r>
           </w:p>
         </w:tc>
@@ -19539,7 +21320,7 @@
             <w:pPr>
               <w:keepNext/>
               <w:spacing w:after="0" w:before="0" w:line="259" w:lineRule="auto"/>
-              <w:jc w:val="center"/>
+              <w:jc w:val="left"/>
             </w:pPr>
             <w:r>
               <w:rPr>
@@ -19549,7 +21330,7 @@
                 <w:color w:val="000000"/>
                 <w:sz w:val="19"/>
               </w:rPr>
-              <w:t>400ms</w:t>
+              <w:t>抓取、接触、移动和释放</w:t>
             </w:r>
           </w:p>
         </w:tc>
@@ -19569,7 +21350,7 @@
             <w:pPr>
               <w:keepNext/>
               <w:spacing w:after="0" w:before="0" w:line="259" w:lineRule="auto"/>
-              <w:jc w:val="center"/>
+              <w:jc w:val="left"/>
             </w:pPr>
             <w:r>
               <w:rPr>
@@ -19579,7 +21360,7 @@
                 <w:color w:val="000000"/>
                 <w:sz w:val="19"/>
               </w:rPr>
-              <w:t>2.5块/s</w:t>
+              <w:t>按子目标产生并执行连续动作</w:t>
             </w:r>
           </w:p>
         </w:tc>
@@ -19599,7 +21380,7 @@
             <w:pPr>
               <w:keepNext/>
               <w:spacing w:after="0" w:before="0" w:line="259" w:lineRule="auto"/>
-              <w:jc w:val="center"/>
+              <w:jc w:val="left"/>
             </w:pPr>
             <w:r>
               <w:rPr>
@@ -19609,7 +21390,7 @@
                 <w:color w:val="000000"/>
                 <w:sz w:val="19"/>
               </w:rPr>
-              <w:t>38.953ms</w:t>
+              <w:t>技能成功、动作块延迟、衔接稳定</w:t>
             </w:r>
           </w:p>
         </w:tc>
@@ -19644,7 +21425,7 @@
                 <w:color w:val="000000"/>
                 <w:sz w:val="19"/>
               </w:rPr>
-              <w:t>10</w:t>
+              <w:t>WAM与评价模块</w:t>
             </w:r>
           </w:p>
         </w:tc>
@@ -19664,7 +21445,7 @@
             <w:pPr>
               <w:keepNext/>
               <w:spacing w:after="0" w:before="0" w:line="259" w:lineRule="auto"/>
-              <w:jc w:val="center"/>
+              <w:jc w:val="left"/>
             </w:pPr>
             <w:r>
               <w:rPr>
@@ -19674,7 +21455,7 @@
                 <w:color w:val="000000"/>
                 <w:sz w:val="19"/>
               </w:rPr>
-              <w:t>500ms</w:t>
+              <w:t>候选动作的后果难以判断</w:t>
             </w:r>
           </w:p>
         </w:tc>
@@ -19694,7 +21475,7 @@
             <w:pPr>
               <w:keepNext/>
               <w:spacing w:after="0" w:before="0" w:line="259" w:lineRule="auto"/>
-              <w:jc w:val="center"/>
+              <w:jc w:val="left"/>
             </w:pPr>
             <w:r>
               <w:rPr>
@@ -19704,7 +21485,7 @@
                 <w:color w:val="000000"/>
                 <w:sz w:val="19"/>
               </w:rPr>
-              <w:t>2块/s</w:t>
+              <w:t>预测动作条件下的状态变化，再评价候选</w:t>
             </w:r>
           </w:p>
         </w:tc>
@@ -19724,7 +21505,7 @@
             <w:pPr>
               <w:keepNext/>
               <w:spacing w:after="0" w:before="0" w:line="259" w:lineRule="auto"/>
-              <w:jc w:val="center"/>
+              <w:jc w:val="left"/>
             </w:pPr>
             <w:r>
               <w:rPr>
@@ -19734,7 +21515,7 @@
                 <w:color w:val="000000"/>
                 <w:sz w:val="19"/>
               </w:rPr>
-              <w:t>138.953ms</w:t>
+              <w:t>预测误差、选对动作的增益、额外耗时</w:t>
             </w:r>
           </w:p>
         </w:tc>
@@ -19752,7 +21533,7 @@
           <w:color w:val="555555"/>
           <w:sz w:val="18"/>
         </w:rPr>
-        <w:t>预算按目标墙钟20Hz计算；已有20Hz是仿真控制协议，实际每墙钟秒推进步数另测。361.047ms为固定观测微测中位数，各配置3次。K取值限模型预测长度。〔E2/E3〕</w:t>
+        <w:t>模块安排为E3设计。WAM可联合建模视频与动作；预测与价值评价分别记录，评价由相应头或evaluator接口提供。</w:t>
       </w:r>
     </w:p>
     <w:p>
@@ -19766,7 +21547,7 @@
           <w:bCs w:val="0"/>
           <w:color w:val="000000"/>
         </w:rPr>
-        <w:t>上表用于挑选实验范围。正式调度用完整返回的p95延迟，再留出传输与调度余量；剩余动作必须覆盖这段时间。还要记录观测年龄，即动作提交时距离生成该观测过了多久。同样400ms，在平稳搬运和接触对齐阶段可能带来不同结果，所以动作块长度需要分阶段测试。〔E3，实验设计〕</w:t>
+        <w:t>首轮由 VLM 确定子目标，规则或 JEV 选择技能，VLA 执行，WAM 在旁路预测所选动作的结果。先比较预测与真实下一状态；再在可重置的同一状态下执行不同候选，检查预测排序是否与实际效果一致。这项对照显示选择质量提高后，再将预测结果用于在线决策，并记录它新增的等待。〔E3，实验设计〕</w:t>
       </w:r>
     </w:p>
     <w:p>
@@ -19780,7 +21561,16 @@
           <w:bCs w:val="0"/>
           <w:color w:val="000000"/>
         </w:rPr>
-        <w:t>第一轮固定VLA权重，扫描K=2、5、8、10，并比较同步与提前推理两种执行方式。每种配置记录成功、停顿、动作衔接、p95/p99完整返回延迟和观测年龄。在相同调用预算下，再比较高层固定降频与事件触发。0.2、0.5、1Hz可用于本地或延迟注入对照，云端候选频率先按实际完整决策延迟筛选。最终采用能维持任务质量且停顿较少的组合。〔L13、W13–W15，E3〕</w:t>
+        <w:t>这也解释了low think、JEV和分层VLA的关系。low think调整一次模型调用的思考预算；JEV替换有限候选的选择环节；分层VLA把连续执行交给低层，改变高层需要介入的次数。三者可以组合，但先分别测清正确率、调用数和完整耗时，再决定采用哪些部分。〔L03、L07、L09，E3〕</w:t>
+      </w:r>
+    </w:p>
+    <w:p>
+      <w:pPr>
+        <w:pStyle w:val="Heading2"/>
+        <w:pageBreakBefore w:val="0"/>
+      </w:pPr>
+      <w:r>
+        <w:t>6.6  用Motus工程结果支撑联合后训练实验</w:t>
       </w:r>
     </w:p>
     <w:p>
@@ -19794,58 +21584,7 @@
           <w:bCs w:val="0"/>
           <w:color w:val="000000"/>
         </w:rPr>
-        <w:t>异步执行能覆盖的等待，取决于当前技能有多长一段可以独立完成。服务端尚未返回时，机器人执行已确认的动作；回复到达后先检查任务阶段和对象状态，过期结果退出队列。RTC的动作前缀约束可用于衔接低层动作块，高层则需要保留阶段版本。这样测到的收益才对应少了多少实际停顿。〔W13、L13，E3〕</w:t>
-      </w:r>
-    </w:p>
-    <w:p>
-      <w:pPr>
-        <w:pStyle w:val="Heading2"/>
-        <w:pageBreakBefore w:val="0"/>
-      </w:pPr>
-      <w:r>
-        <w:t>6.4  分别优化思考预算和请求链路</w:t>
-      </w:r>
-    </w:p>
-    <w:p>
-      <w:pPr>
-        <w:spacing w:after="140"/>
-      </w:pPr>
-      <w:r>
-        <w:rPr>
-          <w:rFonts w:ascii="Arial" w:hAnsi="Arial" w:eastAsia="Hiragino Sans GB" w:cs="Arial"/>
-          <w:b w:val="0"/>
-          <w:bCs w:val="0"/>
-          <w:color w:val="000000"/>
-        </w:rPr>
-        <w:t>导师最新实验报告thinking由4.6秒降到1.4秒，阶段减少3.2秒，降幅69.6%。这条结果提供了值得复测的配置。结合我们已有DeepSeek实验，下一轮需要同时记录思考窗口、完整决策时间和动作结果；当请求数上升时，节省的单次时间可能被新的调用抵消。〔导师反馈E4；L07对照分析E3〕</w:t>
-      </w:r>
-    </w:p>
-    <w:p>
-      <w:pPr>
-        <w:spacing w:after="140"/>
-      </w:pPr>
-      <w:r>
-        <w:rPr>
-          <w:rFonts w:ascii="Arial" w:hAnsi="Arial" w:eastAsia="Hiragino Sans GB" w:cs="Arial"/>
-          <w:b w:val="0"/>
-          <w:bCs w:val="0"/>
-          <w:color w:val="000000"/>
-        </w:rPr>
-        <w:t>复测分两步。先冻结输入图像、system、tools、输出Schema及缓存条件，用交错时间顺序运行low和medium，比较完整返回、TTFT、可见thinking、输出长度和正确工具调用。再将相同配置放回固定初态，记录请求数、重复动作和终局成功。单次与整集结果各有一张表，就能判断收益来自计算预算，还是同时改变了执行路线。〔E3，实验设计〕</w:t>
-      </w:r>
-    </w:p>
-    <w:p>
-      <w:pPr>
-        <w:spacing w:after="140"/>
-      </w:pPr>
-      <w:r>
-        <w:rPr>
-          <w:rFonts w:ascii="Arial" w:hAnsi="Arial" w:eastAsia="Hiragino Sans GB" w:cs="Arial"/>
-          <w:b w:val="0"/>
-          <w:bCs w:val="0"/>
-          <w:color w:val="000000"/>
-        </w:rPr>
-        <w:t>导师反馈的 4.6→1.4 秒描述思考阶段；已有独立校准中，medium/low 完整请求中位数为 8.949/7.463 秒，属于另一组请求。若思考原占完整请求比例 f，其他阶段与调用数保持不变，69.6% 的思考降幅对应完整请求约 69.6%×f 的降幅；例如 f=30% 时为 20.9%。实际验收仍以配对请求和闭环回合为准。〔S7，E3；条件计算 E3〕</w:t>
+        <w:t>模块化实验用于查明各部分的作用，共享表示的联合训练则研究这些能力能否在一个模型内部相互帮助。本周Motus工作已经提供工程起点：完整预训练基座约80.6亿参数，43,502,271个适配参数参与双卡FP32联合更新；连续10步以及从step9恢复重做step10的检查均通过。〔L16，E3转引〕</w:t>
       </w:r>
     </w:p>
     <w:p>
@@ -19880,1466 +21619,6 @@
         </w:tblBorders>
       </w:tblPr>
       <w:tblGrid>
-        <w:gridCol w:w="2016"/>
-        <w:gridCol w:w="2750"/>
-        <w:gridCol w:w="2750"/>
-        <w:gridCol w:w="2621"/>
-      </w:tblGrid>
-      <w:tr>
-        <w:trPr>
-          <w:cantSplit/>
-          <w:tblHeader/>
-        </w:trPr>
-        <w:tc>
-          <w:tcPr>
-            <w:tcW w:type="dxa" w:w="2016"/>
-            <w:vAlign w:val="center"/>
-            <w:shd w:fill="343A40"/>
-            <w:tcMar>
-              <w:top w:w="85" w:type="dxa"/>
-              <w:bottom w:w="85" w:type="dxa"/>
-              <w:left w:w="100" w:type="dxa"/>
-              <w:right w:w="100" w:type="dxa"/>
-            </w:tcMar>
-          </w:tcPr>
-          <w:p>
-            <w:pPr>
-              <w:keepNext/>
-              <w:spacing w:after="0" w:before="0" w:line="259" w:lineRule="auto"/>
-              <w:jc w:val="left"/>
-            </w:pPr>
-            <w:r>
-              <w:rPr>
-                <w:rFonts w:ascii="Arial" w:hAnsi="Arial" w:eastAsia="Hiragino Sans GB" w:cs="Arial"/>
-                <w:b/>
-                <w:bCs/>
-                <w:color w:val="FFFFFF"/>
-                <w:sz w:val="19"/>
-              </w:rPr>
-              <w:t>已有数据指出的耗时位置</w:t>
-            </w:r>
-          </w:p>
-        </w:tc>
-        <w:tc>
-          <w:tcPr>
-            <w:tcW w:type="dxa" w:w="2750"/>
-            <w:vAlign w:val="center"/>
-            <w:shd w:fill="343A40"/>
-            <w:tcMar>
-              <w:top w:w="85" w:type="dxa"/>
-              <w:bottom w:w="85" w:type="dxa"/>
-              <w:left w:w="100" w:type="dxa"/>
-              <w:right w:w="100" w:type="dxa"/>
-            </w:tcMar>
-          </w:tcPr>
-          <w:p>
-            <w:pPr>
-              <w:keepNext/>
-              <w:spacing w:after="0" w:before="0" w:line="259" w:lineRule="auto"/>
-              <w:jc w:val="left"/>
-            </w:pPr>
-            <w:r>
-              <w:rPr>
-                <w:rFonts w:ascii="Arial" w:hAnsi="Arial" w:eastAsia="Hiragino Sans GB" w:cs="Arial"/>
-                <w:b/>
-                <w:bCs/>
-                <w:color w:val="FFFFFF"/>
-                <w:sz w:val="19"/>
-              </w:rPr>
-              <w:t>首个改动</w:t>
-            </w:r>
-          </w:p>
-        </w:tc>
-        <w:tc>
-          <w:tcPr>
-            <w:tcW w:type="dxa" w:w="2750"/>
-            <w:vAlign w:val="center"/>
-            <w:shd w:fill="343A40"/>
-            <w:tcMar>
-              <w:top w:w="85" w:type="dxa"/>
-              <w:bottom w:w="85" w:type="dxa"/>
-              <w:left w:w="100" w:type="dxa"/>
-              <w:right w:w="100" w:type="dxa"/>
-            </w:tcMar>
-          </w:tcPr>
-          <w:p>
-            <w:pPr>
-              <w:keepNext/>
-              <w:spacing w:after="0" w:before="0" w:line="259" w:lineRule="auto"/>
-              <w:jc w:val="left"/>
-            </w:pPr>
-            <w:r>
-              <w:rPr>
-                <w:rFonts w:ascii="Arial" w:hAnsi="Arial" w:eastAsia="Hiragino Sans GB" w:cs="Arial"/>
-                <w:b/>
-                <w:bCs/>
-                <w:color w:val="FFFFFF"/>
-                <w:sz w:val="19"/>
-              </w:rPr>
-              <w:t>保持固定的条件</w:t>
-            </w:r>
-          </w:p>
-        </w:tc>
-        <w:tc>
-          <w:tcPr>
-            <w:tcW w:type="dxa" w:w="2621"/>
-            <w:vAlign w:val="center"/>
-            <w:shd w:fill="343A40"/>
-            <w:tcMar>
-              <w:top w:w="85" w:type="dxa"/>
-              <w:bottom w:w="85" w:type="dxa"/>
-              <w:left w:w="100" w:type="dxa"/>
-              <w:right w:w="100" w:type="dxa"/>
-            </w:tcMar>
-          </w:tcPr>
-          <w:p>
-            <w:pPr>
-              <w:keepNext/>
-              <w:spacing w:after="0" w:before="0" w:line="259" w:lineRule="auto"/>
-              <w:jc w:val="left"/>
-            </w:pPr>
-            <w:r>
-              <w:rPr>
-                <w:rFonts w:ascii="Arial" w:hAnsi="Arial" w:eastAsia="Hiragino Sans GB" w:cs="Arial"/>
-                <w:b/>
-                <w:bCs/>
-                <w:color w:val="FFFFFF"/>
-                <w:sz w:val="19"/>
-              </w:rPr>
-              <w:t>验证的数据</w:t>
-            </w:r>
-          </w:p>
-        </w:tc>
-      </w:tr>
-      <w:tr>
-        <w:trPr>
-          <w:cantSplit/>
-        </w:trPr>
-        <w:tc>
-          <w:tcPr>
-            <w:tcW w:type="dxa" w:w="2016"/>
-            <w:vAlign w:val="center"/>
-            <w:shd w:fill="FFFFFF"/>
-            <w:tcMar>
-              <w:top w:w="85" w:type="dxa"/>
-              <w:bottom w:w="85" w:type="dxa"/>
-              <w:left w:w="100" w:type="dxa"/>
-              <w:right w:w="100" w:type="dxa"/>
-            </w:tcMar>
-          </w:tcPr>
-          <w:p>
-            <w:pPr>
-              <w:keepNext/>
-              <w:spacing w:after="0" w:before="0" w:line="259" w:lineRule="auto"/>
-              <w:jc w:val="left"/>
-            </w:pPr>
-            <w:r>
-              <w:rPr>
-                <w:rFonts w:ascii="Arial" w:hAnsi="Arial" w:eastAsia="Hiragino Sans GB" w:cs="Arial"/>
-                <w:b w:val="0"/>
-                <w:bCs w:val="0"/>
-                <w:color w:val="000000"/>
-                <w:sz w:val="19"/>
-              </w:rPr>
-              <w:t>共同成功四集TTFT占请求时间70.82%</w:t>
-            </w:r>
-          </w:p>
-        </w:tc>
-        <w:tc>
-          <w:tcPr>
-            <w:tcW w:type="dxa" w:w="2750"/>
-            <w:vAlign w:val="center"/>
-            <w:shd w:fill="FFFFFF"/>
-            <w:tcMar>
-              <w:top w:w="85" w:type="dxa"/>
-              <w:bottom w:w="85" w:type="dxa"/>
-              <w:left w:w="100" w:type="dxa"/>
-              <w:right w:w="100" w:type="dxa"/>
-            </w:tcMar>
-          </w:tcPr>
-          <w:p>
-            <w:pPr>
-              <w:keepNext/>
-              <w:spacing w:after="0" w:before="0" w:line="259" w:lineRule="auto"/>
-              <w:jc w:val="left"/>
-            </w:pPr>
-            <w:r>
-              <w:rPr>
-                <w:rFonts w:ascii="Arial" w:hAnsi="Arial" w:eastAsia="Hiragino Sans GB" w:cs="Arial"/>
-                <w:b w:val="0"/>
-                <w:bCs w:val="0"/>
-                <w:color w:val="000000"/>
-                <w:sz w:val="19"/>
-              </w:rPr>
-              <w:t>前处理、载荷、缓存或服务排队逐项测试</w:t>
-            </w:r>
-          </w:p>
-        </w:tc>
-        <w:tc>
-          <w:tcPr>
-            <w:tcW w:type="dxa" w:w="2750"/>
-            <w:vAlign w:val="center"/>
-            <w:shd w:fill="FFFFFF"/>
-            <w:tcMar>
-              <w:top w:w="85" w:type="dxa"/>
-              <w:bottom w:w="85" w:type="dxa"/>
-              <w:left w:w="100" w:type="dxa"/>
-              <w:right w:w="100" w:type="dxa"/>
-            </w:tcMar>
-          </w:tcPr>
-          <w:p>
-            <w:pPr>
-              <w:keepNext/>
-              <w:spacing w:after="0" w:before="0" w:line="259" w:lineRule="auto"/>
-              <w:jc w:val="left"/>
-            </w:pPr>
-            <w:r>
-              <w:rPr>
-                <w:rFonts w:ascii="Arial" w:hAnsi="Arial" w:eastAsia="Hiragino Sans GB" w:cs="Arial"/>
-                <w:b w:val="0"/>
-                <w:bCs w:val="0"/>
-                <w:color w:val="000000"/>
-                <w:sz w:val="19"/>
-              </w:rPr>
-              <w:t>同请求内容、同输出方式与缓存分组</w:t>
-            </w:r>
-          </w:p>
-        </w:tc>
-        <w:tc>
-          <w:tcPr>
-            <w:tcW w:type="dxa" w:w="2621"/>
-            <w:vAlign w:val="center"/>
-            <w:shd w:fill="FFFFFF"/>
-            <w:tcMar>
-              <w:top w:w="85" w:type="dxa"/>
-              <w:bottom w:w="85" w:type="dxa"/>
-              <w:left w:w="100" w:type="dxa"/>
-              <w:right w:w="100" w:type="dxa"/>
-            </w:tcMar>
-          </w:tcPr>
-          <w:p>
-            <w:pPr>
-              <w:keepNext/>
-              <w:spacing w:after="0" w:before="0" w:line="259" w:lineRule="auto"/>
-              <w:jc w:val="left"/>
-            </w:pPr>
-            <w:r>
-              <w:rPr>
-                <w:rFonts w:ascii="Arial" w:hAnsi="Arial" w:eastAsia="Hiragino Sans GB" w:cs="Arial"/>
-                <w:b w:val="0"/>
-                <w:bCs w:val="0"/>
-                <w:color w:val="000000"/>
-                <w:sz w:val="19"/>
-              </w:rPr>
-              <w:t>准备、上传、排队、服务端输入计算、完整返回</w:t>
-            </w:r>
-          </w:p>
-        </w:tc>
-      </w:tr>
-      <w:tr>
-        <w:trPr>
-          <w:cantSplit/>
-        </w:trPr>
-        <w:tc>
-          <w:tcPr>
-            <w:tcW w:type="dxa" w:w="2016"/>
-            <w:vAlign w:val="center"/>
-            <w:shd w:fill="F3F4F5"/>
-            <w:tcMar>
-              <w:top w:w="85" w:type="dxa"/>
-              <w:bottom w:w="85" w:type="dxa"/>
-              <w:left w:w="100" w:type="dxa"/>
-              <w:right w:w="100" w:type="dxa"/>
-            </w:tcMar>
-          </w:tcPr>
-          <w:p>
-            <w:pPr>
-              <w:keepNext/>
-              <w:spacing w:after="0" w:before="0" w:line="259" w:lineRule="auto"/>
-              <w:jc w:val="left"/>
-            </w:pPr>
-            <w:r>
-              <w:rPr>
-                <w:rFonts w:ascii="Arial" w:hAnsi="Arial" w:eastAsia="Hiragino Sans GB" w:cs="Arial"/>
-                <w:b w:val="0"/>
-                <w:bCs w:val="0"/>
-                <w:color w:val="000000"/>
-                <w:sz w:val="19"/>
-              </w:rPr>
-              <w:t>v5思考47.144秒及第11次思考长尾</w:t>
-            </w:r>
-          </w:p>
-        </w:tc>
-        <w:tc>
-          <w:tcPr>
-            <w:tcW w:type="dxa" w:w="2750"/>
-            <w:vAlign w:val="center"/>
-            <w:shd w:fill="F3F4F5"/>
-            <w:tcMar>
-              <w:top w:w="85" w:type="dxa"/>
-              <w:bottom w:w="85" w:type="dxa"/>
-              <w:left w:w="100" w:type="dxa"/>
-              <w:right w:w="100" w:type="dxa"/>
-            </w:tcMar>
-          </w:tcPr>
-          <w:p>
-            <w:pPr>
-              <w:keepNext/>
-              <w:spacing w:after="0" w:before="0" w:line="259" w:lineRule="auto"/>
-              <w:jc w:val="left"/>
-            </w:pPr>
-            <w:r>
-              <w:rPr>
-                <w:rFonts w:ascii="Arial" w:hAnsi="Arial" w:eastAsia="Hiragino Sans GB" w:cs="Arial"/>
-                <w:b w:val="0"/>
-                <w:bCs w:val="0"/>
-                <w:color w:val="000000"/>
-                <w:sz w:val="19"/>
-              </w:rPr>
-              <w:t>调整思考档位和输出要求</w:t>
-            </w:r>
-          </w:p>
-        </w:tc>
-        <w:tc>
-          <w:tcPr>
-            <w:tcW w:type="dxa" w:w="2750"/>
-            <w:vAlign w:val="center"/>
-            <w:shd w:fill="F3F4F5"/>
-            <w:tcMar>
-              <w:top w:w="85" w:type="dxa"/>
-              <w:bottom w:w="85" w:type="dxa"/>
-              <w:left w:w="100" w:type="dxa"/>
-              <w:right w:w="100" w:type="dxa"/>
-            </w:tcMar>
-          </w:tcPr>
-          <w:p>
-            <w:pPr>
-              <w:keepNext/>
-              <w:spacing w:after="0" w:before="0" w:line="259" w:lineRule="auto"/>
-              <w:jc w:val="left"/>
-            </w:pPr>
-            <w:r>
-              <w:rPr>
-                <w:rFonts w:ascii="Arial" w:hAnsi="Arial" w:eastAsia="Hiragino Sans GB" w:cs="Arial"/>
-                <w:b w:val="0"/>
-                <w:bCs w:val="0"/>
-                <w:color w:val="000000"/>
-                <w:sz w:val="19"/>
-              </w:rPr>
-              <w:t>同一请求内容、交错运行顺序与固定工具 Schema</w:t>
-            </w:r>
-          </w:p>
-        </w:tc>
-        <w:tc>
-          <w:tcPr>
-            <w:tcW w:type="dxa" w:w="2621"/>
-            <w:vAlign w:val="center"/>
-            <w:shd w:fill="F3F4F5"/>
-            <w:tcMar>
-              <w:top w:w="85" w:type="dxa"/>
-              <w:bottom w:w="85" w:type="dxa"/>
-              <w:left w:w="100" w:type="dxa"/>
-              <w:right w:w="100" w:type="dxa"/>
-            </w:tcMar>
-          </w:tcPr>
-          <w:p>
-            <w:pPr>
-              <w:keepNext/>
-              <w:spacing w:after="0" w:before="0" w:line="259" w:lineRule="auto"/>
-              <w:jc w:val="left"/>
-            </w:pPr>
-            <w:r>
-              <w:rPr>
-                <w:rFonts w:ascii="Arial" w:hAnsi="Arial" w:eastAsia="Hiragino Sans GB" w:cs="Arial"/>
-                <w:b w:val="0"/>
-                <w:bCs w:val="0"/>
-                <w:color w:val="000000"/>
-                <w:sz w:val="19"/>
-              </w:rPr>
-              <w:t>思考窗口、Token、选择正确率</w:t>
-            </w:r>
-          </w:p>
-        </w:tc>
-      </w:tr>
-      <w:tr>
-        <w:trPr>
-          <w:cantSplit/>
-        </w:trPr>
-        <w:tc>
-          <w:tcPr>
-            <w:tcW w:type="dxa" w:w="2016"/>
-            <w:vAlign w:val="center"/>
-            <w:shd w:fill="FFFFFF"/>
-            <w:tcMar>
-              <w:top w:w="85" w:type="dxa"/>
-              <w:bottom w:w="85" w:type="dxa"/>
-              <w:left w:w="100" w:type="dxa"/>
-              <w:right w:w="100" w:type="dxa"/>
-            </w:tcMar>
-          </w:tcPr>
-          <w:p>
-            <w:pPr>
-              <w:keepNext/>
-              <w:spacing w:after="0" w:before="0" w:line="259" w:lineRule="auto"/>
-              <w:jc w:val="left"/>
-            </w:pPr>
-            <w:r>
-              <w:rPr>
-                <w:rFonts w:ascii="Arial" w:hAnsi="Arial" w:eastAsia="Hiragino Sans GB" w:cs="Arial"/>
-                <w:b w:val="0"/>
-                <w:bCs w:val="0"/>
-                <w:color w:val="000000"/>
-                <w:sz w:val="19"/>
-              </w:rPr>
-              <w:t>v5第14次正文工具输出8.939秒</w:t>
-            </w:r>
-          </w:p>
-        </w:tc>
-        <w:tc>
-          <w:tcPr>
-            <w:tcW w:type="dxa" w:w="2750"/>
-            <w:vAlign w:val="center"/>
-            <w:shd w:fill="FFFFFF"/>
-            <w:tcMar>
-              <w:top w:w="85" w:type="dxa"/>
-              <w:bottom w:w="85" w:type="dxa"/>
-              <w:left w:w="100" w:type="dxa"/>
-              <w:right w:w="100" w:type="dxa"/>
-            </w:tcMar>
-          </w:tcPr>
-          <w:p>
-            <w:pPr>
-              <w:keepNext/>
-              <w:spacing w:after="0" w:before="0" w:line="259" w:lineRule="auto"/>
-              <w:jc w:val="left"/>
-            </w:pPr>
-            <w:r>
-              <w:rPr>
-                <w:rFonts w:ascii="Arial" w:hAnsi="Arial" w:eastAsia="Hiragino Sans GB" w:cs="Arial"/>
-                <w:b w:val="0"/>
-                <w:bCs w:val="0"/>
-                <w:color w:val="000000"/>
-                <w:sz w:val="19"/>
-              </w:rPr>
-              <w:t>精简记录和结构化输出</w:t>
-            </w:r>
-          </w:p>
-        </w:tc>
-        <w:tc>
-          <w:tcPr>
-            <w:tcW w:type="dxa" w:w="2750"/>
-            <w:vAlign w:val="center"/>
-            <w:shd w:fill="FFFFFF"/>
-            <w:tcMar>
-              <w:top w:w="85" w:type="dxa"/>
-              <w:bottom w:w="85" w:type="dxa"/>
-              <w:left w:w="100" w:type="dxa"/>
-              <w:right w:w="100" w:type="dxa"/>
-            </w:tcMar>
-          </w:tcPr>
-          <w:p>
-            <w:pPr>
-              <w:keepNext/>
-              <w:spacing w:after="0" w:before="0" w:line="259" w:lineRule="auto"/>
-              <w:jc w:val="left"/>
-            </w:pPr>
-            <w:r>
-              <w:rPr>
-                <w:rFonts w:ascii="Arial" w:hAnsi="Arial" w:eastAsia="Hiragino Sans GB" w:cs="Arial"/>
-                <w:b w:val="0"/>
-                <w:bCs w:val="0"/>
-                <w:color w:val="000000"/>
-                <w:sz w:val="19"/>
-              </w:rPr>
-              <w:t>同一工具语义与字段</w:t>
-            </w:r>
-          </w:p>
-        </w:tc>
-        <w:tc>
-          <w:tcPr>
-            <w:tcW w:type="dxa" w:w="2621"/>
-            <w:vAlign w:val="center"/>
-            <w:shd w:fill="FFFFFF"/>
-            <w:tcMar>
-              <w:top w:w="85" w:type="dxa"/>
-              <w:bottom w:w="85" w:type="dxa"/>
-              <w:left w:w="100" w:type="dxa"/>
-              <w:right w:w="100" w:type="dxa"/>
-            </w:tcMar>
-          </w:tcPr>
-          <w:p>
-            <w:pPr>
-              <w:keepNext/>
-              <w:spacing w:after="0" w:before="0" w:line="259" w:lineRule="auto"/>
-              <w:jc w:val="left"/>
-            </w:pPr>
-            <w:r>
-              <w:rPr>
-                <w:rFonts w:ascii="Arial" w:hAnsi="Arial" w:eastAsia="Hiragino Sans GB" w:cs="Arial"/>
-                <w:b w:val="0"/>
-                <w:bCs w:val="0"/>
-                <w:color w:val="000000"/>
-                <w:sz w:val="19"/>
-              </w:rPr>
-              <w:t>输出Token、TPOT、完整结果可用时刻</w:t>
-            </w:r>
-          </w:p>
-        </w:tc>
-      </w:tr>
-      <w:tr>
-        <w:trPr>
-          <w:cantSplit/>
-        </w:trPr>
-        <w:tc>
-          <w:tcPr>
-            <w:tcW w:type="dxa" w:w="2016"/>
-            <w:vAlign w:val="center"/>
-            <w:shd w:fill="F3F4F5"/>
-            <w:tcMar>
-              <w:top w:w="85" w:type="dxa"/>
-              <w:bottom w:w="85" w:type="dxa"/>
-              <w:left w:w="100" w:type="dxa"/>
-              <w:right w:w="100" w:type="dxa"/>
-            </w:tcMar>
-          </w:tcPr>
-          <w:p>
-            <w:pPr>
-              <w:keepNext/>
-              <w:spacing w:after="0" w:before="0" w:line="259" w:lineRule="auto"/>
-              <w:jc w:val="left"/>
-            </w:pPr>
-            <w:r>
-              <w:rPr>
-                <w:rFonts w:ascii="Arial" w:hAnsi="Arial" w:eastAsia="Hiragino Sans GB" w:cs="Arial"/>
-                <w:b w:val="0"/>
-                <w:bCs w:val="0"/>
-                <w:color w:val="000000"/>
-                <w:sz w:val="19"/>
-              </w:rPr>
-              <w:t>π单块中位361.047ms</w:t>
-            </w:r>
-          </w:p>
-        </w:tc>
-        <w:tc>
-          <w:tcPr>
-            <w:tcW w:type="dxa" w:w="2750"/>
-            <w:vAlign w:val="center"/>
-            <w:shd w:fill="F3F4F5"/>
-            <w:tcMar>
-              <w:top w:w="85" w:type="dxa"/>
-              <w:bottom w:w="85" w:type="dxa"/>
-              <w:left w:w="100" w:type="dxa"/>
-              <w:right w:w="100" w:type="dxa"/>
-            </w:tcMar>
-          </w:tcPr>
-          <w:p>
-            <w:pPr>
-              <w:keepNext/>
-              <w:spacing w:after="0" w:before="0" w:line="259" w:lineRule="auto"/>
-              <w:jc w:val="left"/>
-            </w:pPr>
-            <w:r>
-              <w:rPr>
-                <w:rFonts w:ascii="Arial" w:hAnsi="Arial" w:eastAsia="Hiragino Sans GB" w:cs="Arial"/>
-                <w:b w:val="0"/>
-                <w:bCs w:val="0"/>
-                <w:color w:val="000000"/>
-                <w:sz w:val="19"/>
-              </w:rPr>
-              <w:t>分prefix与denoise定位本地热点</w:t>
-            </w:r>
-          </w:p>
-        </w:tc>
-        <w:tc>
-          <w:tcPr>
-            <w:tcW w:type="dxa" w:w="2750"/>
-            <w:vAlign w:val="center"/>
-            <w:shd w:fill="F3F4F5"/>
-            <w:tcMar>
-              <w:top w:w="85" w:type="dxa"/>
-              <w:bottom w:w="85" w:type="dxa"/>
-              <w:left w:w="100" w:type="dxa"/>
-              <w:right w:w="100" w:type="dxa"/>
-            </w:tcMar>
-          </w:tcPr>
-          <w:p>
-            <w:pPr>
-              <w:keepNext/>
-              <w:spacing w:after="0" w:before="0" w:line="259" w:lineRule="auto"/>
-              <w:jc w:val="left"/>
-            </w:pPr>
-            <w:r>
-              <w:rPr>
-                <w:rFonts w:ascii="Arial" w:hAnsi="Arial" w:eastAsia="Hiragino Sans GB" w:cs="Arial"/>
-                <w:b w:val="0"/>
-                <w:bCs w:val="0"/>
-                <w:color w:val="000000"/>
-                <w:sz w:val="19"/>
-              </w:rPr>
-              <w:t>固定图像、状态、动作长度和精度</w:t>
-            </w:r>
-          </w:p>
-        </w:tc>
-        <w:tc>
-          <w:tcPr>
-            <w:tcW w:type="dxa" w:w="2621"/>
-            <w:vAlign w:val="center"/>
-            <w:shd w:fill="F3F4F5"/>
-            <w:tcMar>
-              <w:top w:w="85" w:type="dxa"/>
-              <w:bottom w:w="85" w:type="dxa"/>
-              <w:left w:w="100" w:type="dxa"/>
-              <w:right w:w="100" w:type="dxa"/>
-            </w:tcMar>
-          </w:tcPr>
-          <w:p>
-            <w:pPr>
-              <w:keepNext/>
-              <w:spacing w:after="0" w:before="0" w:line="259" w:lineRule="auto"/>
-              <w:jc w:val="left"/>
-            </w:pPr>
-            <w:r>
-              <w:rPr>
-                <w:rFonts w:ascii="Arial" w:hAnsi="Arial" w:eastAsia="Hiragino Sans GB" w:cs="Arial"/>
-                <w:b w:val="0"/>
-                <w:bCs w:val="0"/>
-                <w:color w:val="000000"/>
-                <w:sz w:val="19"/>
-              </w:rPr>
-              <w:t>设备trace、完整块延迟、动作一致性</w:t>
-            </w:r>
-          </w:p>
-        </w:tc>
-      </w:tr>
-    </w:tbl>
-    <w:p>
-      <w:pPr>
-        <w:spacing w:after="180" w:line="269" w:lineRule="auto"/>
-      </w:pPr>
-      <w:r>
-        <w:rPr>
-          <w:rFonts w:ascii="Arial" w:hAnsi="Arial" w:eastAsia="Hiragino Sans GB" w:cs="Arial"/>
-          <w:b w:val="0"/>
-          <w:bCs w:val="0"/>
-          <w:color w:val="555555"/>
-          <w:sz w:val="18"/>
-        </w:rPr>
-        <w:t>历史数据为E3复算，改动与固定条件为E3设计。各行分别立项比较，再把有效改动放回机器人任务。</w:t>
-      </w:r>
-    </w:p>
-    <w:p>
-      <w:pPr>
-        <w:spacing w:after="140"/>
-      </w:pPr>
-      <w:r>
-        <w:rPr>
-          <w:rFonts w:ascii="Arial" w:hAnsi="Arial" w:eastAsia="Hiragino Sans GB" w:cs="Arial"/>
-          <w:b w:val="0"/>
-          <w:bCs w:val="0"/>
-          <w:color w:val="000000"/>
-        </w:rPr>
-        <w:t>对可本地部署的 VLM，使用固定请求和设备 trace 拆分视觉编码、prefill、decode、KV 读写及同步等待；π 则继续拆分 prefix 与 denoise。云端 API 按客户端已采到的阶段继续分析，服务端排队与输入计算在获得相应遥测后单列。每次优化处理一个已确认的热点，同时检查输出质量和完整返回时间。〔L06、L13，E3〕</w:t>
-      </w:r>
-    </w:p>
-    <w:p>
-      <w:pPr>
-        <w:spacing w:after="140"/>
-      </w:pPr>
-      <w:r>
-        <w:rPr>
-          <w:rFonts w:ascii="Arial" w:hAnsi="Arial" w:eastAsia="Hiragino Sans GB" w:cs="Arial"/>
-          <w:b w:val="0"/>
-          <w:bCs w:val="0"/>
-          <w:color w:val="000000"/>
-        </w:rPr>
-        <w:t>优先级也随目标变化。批量仿真先处理40.05%的渲染工作量和重复恢复；低延迟控制先满足动作块截止时间；云端VLM请求再按首输出前等待与输出阶段分组优化。这三组工作共享数据记录，但各自有清楚的主指标。〔L05–L07，E3〕</w:t>
-      </w:r>
-    </w:p>
-    <w:p>
-      <w:pPr>
-        <w:pStyle w:val="Heading2"/>
-        <w:pageBreakBefore w:val="0"/>
-      </w:pPr>
-      <w:r>
-        <w:t>6.5  按失败类型组合 VLM JEV VLA 和 WAM</w:t>
-      </w:r>
-    </w:p>
-    <w:p>
-      <w:pPr>
-        <w:spacing w:after="140"/>
-      </w:pPr>
-      <w:r>
-        <w:rPr>
-          <w:rFonts w:ascii="Arial" w:hAnsi="Arial" w:eastAsia="Hiragino Sans GB" w:cs="Arial"/>
-          <w:b w:val="0"/>
-          <w:bCs w:val="0"/>
-          <w:color w:val="000000"/>
-        </w:rPr>
-        <w:t>现有实验记录了目标混淆、抓持误判、重复选择无进展技能，以及接触和放置失败。前三类问题分别对应状态判断、技能选择与执行检查；抓空和放置偏差还提供了一组可用于检验预测模块的难例。融合架构先围绕这些已记录的问题分工，再逐项测量新增模块的收益与成本。〔L02–L09，E3〕</w:t>
-      </w:r>
-    </w:p>
-    <w:p>
-      <w:pPr>
-        <w:keepNext/>
-        <w:spacing w:after="80"/>
-      </w:pPr>
-      <w:r>
-        <w:rPr>
-          <w:rFonts w:ascii="Arial" w:hAnsi="Arial" w:eastAsia="Hiragino Sans GB" w:cs="Arial"/>
-          <w:b/>
-          <w:bCs/>
-          <w:color w:val="000000"/>
-          <w:sz w:val="19"/>
-        </w:rPr>
-        <w:t>表 27</w:t>
-      </w:r>
-    </w:p>
-    <w:tbl>
-      <w:tblPr>
-        <w:tblW w:type="auto" w:w="0"/>
-        <w:jc w:val="center"/>
-        <w:tblLayout w:type="fixed"/>
-        <w:tblLook w:firstColumn="1" w:firstRow="1" w:lastColumn="0" w:lastRow="0" w:noHBand="0" w:noVBand="1" w:val="04A0"/>
-        <w:tblBorders>
-          <w:top w:val="single" w:sz="4" w:color="D9D9D9"/>
-          <w:bottom w:val="single" w:sz="4" w:color="D9D9D9"/>
-          <w:left w:val="single" w:sz="4" w:color="D9D9D9"/>
-          <w:right w:val="single" w:sz="4" w:color="D9D9D9"/>
-          <w:insideH w:val="single" w:sz="4" w:color="D9D9D9"/>
-          <w:insideV w:val="single" w:sz="4" w:color="D9D9D9"/>
-        </w:tblBorders>
-      </w:tblPr>
-      <w:tblGrid>
-        <w:gridCol w:w="2016"/>
-        <w:gridCol w:w="2750"/>
-        <w:gridCol w:w="2750"/>
-        <w:gridCol w:w="2621"/>
-      </w:tblGrid>
-      <w:tr>
-        <w:trPr>
-          <w:cantSplit/>
-          <w:tblHeader/>
-        </w:trPr>
-        <w:tc>
-          <w:tcPr>
-            <w:tcW w:type="dxa" w:w="2016"/>
-            <w:vAlign w:val="center"/>
-            <w:shd w:fill="343A40"/>
-            <w:tcMar>
-              <w:top w:w="85" w:type="dxa"/>
-              <w:bottom w:w="85" w:type="dxa"/>
-              <w:left w:w="100" w:type="dxa"/>
-              <w:right w:w="100" w:type="dxa"/>
-            </w:tcMar>
-          </w:tcPr>
-          <w:p>
-            <w:pPr>
-              <w:keepNext/>
-              <w:spacing w:after="0" w:before="0" w:line="259" w:lineRule="auto"/>
-              <w:jc w:val="left"/>
-            </w:pPr>
-            <w:r>
-              <w:rPr>
-                <w:rFonts w:ascii="Arial" w:hAnsi="Arial" w:eastAsia="Hiragino Sans GB" w:cs="Arial"/>
-                <w:b/>
-                <w:bCs/>
-                <w:color w:val="FFFFFF"/>
-                <w:sz w:val="19"/>
-              </w:rPr>
-              <w:t>模块</w:t>
-            </w:r>
-          </w:p>
-        </w:tc>
-        <w:tc>
-          <w:tcPr>
-            <w:tcW w:type="dxa" w:w="2750"/>
-            <w:vAlign w:val="center"/>
-            <w:shd w:fill="343A40"/>
-            <w:tcMar>
-              <w:top w:w="85" w:type="dxa"/>
-              <w:bottom w:w="85" w:type="dxa"/>
-              <w:left w:w="100" w:type="dxa"/>
-              <w:right w:w="100" w:type="dxa"/>
-            </w:tcMar>
-          </w:tcPr>
-          <w:p>
-            <w:pPr>
-              <w:keepNext/>
-              <w:spacing w:after="0" w:before="0" w:line="259" w:lineRule="auto"/>
-              <w:jc w:val="left"/>
-            </w:pPr>
-            <w:r>
-              <w:rPr>
-                <w:rFonts w:ascii="Arial" w:hAnsi="Arial" w:eastAsia="Hiragino Sans GB" w:cs="Arial"/>
-                <w:b/>
-                <w:bCs/>
-                <w:color w:val="FFFFFF"/>
-                <w:sz w:val="19"/>
-              </w:rPr>
-              <w:t>对应已有实验中的问题</w:t>
-            </w:r>
-          </w:p>
-        </w:tc>
-        <w:tc>
-          <w:tcPr>
-            <w:tcW w:type="dxa" w:w="2750"/>
-            <w:vAlign w:val="center"/>
-            <w:shd w:fill="343A40"/>
-            <w:tcMar>
-              <w:top w:w="85" w:type="dxa"/>
-              <w:bottom w:w="85" w:type="dxa"/>
-              <w:left w:w="100" w:type="dxa"/>
-              <w:right w:w="100" w:type="dxa"/>
-            </w:tcMar>
-          </w:tcPr>
-          <w:p>
-            <w:pPr>
-              <w:keepNext/>
-              <w:spacing w:after="0" w:before="0" w:line="259" w:lineRule="auto"/>
-              <w:jc w:val="left"/>
-            </w:pPr>
-            <w:r>
-              <w:rPr>
-                <w:rFonts w:ascii="Arial" w:hAnsi="Arial" w:eastAsia="Hiragino Sans GB" w:cs="Arial"/>
-                <w:b/>
-                <w:bCs/>
-                <w:color w:val="FFFFFF"/>
-                <w:sz w:val="19"/>
-              </w:rPr>
-              <w:t>在首轮系统中的工作</w:t>
-            </w:r>
-          </w:p>
-        </w:tc>
-        <w:tc>
-          <w:tcPr>
-            <w:tcW w:type="dxa" w:w="2621"/>
-            <w:vAlign w:val="center"/>
-            <w:shd w:fill="343A40"/>
-            <w:tcMar>
-              <w:top w:w="85" w:type="dxa"/>
-              <w:bottom w:w="85" w:type="dxa"/>
-              <w:left w:w="100" w:type="dxa"/>
-              <w:right w:w="100" w:type="dxa"/>
-            </w:tcMar>
-          </w:tcPr>
-          <w:p>
-            <w:pPr>
-              <w:keepNext/>
-              <w:spacing w:after="0" w:before="0" w:line="259" w:lineRule="auto"/>
-              <w:jc w:val="left"/>
-            </w:pPr>
-            <w:r>
-              <w:rPr>
-                <w:rFonts w:ascii="Arial" w:hAnsi="Arial" w:eastAsia="Hiragino Sans GB" w:cs="Arial"/>
-                <w:b/>
-                <w:bCs/>
-                <w:color w:val="FFFFFF"/>
-                <w:sz w:val="19"/>
-              </w:rPr>
-              <w:t>单独评价</w:t>
-            </w:r>
-          </w:p>
-        </w:tc>
-      </w:tr>
-      <w:tr>
-        <w:trPr>
-          <w:cantSplit/>
-        </w:trPr>
-        <w:tc>
-          <w:tcPr>
-            <w:tcW w:type="dxa" w:w="2016"/>
-            <w:vAlign w:val="center"/>
-            <w:shd w:fill="FFFFFF"/>
-            <w:tcMar>
-              <w:top w:w="85" w:type="dxa"/>
-              <w:bottom w:w="85" w:type="dxa"/>
-              <w:left w:w="100" w:type="dxa"/>
-              <w:right w:w="100" w:type="dxa"/>
-            </w:tcMar>
-          </w:tcPr>
-          <w:p>
-            <w:pPr>
-              <w:keepNext/>
-              <w:spacing w:after="0" w:before="0" w:line="259" w:lineRule="auto"/>
-              <w:jc w:val="left"/>
-            </w:pPr>
-            <w:r>
-              <w:rPr>
-                <w:rFonts w:ascii="Arial" w:hAnsi="Arial" w:eastAsia="Hiragino Sans GB" w:cs="Arial"/>
-                <w:b w:val="0"/>
-                <w:bCs w:val="0"/>
-                <w:color w:val="000000"/>
-                <w:sz w:val="19"/>
-              </w:rPr>
-              <w:t>VLM</w:t>
-            </w:r>
-          </w:p>
-        </w:tc>
-        <w:tc>
-          <w:tcPr>
-            <w:tcW w:type="dxa" w:w="2750"/>
-            <w:vAlign w:val="center"/>
-            <w:shd w:fill="FFFFFF"/>
-            <w:tcMar>
-              <w:top w:w="85" w:type="dxa"/>
-              <w:bottom w:w="85" w:type="dxa"/>
-              <w:left w:w="100" w:type="dxa"/>
-              <w:right w:w="100" w:type="dxa"/>
-            </w:tcMar>
-          </w:tcPr>
-          <w:p>
-            <w:pPr>
-              <w:keepNext/>
-              <w:spacing w:after="0" w:before="0" w:line="259" w:lineRule="auto"/>
-              <w:jc w:val="left"/>
-            </w:pPr>
-            <w:r>
-              <w:rPr>
-                <w:rFonts w:ascii="Arial" w:hAnsi="Arial" w:eastAsia="Hiragino Sans GB" w:cs="Arial"/>
-                <w:b w:val="0"/>
-                <w:bCs w:val="0"/>
-                <w:color w:val="000000"/>
-                <w:sz w:val="19"/>
-              </w:rPr>
-              <w:t>目标部件与任务阶段判断</w:t>
-            </w:r>
-          </w:p>
-        </w:tc>
-        <w:tc>
-          <w:tcPr>
-            <w:tcW w:type="dxa" w:w="2750"/>
-            <w:vAlign w:val="center"/>
-            <w:shd w:fill="FFFFFF"/>
-            <w:tcMar>
-              <w:top w:w="85" w:type="dxa"/>
-              <w:bottom w:w="85" w:type="dxa"/>
-              <w:left w:w="100" w:type="dxa"/>
-              <w:right w:w="100" w:type="dxa"/>
-            </w:tcMar>
-          </w:tcPr>
-          <w:p>
-            <w:pPr>
-              <w:keepNext/>
-              <w:spacing w:after="0" w:before="0" w:line="259" w:lineRule="auto"/>
-              <w:jc w:val="left"/>
-            </w:pPr>
-            <w:r>
-              <w:rPr>
-                <w:rFonts w:ascii="Arial" w:hAnsi="Arial" w:eastAsia="Hiragino Sans GB" w:cs="Arial"/>
-                <w:b w:val="0"/>
-                <w:bCs w:val="0"/>
-                <w:color w:val="000000"/>
-                <w:sz w:val="19"/>
-              </w:rPr>
-              <w:t>根据观测生成状态、子目标和异常说明</w:t>
-            </w:r>
-          </w:p>
-        </w:tc>
-        <w:tc>
-          <w:tcPr>
-            <w:tcW w:type="dxa" w:w="2621"/>
-            <w:vAlign w:val="center"/>
-            <w:shd w:fill="FFFFFF"/>
-            <w:tcMar>
-              <w:top w:w="85" w:type="dxa"/>
-              <w:bottom w:w="85" w:type="dxa"/>
-              <w:left w:w="100" w:type="dxa"/>
-              <w:right w:w="100" w:type="dxa"/>
-            </w:tcMar>
-          </w:tcPr>
-          <w:p>
-            <w:pPr>
-              <w:keepNext/>
-              <w:spacing w:after="0" w:before="0" w:line="259" w:lineRule="auto"/>
-              <w:jc w:val="left"/>
-            </w:pPr>
-            <w:r>
-              <w:rPr>
-                <w:rFonts w:ascii="Arial" w:hAnsi="Arial" w:eastAsia="Hiragino Sans GB" w:cs="Arial"/>
-                <w:b w:val="0"/>
-                <w:bCs w:val="0"/>
-                <w:color w:val="000000"/>
-                <w:sz w:val="19"/>
-              </w:rPr>
-              <w:t>定位、状态与子目标正确率</w:t>
-            </w:r>
-          </w:p>
-        </w:tc>
-      </w:tr>
-      <w:tr>
-        <w:trPr>
-          <w:cantSplit/>
-        </w:trPr>
-        <w:tc>
-          <w:tcPr>
-            <w:tcW w:type="dxa" w:w="2016"/>
-            <w:vAlign w:val="center"/>
-            <w:shd w:fill="F3F4F5"/>
-            <w:tcMar>
-              <w:top w:w="85" w:type="dxa"/>
-              <w:bottom w:w="85" w:type="dxa"/>
-              <w:left w:w="100" w:type="dxa"/>
-              <w:right w:w="100" w:type="dxa"/>
-            </w:tcMar>
-          </w:tcPr>
-          <w:p>
-            <w:pPr>
-              <w:keepNext/>
-              <w:spacing w:after="0" w:before="0" w:line="259" w:lineRule="auto"/>
-              <w:jc w:val="left"/>
-            </w:pPr>
-            <w:r>
-              <w:rPr>
-                <w:rFonts w:ascii="Arial" w:hAnsi="Arial" w:eastAsia="Hiragino Sans GB" w:cs="Arial"/>
-                <w:b w:val="0"/>
-                <w:bCs w:val="0"/>
-                <w:color w:val="000000"/>
-                <w:sz w:val="19"/>
-              </w:rPr>
-              <w:t>JEV型选择器</w:t>
-            </w:r>
-          </w:p>
-        </w:tc>
-        <w:tc>
-          <w:tcPr>
-            <w:tcW w:type="dxa" w:w="2750"/>
-            <w:vAlign w:val="center"/>
-            <w:shd w:fill="F3F4F5"/>
-            <w:tcMar>
-              <w:top w:w="85" w:type="dxa"/>
-              <w:bottom w:w="85" w:type="dxa"/>
-              <w:left w:w="100" w:type="dxa"/>
-              <w:right w:w="100" w:type="dxa"/>
-            </w:tcMar>
-          </w:tcPr>
-          <w:p>
-            <w:pPr>
-              <w:keepNext/>
-              <w:spacing w:after="0" w:before="0" w:line="259" w:lineRule="auto"/>
-              <w:jc w:val="left"/>
-            </w:pPr>
-            <w:r>
-              <w:rPr>
-                <w:rFonts w:ascii="Arial" w:hAnsi="Arial" w:eastAsia="Hiragino Sans GB" w:cs="Arial"/>
-                <w:b w:val="0"/>
-                <w:bCs w:val="0"/>
-                <w:color w:val="000000"/>
-                <w:sz w:val="19"/>
-              </w:rPr>
-              <w:t>重复选择无进展技能</w:t>
-            </w:r>
-          </w:p>
-        </w:tc>
-        <w:tc>
-          <w:tcPr>
-            <w:tcW w:type="dxa" w:w="2750"/>
-            <w:vAlign w:val="center"/>
-            <w:shd w:fill="F3F4F5"/>
-            <w:tcMar>
-              <w:top w:w="85" w:type="dxa"/>
-              <w:bottom w:w="85" w:type="dxa"/>
-              <w:left w:w="100" w:type="dxa"/>
-              <w:right w:w="100" w:type="dxa"/>
-            </w:tcMar>
-          </w:tcPr>
-          <w:p>
-            <w:pPr>
-              <w:keepNext/>
-              <w:spacing w:after="0" w:before="0" w:line="259" w:lineRule="auto"/>
-              <w:jc w:val="left"/>
-            </w:pPr>
-            <w:r>
-              <w:rPr>
-                <w:rFonts w:ascii="Arial" w:hAnsi="Arial" w:eastAsia="Hiragino Sans GB" w:cs="Arial"/>
-                <w:b w:val="0"/>
-                <w:bCs w:val="0"/>
-                <w:color w:val="000000"/>
-                <w:sz w:val="19"/>
-              </w:rPr>
-              <w:t>从共同候选中选择继续、重定位或恢复</w:t>
-            </w:r>
-          </w:p>
-        </w:tc>
-        <w:tc>
-          <w:tcPr>
-            <w:tcW w:type="dxa" w:w="2621"/>
-            <w:vAlign w:val="center"/>
-            <w:shd w:fill="F3F4F5"/>
-            <w:tcMar>
-              <w:top w:w="85" w:type="dxa"/>
-              <w:bottom w:w="85" w:type="dxa"/>
-              <w:left w:w="100" w:type="dxa"/>
-              <w:right w:w="100" w:type="dxa"/>
-            </w:tcMar>
-          </w:tcPr>
-          <w:p>
-            <w:pPr>
-              <w:keepNext/>
-              <w:spacing w:after="0" w:before="0" w:line="259" w:lineRule="auto"/>
-              <w:jc w:val="left"/>
-            </w:pPr>
-            <w:r>
-              <w:rPr>
-                <w:rFonts w:ascii="Arial" w:hAnsi="Arial" w:eastAsia="Hiragino Sans GB" w:cs="Arial"/>
-                <w:b w:val="0"/>
-                <w:bCs w:val="0"/>
-                <w:color w:val="000000"/>
-                <w:sz w:val="19"/>
-              </w:rPr>
-              <w:t>候选覆盖、选择正确率、选择延迟</w:t>
-            </w:r>
-          </w:p>
-        </w:tc>
-      </w:tr>
-      <w:tr>
-        <w:trPr>
-          <w:cantSplit/>
-        </w:trPr>
-        <w:tc>
-          <w:tcPr>
-            <w:tcW w:type="dxa" w:w="2016"/>
-            <w:vAlign w:val="center"/>
-            <w:shd w:fill="FFFFFF"/>
-            <w:tcMar>
-              <w:top w:w="85" w:type="dxa"/>
-              <w:bottom w:w="85" w:type="dxa"/>
-              <w:left w:w="100" w:type="dxa"/>
-              <w:right w:w="100" w:type="dxa"/>
-            </w:tcMar>
-          </w:tcPr>
-          <w:p>
-            <w:pPr>
-              <w:keepNext/>
-              <w:spacing w:after="0" w:before="0" w:line="259" w:lineRule="auto"/>
-              <w:jc w:val="left"/>
-            </w:pPr>
-            <w:r>
-              <w:rPr>
-                <w:rFonts w:ascii="Arial" w:hAnsi="Arial" w:eastAsia="Hiragino Sans GB" w:cs="Arial"/>
-                <w:b w:val="0"/>
-                <w:bCs w:val="0"/>
-                <w:color w:val="000000"/>
-                <w:sz w:val="19"/>
-              </w:rPr>
-              <w:t>VLA及解析控制器</w:t>
-            </w:r>
-          </w:p>
-        </w:tc>
-        <w:tc>
-          <w:tcPr>
-            <w:tcW w:type="dxa" w:w="2750"/>
-            <w:vAlign w:val="center"/>
-            <w:shd w:fill="FFFFFF"/>
-            <w:tcMar>
-              <w:top w:w="85" w:type="dxa"/>
-              <w:bottom w:w="85" w:type="dxa"/>
-              <w:left w:w="100" w:type="dxa"/>
-              <w:right w:w="100" w:type="dxa"/>
-            </w:tcMar>
-          </w:tcPr>
-          <w:p>
-            <w:pPr>
-              <w:keepNext/>
-              <w:spacing w:after="0" w:before="0" w:line="259" w:lineRule="auto"/>
-              <w:jc w:val="left"/>
-            </w:pPr>
-            <w:r>
-              <w:rPr>
-                <w:rFonts w:ascii="Arial" w:hAnsi="Arial" w:eastAsia="Hiragino Sans GB" w:cs="Arial"/>
-                <w:b w:val="0"/>
-                <w:bCs w:val="0"/>
-                <w:color w:val="000000"/>
-                <w:sz w:val="19"/>
-              </w:rPr>
-              <w:t>抓取、接触、移动和释放</w:t>
-            </w:r>
-          </w:p>
-        </w:tc>
-        <w:tc>
-          <w:tcPr>
-            <w:tcW w:type="dxa" w:w="2750"/>
-            <w:vAlign w:val="center"/>
-            <w:shd w:fill="FFFFFF"/>
-            <w:tcMar>
-              <w:top w:w="85" w:type="dxa"/>
-              <w:bottom w:w="85" w:type="dxa"/>
-              <w:left w:w="100" w:type="dxa"/>
-              <w:right w:w="100" w:type="dxa"/>
-            </w:tcMar>
-          </w:tcPr>
-          <w:p>
-            <w:pPr>
-              <w:keepNext/>
-              <w:spacing w:after="0" w:before="0" w:line="259" w:lineRule="auto"/>
-              <w:jc w:val="left"/>
-            </w:pPr>
-            <w:r>
-              <w:rPr>
-                <w:rFonts w:ascii="Arial" w:hAnsi="Arial" w:eastAsia="Hiragino Sans GB" w:cs="Arial"/>
-                <w:b w:val="0"/>
-                <w:bCs w:val="0"/>
-                <w:color w:val="000000"/>
-                <w:sz w:val="19"/>
-              </w:rPr>
-              <w:t>按子目标产生并执行连续动作</w:t>
-            </w:r>
-          </w:p>
-        </w:tc>
-        <w:tc>
-          <w:tcPr>
-            <w:tcW w:type="dxa" w:w="2621"/>
-            <w:vAlign w:val="center"/>
-            <w:shd w:fill="FFFFFF"/>
-            <w:tcMar>
-              <w:top w:w="85" w:type="dxa"/>
-              <w:bottom w:w="85" w:type="dxa"/>
-              <w:left w:w="100" w:type="dxa"/>
-              <w:right w:w="100" w:type="dxa"/>
-            </w:tcMar>
-          </w:tcPr>
-          <w:p>
-            <w:pPr>
-              <w:keepNext/>
-              <w:spacing w:after="0" w:before="0" w:line="259" w:lineRule="auto"/>
-              <w:jc w:val="left"/>
-            </w:pPr>
-            <w:r>
-              <w:rPr>
-                <w:rFonts w:ascii="Arial" w:hAnsi="Arial" w:eastAsia="Hiragino Sans GB" w:cs="Arial"/>
-                <w:b w:val="0"/>
-                <w:bCs w:val="0"/>
-                <w:color w:val="000000"/>
-                <w:sz w:val="19"/>
-              </w:rPr>
-              <w:t>技能成功、动作块延迟、衔接稳定</w:t>
-            </w:r>
-          </w:p>
-        </w:tc>
-      </w:tr>
-      <w:tr>
-        <w:trPr>
-          <w:cantSplit/>
-        </w:trPr>
-        <w:tc>
-          <w:tcPr>
-            <w:tcW w:type="dxa" w:w="2016"/>
-            <w:vAlign w:val="center"/>
-            <w:shd w:fill="F3F4F5"/>
-            <w:tcMar>
-              <w:top w:w="85" w:type="dxa"/>
-              <w:bottom w:w="85" w:type="dxa"/>
-              <w:left w:w="100" w:type="dxa"/>
-              <w:right w:w="100" w:type="dxa"/>
-            </w:tcMar>
-          </w:tcPr>
-          <w:p>
-            <w:pPr>
-              <w:keepNext/>
-              <w:spacing w:after="0" w:before="0" w:line="259" w:lineRule="auto"/>
-              <w:jc w:val="left"/>
-            </w:pPr>
-            <w:r>
-              <w:rPr>
-                <w:rFonts w:ascii="Arial" w:hAnsi="Arial" w:eastAsia="Hiragino Sans GB" w:cs="Arial"/>
-                <w:b w:val="0"/>
-                <w:bCs w:val="0"/>
-                <w:color w:val="000000"/>
-                <w:sz w:val="19"/>
-              </w:rPr>
-              <w:t>WAM与评价模块</w:t>
-            </w:r>
-          </w:p>
-        </w:tc>
-        <w:tc>
-          <w:tcPr>
-            <w:tcW w:type="dxa" w:w="2750"/>
-            <w:vAlign w:val="center"/>
-            <w:shd w:fill="F3F4F5"/>
-            <w:tcMar>
-              <w:top w:w="85" w:type="dxa"/>
-              <w:bottom w:w="85" w:type="dxa"/>
-              <w:left w:w="100" w:type="dxa"/>
-              <w:right w:w="100" w:type="dxa"/>
-            </w:tcMar>
-          </w:tcPr>
-          <w:p>
-            <w:pPr>
-              <w:keepNext/>
-              <w:spacing w:after="0" w:before="0" w:line="259" w:lineRule="auto"/>
-              <w:jc w:val="left"/>
-            </w:pPr>
-            <w:r>
-              <w:rPr>
-                <w:rFonts w:ascii="Arial" w:hAnsi="Arial" w:eastAsia="Hiragino Sans GB" w:cs="Arial"/>
-                <w:b w:val="0"/>
-                <w:bCs w:val="0"/>
-                <w:color w:val="000000"/>
-                <w:sz w:val="19"/>
-              </w:rPr>
-              <w:t>候选动作的后果难以判断</w:t>
-            </w:r>
-          </w:p>
-        </w:tc>
-        <w:tc>
-          <w:tcPr>
-            <w:tcW w:type="dxa" w:w="2750"/>
-            <w:vAlign w:val="center"/>
-            <w:shd w:fill="F3F4F5"/>
-            <w:tcMar>
-              <w:top w:w="85" w:type="dxa"/>
-              <w:bottom w:w="85" w:type="dxa"/>
-              <w:left w:w="100" w:type="dxa"/>
-              <w:right w:w="100" w:type="dxa"/>
-            </w:tcMar>
-          </w:tcPr>
-          <w:p>
-            <w:pPr>
-              <w:keepNext/>
-              <w:spacing w:after="0" w:before="0" w:line="259" w:lineRule="auto"/>
-              <w:jc w:val="left"/>
-            </w:pPr>
-            <w:r>
-              <w:rPr>
-                <w:rFonts w:ascii="Arial" w:hAnsi="Arial" w:eastAsia="Hiragino Sans GB" w:cs="Arial"/>
-                <w:b w:val="0"/>
-                <w:bCs w:val="0"/>
-                <w:color w:val="000000"/>
-                <w:sz w:val="19"/>
-              </w:rPr>
-              <w:t>预测动作条件下的状态变化，再评价候选</w:t>
-            </w:r>
-          </w:p>
-        </w:tc>
-        <w:tc>
-          <w:tcPr>
-            <w:tcW w:type="dxa" w:w="2621"/>
-            <w:vAlign w:val="center"/>
-            <w:shd w:fill="F3F4F5"/>
-            <w:tcMar>
-              <w:top w:w="85" w:type="dxa"/>
-              <w:bottom w:w="85" w:type="dxa"/>
-              <w:left w:w="100" w:type="dxa"/>
-              <w:right w:w="100" w:type="dxa"/>
-            </w:tcMar>
-          </w:tcPr>
-          <w:p>
-            <w:pPr>
-              <w:keepNext/>
-              <w:spacing w:after="0" w:before="0" w:line="259" w:lineRule="auto"/>
-              <w:jc w:val="left"/>
-            </w:pPr>
-            <w:r>
-              <w:rPr>
-                <w:rFonts w:ascii="Arial" w:hAnsi="Arial" w:eastAsia="Hiragino Sans GB" w:cs="Arial"/>
-                <w:b w:val="0"/>
-                <w:bCs w:val="0"/>
-                <w:color w:val="000000"/>
-                <w:sz w:val="19"/>
-              </w:rPr>
-              <w:t>预测误差、选对动作的增益、额外耗时</w:t>
-            </w:r>
-          </w:p>
-        </w:tc>
-      </w:tr>
-    </w:tbl>
-    <w:p>
-      <w:pPr>
-        <w:spacing w:after="180" w:line="269" w:lineRule="auto"/>
-      </w:pPr>
-      <w:r>
-        <w:rPr>
-          <w:rFonts w:ascii="Arial" w:hAnsi="Arial" w:eastAsia="Hiragino Sans GB" w:cs="Arial"/>
-          <w:b w:val="0"/>
-          <w:bCs w:val="0"/>
-          <w:color w:val="555555"/>
-          <w:sz w:val="18"/>
-        </w:rPr>
-        <w:t>模块安排为E3设计。WAM可联合建模视频与动作；预测与价值评价分别记录，评价由相应头或evaluator接口提供。</w:t>
-      </w:r>
-    </w:p>
-    <w:p>
-      <w:pPr>
-        <w:spacing w:after="140"/>
-      </w:pPr>
-      <w:r>
-        <w:rPr>
-          <w:rFonts w:ascii="Arial" w:hAnsi="Arial" w:eastAsia="Hiragino Sans GB" w:cs="Arial"/>
-          <w:b w:val="0"/>
-          <w:bCs w:val="0"/>
-          <w:color w:val="000000"/>
-        </w:rPr>
-        <w:t>首轮由 VLM 确定子目标，规则或 JEV 选择技能，VLA 执行，WAM 在旁路预测所选动作的结果。先比较预测与真实下一状态；再在可重置的同一状态下执行不同候选，检查预测排序是否与实际效果一致。这项对照显示选择质量提高后，再将预测结果用于在线决策，并记录它新增的等待。〔E3，实验设计〕</w:t>
-      </w:r>
-    </w:p>
-    <w:p>
-      <w:pPr>
-        <w:spacing w:after="140"/>
-      </w:pPr>
-      <w:r>
-        <w:rPr>
-          <w:rFonts w:ascii="Arial" w:hAnsi="Arial" w:eastAsia="Hiragino Sans GB" w:cs="Arial"/>
-          <w:b w:val="0"/>
-          <w:bCs w:val="0"/>
-          <w:color w:val="000000"/>
-        </w:rPr>
-        <w:t>这也解释了low think、JEV和分层VLA的关系。low think调整一次模型调用的思考预算；JEV替换有限候选的选择环节；分层VLA把连续执行交给低层，改变高层需要介入的次数。三者可以组合，但先分别测清正确率、调用数和完整耗时，再决定采用哪些部分。〔L03、L07、L09，E3〕</w:t>
-      </w:r>
-    </w:p>
-    <w:p>
-      <w:pPr>
-        <w:pStyle w:val="Heading2"/>
-        <w:pageBreakBefore w:val="0"/>
-      </w:pPr>
-      <w:r>
-        <w:t>6.6  用Motus工程结果支撑联合后训练实验</w:t>
-      </w:r>
-    </w:p>
-    <w:p>
-      <w:pPr>
-        <w:spacing w:after="140"/>
-      </w:pPr>
-      <w:r>
-        <w:rPr>
-          <w:rFonts w:ascii="Arial" w:hAnsi="Arial" w:eastAsia="Hiragino Sans GB" w:cs="Arial"/>
-          <w:b w:val="0"/>
-          <w:bCs w:val="0"/>
-          <w:color w:val="000000"/>
-        </w:rPr>
-        <w:t>模块化实验用于查明各部分的作用，共享表示的联合训练则研究这些能力能否在一个模型内部相互帮助。本周Motus工作已经提供工程起点：完整预训练基座约80.6亿参数，43,502,271个适配参数参与双卡FP32联合更新；连续10步以及从step9恢复重做step10的检查均通过。〔L16，E3转引〕</w:t>
-      </w:r>
-    </w:p>
-    <w:p>
-      <w:pPr>
-        <w:keepNext/>
-        <w:spacing w:after="80"/>
-      </w:pPr>
-      <w:r>
-        <w:rPr>
-          <w:rFonts w:ascii="Arial" w:hAnsi="Arial" w:eastAsia="Hiragino Sans GB" w:cs="Arial"/>
-          <w:b/>
-          <w:bCs/>
-          <w:color w:val="000000"/>
-          <w:sz w:val="19"/>
-        </w:rPr>
-        <w:t>表 28</w:t>
-      </w:r>
-    </w:p>
-    <w:tbl>
-      <w:tblPr>
-        <w:tblW w:type="auto" w:w="0"/>
-        <w:jc w:val="center"/>
-        <w:tblLayout w:type="fixed"/>
-        <w:tblLook w:firstColumn="1" w:firstRow="1" w:lastColumn="0" w:lastRow="0" w:noHBand="0" w:noVBand="1" w:val="04A0"/>
-        <w:tblBorders>
-          <w:top w:val="single" w:sz="4" w:color="D9D9D9"/>
-          <w:bottom w:val="single" w:sz="4" w:color="D9D9D9"/>
-          <w:left w:val="single" w:sz="4" w:color="D9D9D9"/>
-          <w:right w:val="single" w:sz="4" w:color="D9D9D9"/>
-          <w:insideH w:val="single" w:sz="4" w:color="D9D9D9"/>
-          <w:insideV w:val="single" w:sz="4" w:color="D9D9D9"/>
-        </w:tblBorders>
-      </w:tblPr>
-      <w:tblGrid>
         <w:gridCol w:w="2376"/>
         <w:gridCol w:w="7762"/>
       </w:tblGrid>
@@ -21837,7 +22116,7 @@
           <w:color w:val="555555"/>
           <w:sz w:val="18"/>
         </w:rPr>
-        <w:t>对应正文 1.1</w:t>
+        <w:t>对应正文 1.1、2.1</w:t>
       </w:r>
     </w:p>
     <w:p>
@@ -21884,7 +22163,7 @@
           <w:color w:val="000000"/>
           <w:sz w:val="21"/>
         </w:rPr>
-        <w:t>第 2 张  正文。用按加入日期排列的表展示官网快照：Astra 28.97/22.48%、PhysicalRSI 36.27/31.38%、VPP2 39.26/32.26%、EmbodiedEvo 45.08/38.95%，两列分别为Score/SR。旁边简注策略模型与Agent系统的提交类型，页脚写2026-10-16访问日期。</w:t>
+        <w:t>第 2 张  正文。从合并表 02 的 A 组提取按加入日期排列的官网快照：Astra 28.97/22.48%、PhysicalRSI 36.27/31.38%、VPP2 39.26/32.26%、EmbodiedEvo 45.08/38.95%，两列分别为Score/SR。旁边简注策略模型与Agent系统的提交类型，页脚写2026-10-16访问日期。</w:t>
       </w:r>
     </w:p>
     <w:p>
@@ -21940,7 +22219,7 @@
           <w:color w:val="000000"/>
           <w:sz w:val="21"/>
         </w:rPr>
-        <w:t>第 1 张  正文。以9月23日同seed表为主体：Astra、Sol medium、Sol ultra、Luna分别5/5、2/5、3/5、0/5；同步放平均决策数16.0/18.2/17.6/19.6及墙钟336.11/547.09/600.63/1969.76s。右侧小图补9月16日三家基线48/60停在阶段0–1，表注保留自动入碗与录像审核定义。</w:t>
+        <w:t>第 1 张  正文。从合并表 02 的 B/C 组提取两批 bowl 结果，以9月23日同seed批次为主体：Astra、Sol medium、Sol ultra、Luna分别5/5、2/5、3/5、0/5；同步放平均决策数16.0/18.2/17.6/19.6及墙钟336.11/547.09/600.63/1969.76s。右侧小图补9月16日三家基线48/60停在阶段0–1，表注保留自动入碗与录像审核定义。</w:t>
       </w:r>
     </w:p>
     <w:p>
@@ -24316,7 +24595,7 @@
         <w:color w:val="555555"/>
         <w:sz w:val="16"/>
       </w:rPr>
-      <w:t xml:space="preserve">v4.0  ·  </w:t>
+      <w:t xml:space="preserve">v4.1  ·  </w:t>
     </w:r>
     <w:fldSimple w:instr="PAGE"/>
   </w:p>
